--- a/courseware/LP-Claude Cowork Masterclass.docx
+++ b/courseware/LP-Claude Cowork Masterclass.docx
@@ -2,482 +2,17 @@
 <file path=word/document.xml><?xml version="1.0" encoding="utf-8"?>
 <w:document xmlns:wpc="http://schemas.microsoft.com/office/word/2010/wordprocessingCanvas" xmlns:mo="http://schemas.microsoft.com/office/mac/office/2008/main" xmlns:mc="http://schemas.openxmlformats.org/markup-compatibility/2006" xmlns:mv="urn:schemas-microsoft-com:mac:vml" xmlns:o="urn:schemas-microsoft-com:office:office" xmlns:r="http://schemas.openxmlformats.org/officeDocument/2006/relationships" xmlns:m="http://schemas.openxmlformats.org/officeDocument/2006/math" xmlns:v="urn:schemas-microsoft-com:vml" xmlns:wp14="http://schemas.microsoft.com/office/word/2010/wordprocessingDrawing" xmlns:wp="http://schemas.openxmlformats.org/drawingml/2006/wordprocessingDrawing" xmlns:w10="urn:schemas-microsoft-com:office:word" xmlns:w="http://schemas.openxmlformats.org/wordprocessingml/2006/main" xmlns:w14="http://schemas.microsoft.com/office/word/2010/wordml" xmlns:wpg="http://schemas.microsoft.com/office/word/2010/wordprocessingGroup" xmlns:wpi="http://schemas.microsoft.com/office/word/2010/wordprocessingInk" xmlns:wne="http://schemas.microsoft.com/office/word/2006/wordml" xmlns:wps="http://schemas.microsoft.com/office/word/2010/wordprocessingShape" mc:Ignorable="w14 wp14">
   <w:body>
-    <w:p/>
     <w:p>
       <w:pPr>
-        <w:jc w:val="center"/>
+        <w:pStyle w:val="Title"/>
       </w:pPr>
       <w:r>
-        <w:drawing>
-          <wp:inline xmlns:a="http://schemas.openxmlformats.org/drawingml/2006/main" xmlns:pic="http://schemas.openxmlformats.org/drawingml/2006/picture">
-            <wp:extent cx="1920240" cy="1920240"/>
-            <wp:docPr id="1" name="Picture 1"/>
-            <wp:cNvGraphicFramePr>
-              <a:graphicFrameLocks noChangeAspect="1"/>
-            </wp:cNvGraphicFramePr>
-            <a:graphic>
-              <a:graphicData uri="http://schemas.openxmlformats.org/drawingml/2006/picture">
-                <pic:pic>
-                  <pic:nvPicPr>
-                    <pic:cNvPr id="0" name="tertiary-infotech-logo.png"/>
-                    <pic:cNvPicPr/>
-                  </pic:nvPicPr>
-                  <pic:blipFill>
-                    <a:blip r:embed="rId9"/>
-                    <a:stretch>
-                      <a:fillRect/>
-                    </a:stretch>
-                  </pic:blipFill>
-                  <pic:spPr>
-                    <a:xfrm>
-                      <a:off x="0" y="0"/>
-                      <a:ext cx="1920240" cy="1920240"/>
-                    </a:xfrm>
-                    <a:prstGeom prst="rect"/>
-                  </pic:spPr>
-                </pic:pic>
-              </a:graphicData>
-            </a:graphic>
-          </wp:inline>
-        </w:drawing>
-      </w:r>
-    </w:p>
-    <w:p>
-      <w:pPr>
-        <w:spacing w:before="40" w:after="20"/>
-        <w:jc w:val="center"/>
-      </w:pPr>
-      <w:r>
-        <w:rPr>
-          <w:b/>
-          <w:color w:val="111827"/>
-          <w:sz w:val="26"/>
-        </w:rPr>
-        <w:t>Tertiary Infotech Academy Pte Ltd</w:t>
-      </w:r>
-    </w:p>
-    <w:p>
-      <w:pPr>
-        <w:spacing w:before="0" w:after="200"/>
-        <w:jc w:val="center"/>
-      </w:pPr>
-      <w:r>
-        <w:rPr>
-          <w:b w:val="0"/>
-          <w:color w:val="555B66"/>
-          <w:sz w:val="20"/>
-        </w:rPr>
-        <w:t>UEN: 201200696W</w:t>
-      </w:r>
-    </w:p>
-    <w:p>
-      <w:pPr>
-        <w:spacing w:before="0" w:after="80"/>
-        <w:jc w:val="center"/>
-      </w:pPr>
-      <w:r>
-        <w:rPr>
-          <w:b/>
-          <w:color w:val="1F6FEB"/>
-          <w:sz w:val="52"/>
-        </w:rPr>
-        <w:t>LESSON PLAN</w:t>
-      </w:r>
-    </w:p>
-    <w:p>
-      <w:pPr>
-        <w:spacing w:before="80" w:after="160"/>
-        <w:jc w:val="center"/>
-      </w:pPr>
-      <w:r>
-        <w:rPr>
-          <w:b w:val="0"/>
-          <w:color w:val="555B66"/>
-          <w:sz w:val="24"/>
-        </w:rPr>
-        <w:t>For</w:t>
-      </w:r>
-    </w:p>
-    <w:p>
-      <w:pPr>
-        <w:spacing w:before="80" w:after="40"/>
-        <w:jc w:val="center"/>
-      </w:pPr>
-      <w:r>
-        <w:rPr>
-          <w:b/>
-          <w:color w:val="111827"/>
-          <w:sz w:val="40"/>
-        </w:rPr>
-        <w:t>Claude Cowork Masterclass</w:t>
-      </w:r>
-    </w:p>
-    <w:p>
-      <w:pPr>
-        <w:spacing w:before="80" w:after="280"/>
-        <w:jc w:val="center"/>
-      </w:pPr>
-      <w:r>
-        <w:rPr>
-          <w:b w:val="0"/>
-          <w:color w:val="111827"/>
-          <w:sz w:val="24"/>
-        </w:rPr>
-        <w:t>Course Code: C1382</w:t>
-      </w:r>
-    </w:p>
-    <w:p>
-      <w:pPr>
-        <w:spacing w:before="0" w:after="40"/>
-        <w:jc w:val="center"/>
-      </w:pPr>
-      <w:r>
-        <w:rPr>
-          <w:b w:val="0"/>
-          <w:color w:val="555B66"/>
-          <w:sz w:val="22"/>
-        </w:rPr>
-        <w:t>Conducted by</w:t>
-      </w:r>
-    </w:p>
-    <w:p>
-      <w:pPr>
-        <w:spacing w:before="0" w:after="40"/>
-        <w:jc w:val="center"/>
-      </w:pPr>
-      <w:r>
-        <w:rPr>
-          <w:b/>
-          <w:color w:val="111827"/>
-          <w:sz w:val="26"/>
-        </w:rPr>
-        <w:t>Tertiary Infotech Academy Pte Ltd</w:t>
-      </w:r>
-    </w:p>
-    <w:p>
-      <w:pPr>
-        <w:spacing w:before="0" w:after="240"/>
-        <w:jc w:val="center"/>
-      </w:pPr>
-      <w:r>
-        <w:rPr>
-          <w:b w:val="0"/>
-          <w:color w:val="555B66"/>
-          <w:sz w:val="22"/>
-        </w:rPr>
-        <w:t>UEN: 201200696W</w:t>
-      </w:r>
-    </w:p>
-    <w:p>
-      <w:pPr>
-        <w:spacing w:before="0" w:after="80"/>
-        <w:jc w:val="center"/>
-      </w:pPr>
-      <w:r>
-        <w:rPr>
-          <w:b/>
-          <w:color w:val="1F6FEB"/>
-          <w:sz w:val="24"/>
-        </w:rPr>
-        <w:t>Version 1.0</w:t>
+        <w:t>Lesson Plan — Claude Cowork Masterclass (C1382)</w:t>
       </w:r>
     </w:p>
     <w:p>
       <w:r>
-        <w:br w:type="page"/>
-      </w:r>
-    </w:p>
-    <w:p>
-      <w:pPr>
-        <w:spacing w:after="120"/>
-      </w:pPr>
-      <w:r>
-        <w:rPr>
-          <w:b/>
-          <w:color w:val="111827"/>
-          <w:sz w:val="24"/>
-        </w:rPr>
-        <w:t>DOCUMENT VERSION CONTROL RECORD</w:t>
-      </w:r>
-    </w:p>
-    <w:tbl>
-      <w:tblPr>
-        <w:tblStyle w:val="TableGrid"/>
-        <w:tblW w:type="auto" w:w="0"/>
-        <w:jc w:val="center"/>
-        <w:tblLook w:firstColumn="1" w:firstRow="1" w:lastColumn="0" w:lastRow="0" w:noHBand="0" w:noVBand="1" w:val="04A0"/>
-      </w:tblPr>
-      <w:tblGrid>
-        <w:gridCol w:w="2160"/>
-        <w:gridCol w:w="2160"/>
-        <w:gridCol w:w="2160"/>
-        <w:gridCol w:w="2160"/>
-      </w:tblGrid>
-      <w:tr>
-        <w:tc>
-          <w:tcPr>
-            <w:tcW w:type="dxa" w:w="2160"/>
-            <w:shd w:val="clear" w:color="auto" w:fill="1F6FEB"/>
-          </w:tcPr>
-          <w:p>
-            <w:r/>
-            <w:r>
-              <w:rPr>
-                <w:b/>
-                <w:color w:val="FFFFFF"/>
-                <w:sz w:val="19"/>
-              </w:rPr>
-              <w:t>Version Number</w:t>
-            </w:r>
-          </w:p>
-        </w:tc>
-        <w:tc>
-          <w:tcPr>
-            <w:tcW w:type="dxa" w:w="2160"/>
-            <w:shd w:val="clear" w:color="auto" w:fill="1F6FEB"/>
-          </w:tcPr>
-          <w:p>
-            <w:r/>
-            <w:r>
-              <w:rPr>
-                <w:b/>
-                <w:color w:val="FFFFFF"/>
-                <w:sz w:val="19"/>
-              </w:rPr>
-              <w:t>Effective Date of Release</w:t>
-            </w:r>
-          </w:p>
-        </w:tc>
-        <w:tc>
-          <w:tcPr>
-            <w:tcW w:type="dxa" w:w="2160"/>
-            <w:shd w:val="clear" w:color="auto" w:fill="1F6FEB"/>
-          </w:tcPr>
-          <w:p>
-            <w:r/>
-            <w:r>
-              <w:rPr>
-                <w:b/>
-                <w:color w:val="FFFFFF"/>
-                <w:sz w:val="19"/>
-              </w:rPr>
-              <w:t>Summary of Included Changes</w:t>
-            </w:r>
-          </w:p>
-        </w:tc>
-        <w:tc>
-          <w:tcPr>
-            <w:tcW w:type="dxa" w:w="2160"/>
-            <w:shd w:val="clear" w:color="auto" w:fill="1F6FEB"/>
-          </w:tcPr>
-          <w:p>
-            <w:r/>
-            <w:r>
-              <w:rPr>
-                <w:b/>
-                <w:color w:val="FFFFFF"/>
-                <w:sz w:val="19"/>
-              </w:rPr>
-              <w:t>Author</w:t>
-            </w:r>
-          </w:p>
-        </w:tc>
-      </w:tr>
-      <w:tr>
-        <w:tc>
-          <w:tcPr>
-            <w:tcW w:type="dxa" w:w="2160"/>
-          </w:tcPr>
-          <w:p>
-            <w:r/>
-            <w:r>
-              <w:rPr>
-                <w:sz w:val="19"/>
-              </w:rPr>
-              <w:t>1.0</w:t>
-            </w:r>
-          </w:p>
-        </w:tc>
-        <w:tc>
-          <w:tcPr>
-            <w:tcW w:type="dxa" w:w="2160"/>
-          </w:tcPr>
-          <w:p>
-            <w:r/>
-            <w:r>
-              <w:rPr>
-                <w:sz w:val="19"/>
-              </w:rPr>
-              <w:t>3 August 2026</w:t>
-            </w:r>
-          </w:p>
-        </w:tc>
-        <w:tc>
-          <w:tcPr>
-            <w:tcW w:type="dxa" w:w="2160"/>
-          </w:tcPr>
-          <w:p>
-            <w:r/>
-            <w:r>
-              <w:rPr>
-                <w:sz w:val="19"/>
-              </w:rPr>
-              <w:t>Initial aligned release of the slide deck, Learner Guide, Lesson Plan, and three connected Northstar Operations labs.</w:t>
-            </w:r>
-          </w:p>
-        </w:tc>
-        <w:tc>
-          <w:tcPr>
-            <w:tcW w:type="dxa" w:w="2160"/>
-          </w:tcPr>
-          <w:p>
-            <w:r/>
-            <w:r>
-              <w:rPr>
-                <w:sz w:val="19"/>
-              </w:rPr>
-              <w:t>Course Trainer</w:t>
-            </w:r>
-          </w:p>
-        </w:tc>
-      </w:tr>
-    </w:tbl>
-    <w:p>
-      <w:r>
-        <w:br w:type="page"/>
-      </w:r>
-    </w:p>
-    <w:p>
-      <w:pPr>
-        <w:spacing w:after="120"/>
-      </w:pPr>
-      <w:r>
-        <w:rPr>
-          <w:b/>
-          <w:color w:val="111827"/>
-          <w:sz w:val="24"/>
-        </w:rPr>
-        <w:t>TABLE OF CONTENTS</w:t>
-      </w:r>
-    </w:p>
-    <w:p>
-      <w:pPr>
-        <w:tabs>
-          <w:tab w:pos="9072" w:val="right" w:leader="dot"/>
-        </w:tabs>
-        <w:spacing w:after="60"/>
-      </w:pPr>
-      <w:r>
-        <w:rPr>
-          <w:rFonts w:ascii="Arial" w:hAnsi="Arial"/>
-          <w:b/>
-          <w:color w:val="333333"/>
-          <w:sz w:val="22"/>
-        </w:rPr>
-        <w:t>Course Information</w:t>
-        <w:tab/>
-        <w:t>4</w:t>
-      </w:r>
-    </w:p>
-    <w:p>
-      <w:pPr>
-        <w:tabs>
-          <w:tab w:pos="9072" w:val="right" w:leader="dot"/>
-        </w:tabs>
-        <w:spacing w:after="60"/>
-      </w:pPr>
-      <w:r>
-        <w:rPr>
-          <w:rFonts w:ascii="Arial" w:hAnsi="Arial"/>
-          <w:b/>
-          <w:color w:val="333333"/>
-          <w:sz w:val="22"/>
-        </w:rPr>
-        <w:t>Learning Outcomes</w:t>
-        <w:tab/>
-        <w:t>4</w:t>
-      </w:r>
-    </w:p>
-    <w:p>
-      <w:pPr>
-        <w:tabs>
-          <w:tab w:pos="9072" w:val="right" w:leader="dot"/>
-        </w:tabs>
-        <w:spacing w:after="60"/>
-      </w:pPr>
-      <w:r>
-        <w:rPr>
-          <w:rFonts w:ascii="Arial" w:hAnsi="Arial"/>
-          <w:b/>
-          <w:color w:val="333333"/>
-          <w:sz w:val="22"/>
-        </w:rPr>
-        <w:t>Learning Reinforcement</w:t>
-        <w:tab/>
-        <w:t>4</w:t>
-      </w:r>
-    </w:p>
-    <w:p>
-      <w:pPr>
-        <w:tabs>
-          <w:tab w:pos="9072" w:val="right" w:leader="dot"/>
-        </w:tabs>
-        <w:spacing w:after="60"/>
-      </w:pPr>
-      <w:r>
-        <w:rPr>
-          <w:rFonts w:ascii="Arial" w:hAnsi="Arial"/>
-          <w:b/>
-          <w:color w:val="333333"/>
-          <w:sz w:val="22"/>
-        </w:rPr>
-        <w:t>Course Schedule</w:t>
-        <w:tab/>
-        <w:t>5</w:t>
-      </w:r>
-    </w:p>
-    <w:p>
-      <w:pPr>
-        <w:tabs>
-          <w:tab w:pos="9072" w:val="right" w:leader="dot"/>
-        </w:tabs>
-        <w:spacing w:after="60"/>
-        <w:ind w:left="432"/>
-      </w:pPr>
-      <w:r>
-        <w:rPr>
-          <w:rFonts w:ascii="Arial" w:hAnsi="Arial"/>
-          <w:b w:val="0"/>
-          <w:color w:val="333333"/>
-          <w:sz w:val="21"/>
-        </w:rPr>
-        <w:t>Day 1 — Delegate, produce, and operationalise work with Claude Cowork</w:t>
-        <w:tab/>
-        <w:t>5</w:t>
-      </w:r>
-    </w:p>
-    <w:p>
-      <w:pPr>
-        <w:tabs>
-          <w:tab w:pos="9072" w:val="right" w:leader="dot"/>
-        </w:tabs>
-        <w:spacing w:after="60"/>
-      </w:pPr>
-      <w:r>
-        <w:rPr>
-          <w:rFonts w:ascii="Arial" w:hAnsi="Arial"/>
-          <w:b/>
-          <w:color w:val="333333"/>
-          <w:sz w:val="22"/>
-        </w:rPr>
-        <w:t>Lab Reference (aligned to course topics)</w:t>
-        <w:tab/>
-        <w:t>5</w:t>
-      </w:r>
-    </w:p>
-    <w:p>
-      <w:r>
-        <w:br w:type="page"/>
+        <w:t>v2.0 · 15 September 2026 · One day · 7.5 instructional hours plus 30 minutes tea breaks and 60 minutes lunch.</w:t>
       </w:r>
     </w:p>
     <w:p>
@@ -485,1075 +20,7 @@
         <w:pStyle w:val="Heading1"/>
       </w:pPr>
       <w:r>
-        <w:t>Course Information</w:t>
-      </w:r>
-    </w:p>
-    <w:tbl>
-      <w:tblPr>
-        <w:tblStyle w:val="TableGrid"/>
-        <w:tblW w:type="auto" w:w="0"/>
-        <w:tblLook w:firstColumn="1" w:firstRow="1" w:lastColumn="0" w:lastRow="0" w:noHBand="0" w:noVBand="1" w:val="04A0"/>
-      </w:tblPr>
-      <w:tblGrid>
-        <w:gridCol w:w="4320"/>
-        <w:gridCol w:w="4320"/>
-      </w:tblGrid>
-      <w:tr>
-        <w:tc>
-          <w:tcPr>
-            <w:tcW w:type="dxa" w:w="4320"/>
-            <w:shd w:val="clear" w:color="auto" w:fill="E8F0FE"/>
-          </w:tcPr>
-          <w:p>
-            <w:r/>
-            <w:r>
-              <w:rPr>
-                <w:b/>
-                <w:sz w:val="20"/>
-              </w:rPr>
-              <w:t>Course Title</w:t>
-            </w:r>
-          </w:p>
-        </w:tc>
-        <w:tc>
-          <w:tcPr>
-            <w:tcW w:type="dxa" w:w="4320"/>
-          </w:tcPr>
-          <w:p>
-            <w:r/>
-            <w:r>
-              <w:rPr>
-                <w:sz w:val="20"/>
-              </w:rPr>
-              <w:t>Claude Cowork Masterclass</w:t>
-            </w:r>
-          </w:p>
-        </w:tc>
-      </w:tr>
-      <w:tr>
-        <w:tc>
-          <w:tcPr>
-            <w:tcW w:type="dxa" w:w="4320"/>
-            <w:shd w:val="clear" w:color="auto" w:fill="E8F0FE"/>
-          </w:tcPr>
-          <w:p>
-            <w:r/>
-            <w:r>
-              <w:rPr>
-                <w:b/>
-                <w:sz w:val="20"/>
-              </w:rPr>
-              <w:t>Course Reference</w:t>
-            </w:r>
-          </w:p>
-        </w:tc>
-        <w:tc>
-          <w:tcPr>
-            <w:tcW w:type="dxa" w:w="4320"/>
-          </w:tcPr>
-          <w:p>
-            <w:r/>
-            <w:r>
-              <w:rPr>
-                <w:sz w:val="20"/>
-              </w:rPr>
-              <w:t>C1382</w:t>
-            </w:r>
-          </w:p>
-        </w:tc>
-      </w:tr>
-      <w:tr>
-        <w:tc>
-          <w:tcPr>
-            <w:tcW w:type="dxa" w:w="4320"/>
-            <w:shd w:val="clear" w:color="auto" w:fill="E8F0FE"/>
-          </w:tcPr>
-          <w:p>
-            <w:r/>
-            <w:r>
-              <w:rPr>
-                <w:b/>
-                <w:sz w:val="20"/>
-              </w:rPr>
-              <w:t>Training Provider</w:t>
-            </w:r>
-          </w:p>
-        </w:tc>
-        <w:tc>
-          <w:tcPr>
-            <w:tcW w:type="dxa" w:w="4320"/>
-          </w:tcPr>
-          <w:p>
-            <w:r/>
-            <w:r>
-              <w:rPr>
-                <w:sz w:val="20"/>
-              </w:rPr>
-              <w:t>Tertiary Infotech Academy Pte Ltd  (UEN 201200696W)</w:t>
-            </w:r>
-          </w:p>
-        </w:tc>
-      </w:tr>
-      <w:tr>
-        <w:tc>
-          <w:tcPr>
-            <w:tcW w:type="dxa" w:w="4320"/>
-            <w:shd w:val="clear" w:color="auto" w:fill="E8F0FE"/>
-          </w:tcPr>
-          <w:p>
-            <w:r/>
-            <w:r>
-              <w:rPr>
-                <w:b/>
-                <w:sz w:val="20"/>
-              </w:rPr>
-              <w:t>Duration</w:t>
-            </w:r>
-          </w:p>
-        </w:tc>
-        <w:tc>
-          <w:tcPr>
-            <w:tcW w:type="dxa" w:w="4320"/>
-          </w:tcPr>
-          <w:p>
-            <w:r/>
-            <w:r>
-              <w:rPr>
-                <w:sz w:val="20"/>
-              </w:rPr>
-              <w:t>1 day · 7 instructional hours · 7.5 clock hours including tea breaks</w:t>
-            </w:r>
-          </w:p>
-        </w:tc>
-      </w:tr>
-      <w:tr>
-        <w:tc>
-          <w:tcPr>
-            <w:tcW w:type="dxa" w:w="4320"/>
-            <w:shd w:val="clear" w:color="auto" w:fill="E8F0FE"/>
-          </w:tcPr>
-          <w:p>
-            <w:r/>
-            <w:r>
-              <w:rPr>
-                <w:b/>
-                <w:sz w:val="20"/>
-              </w:rPr>
-              <w:t>Daily Timing</w:t>
-            </w:r>
-          </w:p>
-        </w:tc>
-        <w:tc>
-          <w:tcPr>
-            <w:tcW w:type="dxa" w:w="4320"/>
-          </w:tcPr>
-          <w:p>
-            <w:r/>
-            <w:r>
-              <w:rPr>
-                <w:sz w:val="20"/>
-              </w:rPr>
-              <w:t>9:00 am - 5:30 pm (1-hour lunch; two 15-minute tea breaks included)</w:t>
-            </w:r>
-          </w:p>
-        </w:tc>
-      </w:tr>
-      <w:tr>
-        <w:tc>
-          <w:tcPr>
-            <w:tcW w:type="dxa" w:w="4320"/>
-            <w:shd w:val="clear" w:color="auto" w:fill="E8F0FE"/>
-          </w:tcPr>
-          <w:p>
-            <w:r/>
-            <w:r>
-              <w:rPr>
-                <w:b/>
-                <w:sz w:val="20"/>
-              </w:rPr>
-              <w:t>Mode</w:t>
-            </w:r>
-          </w:p>
-        </w:tc>
-        <w:tc>
-          <w:tcPr>
-            <w:tcW w:type="dxa" w:w="4320"/>
-          </w:tcPr>
-          <w:p>
-            <w:r/>
-            <w:r>
-              <w:rPr>
-                <w:sz w:val="20"/>
-              </w:rPr>
-              <w:t>Instructor-led, concept-first learning with connected hands-on labs</w:t>
-            </w:r>
-          </w:p>
-        </w:tc>
-      </w:tr>
-      <w:tr>
-        <w:tc>
-          <w:tcPr>
-            <w:tcW w:type="dxa" w:w="4320"/>
-            <w:shd w:val="clear" w:color="auto" w:fill="E8F0FE"/>
-          </w:tcPr>
-          <w:p>
-            <w:r/>
-            <w:r>
-              <w:rPr>
-                <w:b/>
-                <w:sz w:val="20"/>
-              </w:rPr>
-              <w:t>Trainer</w:t>
-            </w:r>
-          </w:p>
-        </w:tc>
-        <w:tc>
-          <w:tcPr>
-            <w:tcW w:type="dxa" w:w="4320"/>
-          </w:tcPr>
-          <w:p>
-            <w:r/>
-            <w:r>
-              <w:rPr>
-                <w:sz w:val="20"/>
-              </w:rPr>
-              <w:t>Course Trainer</w:t>
-            </w:r>
-          </w:p>
-        </w:tc>
-      </w:tr>
-    </w:tbl>
-    <w:p>
-      <w:pPr>
-        <w:pStyle w:val="Heading1"/>
-      </w:pPr>
-      <w:r>
-        <w:t>Learning Outcomes</w:t>
-      </w:r>
-    </w:p>
-    <w:p>
-      <w:r>
-        <w:t>On completion of this course, learners will be able to:</w:t>
-      </w:r>
-    </w:p>
-    <w:p>
-      <w:pPr>
-        <w:pStyle w:val="ListBullet"/>
-      </w:pPr>
-      <w:r>
-        <w:rPr>
-          <w:sz w:val="21"/>
-        </w:rPr>
-        <w:t>LO1: Explain Claude Cowork's agentic operating model, execution surfaces, connected-folder boundary, task lifecycle, permissions, and the human responsibilities that remain.</w:t>
-      </w:r>
-    </w:p>
-    <w:p>
-      <w:pPr>
-        <w:pStyle w:val="ListBullet"/>
-      </w:pPr>
-      <w:r>
-        <w:rPr>
-          <w:sz w:val="21"/>
-        </w:rPr>
-        <w:t>LO2: Set up a Cowork project, write an outcome-based task brief, run and monitor a bounded session, review its evidence, and recover from common setup or scope problems.</w:t>
-      </w:r>
-    </w:p>
-    <w:p>
-      <w:pPr>
-        <w:pStyle w:val="ListBullet"/>
-      </w:pPr>
-      <w:r>
-        <w:rPr>
-          <w:sz w:val="21"/>
-        </w:rPr>
-        <w:t>LO3: Use Cowork to organise synthetic files, analyse spreadsheet data, synthesise research and notes, and produce consistent document, spreadsheet, and presentation outputs with traceable sources.</w:t>
-      </w:r>
-    </w:p>
-    <w:p>
-      <w:pPr>
-        <w:pStyle w:val="ListBullet"/>
-      </w:pPr>
-      <w:r>
-        <w:rPr>
-          <w:sz w:val="21"/>
-        </w:rPr>
-        <w:t>LO4: Design and run a multi-step workflow that separates parallel workstreams from dependencies, uses integrations deliberately, and places human approval gates before consequential writes or sharing.</w:t>
-      </w:r>
-    </w:p>
-    <w:p>
-      <w:pPr>
-        <w:pStyle w:val="ListBullet"/>
-      </w:pPr>
-      <w:r>
-        <w:rPr>
-          <w:sz w:val="21"/>
-        </w:rPr>
-        <w:t>LO5: Convert a successful session into a reusable playbook with parameters, project instructions, quality checks, exception paths, ownership, security controls, and a practical team rollout plan.</w:t>
-      </w:r>
-    </w:p>
-    <w:p>
-      <w:pPr>
-        <w:pStyle w:val="Heading1"/>
-      </w:pPr>
-      <w:r>
-        <w:t>Learning Reinforcement</w:t>
-      </w:r>
-    </w:p>
-    <w:p>
-      <w:pPr>
-        <w:pStyle w:val="ListBullet"/>
-      </w:pPr>
-      <w:r>
-        <w:rPr>
-          <w:sz w:val="21"/>
-        </w:rPr>
-        <w:t>Every topic is followed by hands-on labs that learners complete on their own machine.</w:t>
-      </w:r>
-    </w:p>
-    <w:p>
-      <w:pPr>
-        <w:pStyle w:val="ListBullet"/>
-      </w:pPr>
-      <w:r>
-        <w:rPr>
-          <w:sz w:val="21"/>
-        </w:rPr>
-        <w:t>Each lab ends with a 'Test it' verification step so learners can confirm their own progress.</w:t>
-      </w:r>
-    </w:p>
-    <w:p>
-      <w:pPr>
-        <w:pStyle w:val="ListBullet"/>
-      </w:pPr>
-      <w:r>
-        <w:rPr>
-          <w:sz w:val="21"/>
-        </w:rPr>
-        <w:t>The trainer circulates during lab time to give individual feedback and unblock learners.</w:t>
-      </w:r>
-    </w:p>
-    <w:p>
-      <w:pPr>
-        <w:pStyle w:val="ListBullet"/>
-      </w:pPr>
-      <w:r>
-        <w:rPr>
-          <w:sz w:val="21"/>
-        </w:rPr>
-        <w:t>Each topic closes with a recap mapped back to the course learning outcomes.</w:t>
-      </w:r>
-    </w:p>
-    <w:p>
-      <w:pPr>
-        <w:pStyle w:val="Heading1"/>
-      </w:pPr>
-      <w:r>
-        <w:t>Course Schedule</w:t>
-      </w:r>
-    </w:p>
-    <w:p>
-      <w:pPr>
-        <w:pStyle w:val="Heading2"/>
-      </w:pPr>
-      <w:r>
-        <w:t>Day 1 — Delegate, produce, and operationalise work with Claude Cowork</w:t>
-      </w:r>
-    </w:p>
-    <w:tbl>
-      <w:tblPr>
-        <w:tblStyle w:val="TableGrid"/>
-        <w:tblW w:type="auto" w:w="0"/>
-        <w:jc w:val="center"/>
-        <w:tblLook w:firstColumn="1" w:firstRow="1" w:lastColumn="0" w:lastRow="0" w:noHBand="0" w:noVBand="1" w:val="04A0"/>
-      </w:tblPr>
-      <w:tblGrid>
-        <w:gridCol w:w="2880"/>
-        <w:gridCol w:w="2880"/>
-        <w:gridCol w:w="2880"/>
-      </w:tblGrid>
-      <w:tr>
-        <w:trPr>
-          <w:tblHeader w:val="true"/>
-        </w:trPr>
-        <w:tc>
-          <w:tcPr>
-            <w:tcW w:type="dxa" w:w="1656"/>
-            <w:shd w:val="clear" w:color="auto" w:fill="1F6FEB"/>
-          </w:tcPr>
-          <w:p>
-            <w:r/>
-            <w:r>
-              <w:rPr>
-                <w:rFonts w:ascii="Arial" w:hAnsi="Arial"/>
-                <w:b/>
-                <w:color w:val="FFFFFF"/>
-                <w:sz w:val="20"/>
-              </w:rPr>
-              <w:t>Time</w:t>
-            </w:r>
-          </w:p>
-        </w:tc>
-        <w:tc>
-          <w:tcPr>
-            <w:tcW w:type="dxa" w:w="1296"/>
-            <w:shd w:val="clear" w:color="auto" w:fill="1F6FEB"/>
-          </w:tcPr>
-          <w:p>
-            <w:r/>
-            <w:r>
-              <w:rPr>
-                <w:rFonts w:ascii="Arial" w:hAnsi="Arial"/>
-                <w:b/>
-                <w:color w:val="FFFFFF"/>
-                <w:sz w:val="20"/>
-              </w:rPr>
-              <w:t>Duration</w:t>
-            </w:r>
-          </w:p>
-        </w:tc>
-        <w:tc>
-          <w:tcPr>
-            <w:tcW w:type="dxa" w:w="6840"/>
-            <w:shd w:val="clear" w:color="auto" w:fill="1F6FEB"/>
-          </w:tcPr>
-          <w:p>
-            <w:r/>
-            <w:r>
-              <w:rPr>
-                <w:rFonts w:ascii="Arial" w:hAnsi="Arial"/>
-                <w:b/>
-                <w:color w:val="FFFFFF"/>
-                <w:sz w:val="20"/>
-              </w:rPr>
-              <w:t>Topic / Activity</w:t>
-            </w:r>
-          </w:p>
-        </w:tc>
-      </w:tr>
-      <w:tr>
-        <w:trPr>
-          <w:cantSplit w:val="true"/>
-        </w:trPr>
-        <w:tc>
-          <w:tcPr>
-            <w:tcW w:type="dxa" w:w="1656"/>
-            <w:shd w:val="clear" w:color="auto" w:fill="F3F5F8"/>
-          </w:tcPr>
-          <w:p>
-            <w:r/>
-            <w:r>
-              <w:rPr>
-                <w:rFonts w:ascii="Arial" w:hAnsi="Arial"/>
-                <w:b w:val="0"/>
-                <w:sz w:val="19"/>
-              </w:rPr>
-              <w:t>9:00–9:20</w:t>
-            </w:r>
-          </w:p>
-        </w:tc>
-        <w:tc>
-          <w:tcPr>
-            <w:tcW w:type="dxa" w:w="1296"/>
-            <w:shd w:val="clear" w:color="auto" w:fill="F3F5F8"/>
-          </w:tcPr>
-          <w:p>
-            <w:r/>
-            <w:r>
-              <w:rPr>
-                <w:rFonts w:ascii="Arial" w:hAnsi="Arial"/>
-                <w:b w:val="0"/>
-                <w:sz w:val="19"/>
-              </w:rPr>
-              <w:t>20 min</w:t>
-            </w:r>
-          </w:p>
-        </w:tc>
-        <w:tc>
-          <w:tcPr>
-            <w:tcW w:type="dxa" w:w="6840"/>
-            <w:shd w:val="clear" w:color="auto" w:fill="F3F5F8"/>
-          </w:tcPr>
-          <w:p>
-            <w:r/>
-            <w:r>
-              <w:rPr>
-                <w:rFonts w:ascii="Arial" w:hAnsi="Arial"/>
-                <w:b w:val="0"/>
-                <w:sz w:val="19"/>
-              </w:rPr>
-              <w:t>Welcome, course orientation, learning outcomes, working agreement, and synthetic-data scenario</w:t>
-            </w:r>
-          </w:p>
-        </w:tc>
-      </w:tr>
-      <w:tr>
-        <w:trPr>
-          <w:cantSplit w:val="true"/>
-        </w:trPr>
-        <w:tc>
-          <w:tcPr>
-            <w:tcW w:type="dxa" w:w="1656"/>
-            <w:shd w:val="clear" w:color="auto" w:fill="E8F0FE"/>
-          </w:tcPr>
-          <w:p>
-            <w:r/>
-            <w:r>
-              <w:rPr>
-                <w:rFonts w:ascii="Arial" w:hAnsi="Arial"/>
-                <w:b/>
-                <w:sz w:val="19"/>
-              </w:rPr>
-              <w:t>9:20–10:05</w:t>
-            </w:r>
-          </w:p>
-        </w:tc>
-        <w:tc>
-          <w:tcPr>
-            <w:tcW w:type="dxa" w:w="1296"/>
-            <w:shd w:val="clear" w:color="auto" w:fill="E8F0FE"/>
-          </w:tcPr>
-          <w:p>
-            <w:r/>
-            <w:r>
-              <w:rPr>
-                <w:rFonts w:ascii="Arial" w:hAnsi="Arial"/>
-                <w:b w:val="0"/>
-                <w:sz w:val="19"/>
-              </w:rPr>
-              <w:t>45 min</w:t>
-            </w:r>
-          </w:p>
-        </w:tc>
-        <w:tc>
-          <w:tcPr>
-            <w:tcW w:type="dxa" w:w="6840"/>
-            <w:shd w:val="clear" w:color="auto" w:fill="E8F0FE"/>
-          </w:tcPr>
-          <w:p>
-            <w:r/>
-            <w:r>
-              <w:rPr>
-                <w:rFonts w:ascii="Arial" w:hAnsi="Arial"/>
-                <w:b/>
-                <w:sz w:val="19"/>
-              </w:rPr>
-              <w:t>Topic 1 - Getting Started with Claude Cowork: operating model, setup, task briefs, permissions, monitoring, and review</w:t>
-            </w:r>
-          </w:p>
-        </w:tc>
-      </w:tr>
-      <w:tr>
-        <w:trPr>
-          <w:cantSplit w:val="true"/>
-        </w:trPr>
-        <w:tc>
-          <w:tcPr>
-            <w:tcW w:type="dxa" w:w="1656"/>
-            <w:shd w:val="clear" w:color="auto" w:fill="FFF4E5"/>
-          </w:tcPr>
-          <w:p>
-            <w:r/>
-            <w:r>
-              <w:rPr>
-                <w:rFonts w:ascii="Arial" w:hAnsi="Arial"/>
-                <w:b w:val="0"/>
-                <w:sz w:val="19"/>
-              </w:rPr>
-              <w:t>10:05–10:20</w:t>
-            </w:r>
-          </w:p>
-        </w:tc>
-        <w:tc>
-          <w:tcPr>
-            <w:tcW w:type="dxa" w:w="1296"/>
-            <w:shd w:val="clear" w:color="auto" w:fill="FFF4E5"/>
-          </w:tcPr>
-          <w:p>
-            <w:r/>
-            <w:r>
-              <w:rPr>
-                <w:rFonts w:ascii="Arial" w:hAnsi="Arial"/>
-                <w:b w:val="0"/>
-                <w:sz w:val="19"/>
-              </w:rPr>
-              <w:t>15 min</w:t>
-            </w:r>
-          </w:p>
-        </w:tc>
-        <w:tc>
-          <w:tcPr>
-            <w:tcW w:type="dxa" w:w="6840"/>
-            <w:shd w:val="clear" w:color="auto" w:fill="FFF4E5"/>
-          </w:tcPr>
-          <w:p>
-            <w:r/>
-            <w:r>
-              <w:rPr>
-                <w:rFonts w:ascii="Arial" w:hAnsi="Arial"/>
-                <w:b w:val="0"/>
-                <w:sz w:val="19"/>
-              </w:rPr>
-              <w:t>Tea break</w:t>
-            </w:r>
-          </w:p>
-        </w:tc>
-      </w:tr>
-      <w:tr>
-        <w:trPr>
-          <w:cantSplit w:val="true"/>
-        </w:trPr>
-        <w:tc>
-          <w:tcPr>
-            <w:tcW w:type="dxa" w:w="1656"/>
-          </w:tcPr>
-          <w:p>
-            <w:r/>
-            <w:r>
-              <w:rPr>
-                <w:rFonts w:ascii="Arial" w:hAnsi="Arial"/>
-                <w:b w:val="0"/>
-                <w:sz w:val="19"/>
-              </w:rPr>
-              <w:t>10:20–11:35</w:t>
-            </w:r>
-          </w:p>
-        </w:tc>
-        <w:tc>
-          <w:tcPr>
-            <w:tcW w:type="dxa" w:w="1296"/>
-          </w:tcPr>
-          <w:p>
-            <w:r/>
-            <w:r>
-              <w:rPr>
-                <w:rFonts w:ascii="Arial" w:hAnsi="Arial"/>
-                <w:b w:val="0"/>
-                <w:sz w:val="19"/>
-              </w:rPr>
-              <w:t>75 min</w:t>
-            </w:r>
-          </w:p>
-        </w:tc>
-        <w:tc>
-          <w:tcPr>
-            <w:tcW w:type="dxa" w:w="6840"/>
-          </w:tcPr>
-          <w:p>
-            <w:r/>
-            <w:r>
-              <w:rPr>
-                <w:rFonts w:ascii="Arial" w:hAnsi="Arial"/>
-                <w:b w:val="0"/>
-                <w:sz w:val="19"/>
-              </w:rPr>
-              <w:t>Hands-on: Lab 1: Delegate Your First Task to Claude Cowork</w:t>
-            </w:r>
-          </w:p>
-        </w:tc>
-      </w:tr>
-      <w:tr>
-        <w:trPr>
-          <w:cantSplit w:val="true"/>
-        </w:trPr>
-        <w:tc>
-          <w:tcPr>
-            <w:tcW w:type="dxa" w:w="1656"/>
-            <w:shd w:val="clear" w:color="auto" w:fill="E8F0FE"/>
-          </w:tcPr>
-          <w:p>
-            <w:r/>
-            <w:r>
-              <w:rPr>
-                <w:rFonts w:ascii="Arial" w:hAnsi="Arial"/>
-                <w:b/>
-                <w:sz w:val="19"/>
-              </w:rPr>
-              <w:t>11:35–12:20</w:t>
-            </w:r>
-          </w:p>
-        </w:tc>
-        <w:tc>
-          <w:tcPr>
-            <w:tcW w:type="dxa" w:w="1296"/>
-            <w:shd w:val="clear" w:color="auto" w:fill="E8F0FE"/>
-          </w:tcPr>
-          <w:p>
-            <w:r/>
-            <w:r>
-              <w:rPr>
-                <w:rFonts w:ascii="Arial" w:hAnsi="Arial"/>
-                <w:b w:val="0"/>
-                <w:sz w:val="19"/>
-              </w:rPr>
-              <w:t>45 min</w:t>
-            </w:r>
-          </w:p>
-        </w:tc>
-        <w:tc>
-          <w:tcPr>
-            <w:tcW w:type="dxa" w:w="6840"/>
-            <w:shd w:val="clear" w:color="auto" w:fill="E8F0FE"/>
-          </w:tcPr>
-          <w:p>
-            <w:r/>
-            <w:r>
-              <w:rPr>
-                <w:rFonts w:ascii="Arial" w:hAnsi="Arial"/>
-                <w:b/>
-                <w:sz w:val="19"/>
-              </w:rPr>
-              <w:t>Topic 2 - Automating Everyday Work with Cowork: file, document, spreadsheet, research, and multi-step workflow concepts</w:t>
-            </w:r>
-          </w:p>
-        </w:tc>
-      </w:tr>
-      <w:tr>
-        <w:trPr>
-          <w:cantSplit w:val="true"/>
-        </w:trPr>
-        <w:tc>
-          <w:tcPr>
-            <w:tcW w:type="dxa" w:w="1656"/>
-            <w:shd w:val="clear" w:color="auto" w:fill="FDE9D9"/>
-          </w:tcPr>
-          <w:p>
-            <w:r/>
-            <w:r>
-              <w:rPr>
-                <w:rFonts w:ascii="Arial" w:hAnsi="Arial"/>
-                <w:b w:val="0"/>
-                <w:sz w:val="19"/>
-              </w:rPr>
-              <w:t>12:20–13:20</w:t>
-            </w:r>
-          </w:p>
-        </w:tc>
-        <w:tc>
-          <w:tcPr>
-            <w:tcW w:type="dxa" w:w="1296"/>
-            <w:shd w:val="clear" w:color="auto" w:fill="FDE9D9"/>
-          </w:tcPr>
-          <w:p>
-            <w:r/>
-            <w:r>
-              <w:rPr>
-                <w:rFonts w:ascii="Arial" w:hAnsi="Arial"/>
-                <w:b w:val="0"/>
-                <w:sz w:val="19"/>
-              </w:rPr>
-              <w:t>60 min</w:t>
-            </w:r>
-          </w:p>
-        </w:tc>
-        <w:tc>
-          <w:tcPr>
-            <w:tcW w:type="dxa" w:w="6840"/>
-            <w:shd w:val="clear" w:color="auto" w:fill="FDE9D9"/>
-          </w:tcPr>
-          <w:p>
-            <w:r/>
-            <w:r>
-              <w:rPr>
-                <w:rFonts w:ascii="Arial" w:hAnsi="Arial"/>
-                <w:b w:val="0"/>
-                <w:sz w:val="19"/>
-              </w:rPr>
-              <w:t>Lunch break</w:t>
-            </w:r>
-          </w:p>
-        </w:tc>
-      </w:tr>
-      <w:tr>
-        <w:trPr>
-          <w:cantSplit w:val="true"/>
-        </w:trPr>
-        <w:tc>
-          <w:tcPr>
-            <w:tcW w:type="dxa" w:w="1656"/>
-          </w:tcPr>
-          <w:p>
-            <w:r/>
-            <w:r>
-              <w:rPr>
-                <w:rFonts w:ascii="Arial" w:hAnsi="Arial"/>
-                <w:b w:val="0"/>
-                <w:sz w:val="19"/>
-              </w:rPr>
-              <w:t>13:20–15:05</w:t>
-            </w:r>
-          </w:p>
-        </w:tc>
-        <w:tc>
-          <w:tcPr>
-            <w:tcW w:type="dxa" w:w="1296"/>
-          </w:tcPr>
-          <w:p>
-            <w:r/>
-            <w:r>
-              <w:rPr>
-                <w:rFonts w:ascii="Arial" w:hAnsi="Arial"/>
-                <w:b w:val="0"/>
-                <w:sz w:val="19"/>
-              </w:rPr>
-              <w:t>105 min</w:t>
-            </w:r>
-          </w:p>
-        </w:tc>
-        <w:tc>
-          <w:tcPr>
-            <w:tcW w:type="dxa" w:w="6840"/>
-          </w:tcPr>
-          <w:p>
-            <w:r/>
-            <w:r>
-              <w:rPr>
-                <w:rFonts w:ascii="Arial" w:hAnsi="Arial"/>
-                <w:b w:val="0"/>
-                <w:sz w:val="19"/>
-              </w:rPr>
-              <w:t>Hands-on: Lab 2: Turn a Messy Folder into a Management-Ready Report</w:t>
-            </w:r>
-          </w:p>
-        </w:tc>
-      </w:tr>
-      <w:tr>
-        <w:trPr>
-          <w:cantSplit w:val="true"/>
-        </w:trPr>
-        <w:tc>
-          <w:tcPr>
-            <w:tcW w:type="dxa" w:w="1656"/>
-            <w:shd w:val="clear" w:color="auto" w:fill="FFF4E5"/>
-          </w:tcPr>
-          <w:p>
-            <w:r/>
-            <w:r>
-              <w:rPr>
-                <w:rFonts w:ascii="Arial" w:hAnsi="Arial"/>
-                <w:b w:val="0"/>
-                <w:sz w:val="19"/>
-              </w:rPr>
-              <w:t>15:05–15:20</w:t>
-            </w:r>
-          </w:p>
-        </w:tc>
-        <w:tc>
-          <w:tcPr>
-            <w:tcW w:type="dxa" w:w="1296"/>
-            <w:shd w:val="clear" w:color="auto" w:fill="FFF4E5"/>
-          </w:tcPr>
-          <w:p>
-            <w:r/>
-            <w:r>
-              <w:rPr>
-                <w:rFonts w:ascii="Arial" w:hAnsi="Arial"/>
-                <w:b w:val="0"/>
-                <w:sz w:val="19"/>
-              </w:rPr>
-              <w:t>15 min</w:t>
-            </w:r>
-          </w:p>
-        </w:tc>
-        <w:tc>
-          <w:tcPr>
-            <w:tcW w:type="dxa" w:w="6840"/>
-            <w:shd w:val="clear" w:color="auto" w:fill="FFF4E5"/>
-          </w:tcPr>
-          <w:p>
-            <w:r/>
-            <w:r>
-              <w:rPr>
-                <w:rFonts w:ascii="Arial" w:hAnsi="Arial"/>
-                <w:b w:val="0"/>
-                <w:sz w:val="19"/>
-              </w:rPr>
-              <w:t>Tea break</w:t>
-            </w:r>
-          </w:p>
-        </w:tc>
-      </w:tr>
-      <w:tr>
-        <w:trPr>
-          <w:cantSplit w:val="true"/>
-        </w:trPr>
-        <w:tc>
-          <w:tcPr>
-            <w:tcW w:type="dxa" w:w="1656"/>
-            <w:shd w:val="clear" w:color="auto" w:fill="E8F0FE"/>
-          </w:tcPr>
-          <w:p>
-            <w:r/>
-            <w:r>
-              <w:rPr>
-                <w:rFonts w:ascii="Arial" w:hAnsi="Arial"/>
-                <w:b/>
-                <w:sz w:val="19"/>
-              </w:rPr>
-              <w:t>15:20–15:50</w:t>
-            </w:r>
-          </w:p>
-        </w:tc>
-        <w:tc>
-          <w:tcPr>
-            <w:tcW w:type="dxa" w:w="1296"/>
-            <w:shd w:val="clear" w:color="auto" w:fill="E8F0FE"/>
-          </w:tcPr>
-          <w:p>
-            <w:r/>
-            <w:r>
-              <w:rPr>
-                <w:rFonts w:ascii="Arial" w:hAnsi="Arial"/>
-                <w:b w:val="0"/>
-                <w:sz w:val="19"/>
-              </w:rPr>
-              <w:t>30 min</w:t>
-            </w:r>
-          </w:p>
-        </w:tc>
-        <w:tc>
-          <w:tcPr>
-            <w:tcW w:type="dxa" w:w="6840"/>
-            <w:shd w:val="clear" w:color="auto" w:fill="E8F0FE"/>
-          </w:tcPr>
-          <w:p>
-            <w:r/>
-            <w:r>
-              <w:rPr>
-                <w:rFonts w:ascii="Arial" w:hAnsi="Arial"/>
-                <w:b/>
-                <w:sz w:val="19"/>
-              </w:rPr>
-              <w:t>Topic 3 - Advanced Cowork Workflows: integrations, playbooks, parallel work, human gates, security, and rollout</w:t>
-            </w:r>
-          </w:p>
-        </w:tc>
-      </w:tr>
-      <w:tr>
-        <w:trPr>
-          <w:cantSplit w:val="true"/>
-        </w:trPr>
-        <w:tc>
-          <w:tcPr>
-            <w:tcW w:type="dxa" w:w="1656"/>
-          </w:tcPr>
-          <w:p>
-            <w:r/>
-            <w:r>
-              <w:rPr>
-                <w:rFonts w:ascii="Arial" w:hAnsi="Arial"/>
-                <w:b w:val="0"/>
-                <w:sz w:val="19"/>
-              </w:rPr>
-              <w:t>15:50–17:15</w:t>
-            </w:r>
-          </w:p>
-        </w:tc>
-        <w:tc>
-          <w:tcPr>
-            <w:tcW w:type="dxa" w:w="1296"/>
-          </w:tcPr>
-          <w:p>
-            <w:r/>
-            <w:r>
-              <w:rPr>
-                <w:rFonts w:ascii="Arial" w:hAnsi="Arial"/>
-                <w:b w:val="0"/>
-                <w:sz w:val="19"/>
-              </w:rPr>
-              <w:t>85 min</w:t>
-            </w:r>
-          </w:p>
-        </w:tc>
-        <w:tc>
-          <w:tcPr>
-            <w:tcW w:type="dxa" w:w="6840"/>
-          </w:tcPr>
-          <w:p>
-            <w:r/>
-            <w:r>
-              <w:rPr>
-                <w:rFonts w:ascii="Arial" w:hAnsi="Arial"/>
-                <w:b w:val="0"/>
-                <w:sz w:val="19"/>
-              </w:rPr>
-              <w:t>Hands-on: Lab 3: Build a Repeatable Cowork Workflow for Your Own Work</w:t>
-            </w:r>
-          </w:p>
-        </w:tc>
-      </w:tr>
-      <w:tr>
-        <w:trPr>
-          <w:cantSplit w:val="true"/>
-        </w:trPr>
-        <w:tc>
-          <w:tcPr>
-            <w:tcW w:type="dxa" w:w="1656"/>
-            <w:shd w:val="clear" w:color="auto" w:fill="F3F5F8"/>
-          </w:tcPr>
-          <w:p>
-            <w:r/>
-            <w:r>
-              <w:rPr>
-                <w:rFonts w:ascii="Arial" w:hAnsi="Arial"/>
-                <w:b w:val="0"/>
-                <w:sz w:val="19"/>
-              </w:rPr>
-              <w:t>17:15–17:30</w:t>
-            </w:r>
-          </w:p>
-        </w:tc>
-        <w:tc>
-          <w:tcPr>
-            <w:tcW w:type="dxa" w:w="1296"/>
-            <w:shd w:val="clear" w:color="auto" w:fill="F3F5F8"/>
-          </w:tcPr>
-          <w:p>
-            <w:r/>
-            <w:r>
-              <w:rPr>
-                <w:rFonts w:ascii="Arial" w:hAnsi="Arial"/>
-                <w:b w:val="0"/>
-                <w:sz w:val="19"/>
-              </w:rPr>
-              <w:t>15 min</w:t>
-            </w:r>
-          </w:p>
-        </w:tc>
-        <w:tc>
-          <w:tcPr>
-            <w:tcW w:type="dxa" w:w="6840"/>
-            <w:shd w:val="clear" w:color="auto" w:fill="F3F5F8"/>
-          </w:tcPr>
-          <w:p>
-            <w:r/>
-            <w:r>
-              <w:rPr>
-                <w:rFonts w:ascii="Arial" w:hAnsi="Arial"/>
-                <w:b w:val="0"/>
-                <w:sz w:val="19"/>
-              </w:rPr>
-              <w:t>Course recap, action plan, and questions mapped to the five learning outcomes</w:t>
-            </w:r>
-          </w:p>
-        </w:tc>
-      </w:tr>
-    </w:tbl>
-    <w:p>
-      <w:r>
-        <w:rPr>
-          <w:i/>
-          <w:color w:val="555B66"/>
-          <w:sz w:val="19"/>
-        </w:rPr>
-        <w:t>Total scheduled time: 450 minutes (7.5 hours) excluding lunch — of which 420 minutes (7 hours) are instructional, plus 30 minutes of tea breaks.</w:t>
-      </w:r>
-    </w:p>
-    <w:p>
-      <w:pPr>
-        <w:pStyle w:val="Heading1"/>
-      </w:pPr>
-      <w:r>
-        <w:t>Lab Reference (aligned to course topics)</w:t>
+        <w:t>Document Version Control Record</w:t>
       </w:r>
     </w:p>
     <w:tbl>
@@ -1568,60 +35,33 @@
         <w:gridCol w:w="2880"/>
       </w:tblGrid>
       <w:tr>
-        <w:trPr>
-          <w:tblHeader w:val="true"/>
-        </w:trPr>
         <w:tc>
           <w:tcPr>
             <w:tcW w:type="dxa" w:w="2880"/>
-            <w:shd w:val="clear" w:color="auto" w:fill="1F6FEB"/>
           </w:tcPr>
           <w:p>
-            <w:r/>
             <w:r>
-              <w:rPr>
-                <w:rFonts w:ascii="Arial" w:hAnsi="Arial"/>
-                <w:b/>
-                <w:color w:val="FFFFFF"/>
-                <w:sz w:val="20"/>
-              </w:rPr>
-              <w:t>Topic</w:t>
+              <w:t>Version</w:t>
             </w:r>
           </w:p>
         </w:tc>
         <w:tc>
           <w:tcPr>
             <w:tcW w:type="dxa" w:w="2880"/>
-            <w:shd w:val="clear" w:color="auto" w:fill="1F6FEB"/>
           </w:tcPr>
           <w:p>
-            <w:r/>
             <w:r>
-              <w:rPr>
-                <w:rFonts w:ascii="Arial" w:hAnsi="Arial"/>
-                <w:b/>
-                <w:color w:val="FFFFFF"/>
-                <w:sz w:val="20"/>
-              </w:rPr>
-              <w:t>Coverage</w:t>
+              <w:t>Date</w:t>
             </w:r>
           </w:p>
         </w:tc>
         <w:tc>
           <w:tcPr>
             <w:tcW w:type="dxa" w:w="2880"/>
-            <w:shd w:val="clear" w:color="auto" w:fill="1F6FEB"/>
           </w:tcPr>
           <w:p>
-            <w:r/>
             <w:r>
-              <w:rPr>
-                <w:rFonts w:ascii="Arial" w:hAnsi="Arial"/>
-                <w:b/>
-                <w:color w:val="FFFFFF"/>
-                <w:sz w:val="20"/>
-              </w:rPr>
-              <w:t>Labs</w:t>
+              <w:t>Change</w:t>
             </w:r>
           </w:p>
         </w:tc>
@@ -1630,34 +70,10 @@
         <w:tc>
           <w:tcPr>
             <w:tcW w:type="dxa" w:w="2880"/>
-            <w:shd w:val="clear" w:color="auto" w:fill="E8F0FE"/>
           </w:tcPr>
           <w:p>
-            <w:r/>
             <w:r>
-              <w:rPr>
-                <w:rFonts w:ascii="Arial" w:hAnsi="Arial"/>
-                <w:b/>
-                <w:sz w:val="19"/>
-              </w:rPr>
-              <w:t>Topic 01: Getting Started with Claude Cowork</w:t>
-            </w:r>
-          </w:p>
-        </w:tc>
-        <w:tc>
-          <w:tcPr>
-            <w:tcW w:type="dxa" w:w="2880"/>
-            <w:shd w:val="clear" w:color="auto" w:fill="E8F0FE"/>
-          </w:tcPr>
-          <w:p>
-            <w:r/>
-            <w:r>
-              <w:rPr>
-                <w:rFonts w:ascii="Arial" w:hAnsi="Arial"/>
-                <w:b w:val="0"/>
-                <w:sz w:val="19"/>
-              </w:rPr>
-              <w:t>1 of 3 labs (33%)</w:t>
+              <w:t>v2.0</w:t>
             </w:r>
           </w:p>
         </w:tc>
@@ -1666,14 +82,102 @@
             <w:tcW w:type="dxa" w:w="2880"/>
           </w:tcPr>
           <w:p>
-            <w:r/>
             <w:r>
-              <w:rPr>
-                <w:rFonts w:ascii="Arial" w:hAnsi="Arial"/>
-                <w:b w:val="0"/>
-                <w:sz w:val="19"/>
-              </w:rPr>
-              <w:t>Lab 1</w:t>
+              <w:t>15 September 2026</w:t>
+            </w:r>
+          </w:p>
+        </w:tc>
+        <w:tc>
+          <w:tcPr>
+            <w:tcW w:type="dxa" w:w="2880"/>
+          </w:tcPr>
+          <w:p>
+            <w:r>
+              <w:t>Finance project, Excel and Outlook release</w:t>
+            </w:r>
+          </w:p>
+        </w:tc>
+      </w:tr>
+    </w:tbl>
+    <w:p>
+      <w:pPr>
+        <w:pStyle w:val="Heading1"/>
+      </w:pPr>
+      <w:r>
+        <w:t>Learning outcomes</w:t>
+      </w:r>
+    </w:p>
+    <w:p>
+      <w:pPr>
+        <w:pStyle w:val="ListBullet"/>
+      </w:pPr>
+      <w:r>
+        <w:t>Create a bounded finance Cowork project with durable controls.</w:t>
+      </w:r>
+    </w:p>
+    <w:p>
+      <w:pPr>
+        <w:pStyle w:val="ListBullet"/>
+      </w:pPr>
+      <w:r>
+        <w:t>Build and reconcile a formula-driven Excel finance report from synthetic transactions.</w:t>
+      </w:r>
+    </w:p>
+    <w:p>
+      <w:pPr>
+        <w:pStyle w:val="ListBullet"/>
+      </w:pPr>
+      <w:r>
+        <w:t>Schedule a repeatable run and deliver an approved .xlsx through Outlook using Power Automate.</w:t>
+      </w:r>
+    </w:p>
+    <w:p>
+      <w:pPr>
+        <w:pStyle w:val="Heading1"/>
+      </w:pPr>
+      <w:r>
+        <w:t>Course schedule</w:t>
+      </w:r>
+    </w:p>
+    <w:tbl>
+      <w:tblPr>
+        <w:tblStyle w:val="TableGrid"/>
+        <w:tblW w:type="auto" w:w="0"/>
+        <w:tblLook w:firstColumn="1" w:firstRow="1" w:lastColumn="0" w:lastRow="0" w:noHBand="0" w:noVBand="1" w:val="04A0"/>
+      </w:tblPr>
+      <w:tblGrid>
+        <w:gridCol w:w="2880"/>
+        <w:gridCol w:w="2880"/>
+        <w:gridCol w:w="2880"/>
+      </w:tblGrid>
+      <w:tr>
+        <w:tc>
+          <w:tcPr>
+            <w:tcW w:type="dxa" w:w="2880"/>
+          </w:tcPr>
+          <w:p>
+            <w:r>
+              <w:t>Time</w:t>
+            </w:r>
+          </w:p>
+        </w:tc>
+        <w:tc>
+          <w:tcPr>
+            <w:tcW w:type="dxa" w:w="2880"/>
+          </w:tcPr>
+          <w:p>
+            <w:r>
+              <w:t>Minutes</w:t>
+            </w:r>
+          </w:p>
+        </w:tc>
+        <w:tc>
+          <w:tcPr>
+            <w:tcW w:type="dxa" w:w="2880"/>
+          </w:tcPr>
+          <w:p>
+            <w:r>
+              <w:t>Session</w:t>
             </w:r>
           </w:p>
         </w:tc>
@@ -1682,34 +186,10 @@
         <w:tc>
           <w:tcPr>
             <w:tcW w:type="dxa" w:w="2880"/>
-            <w:shd w:val="clear" w:color="auto" w:fill="E8F0FE"/>
           </w:tcPr>
           <w:p>
-            <w:r/>
             <w:r>
-              <w:rPr>
-                <w:rFonts w:ascii="Arial" w:hAnsi="Arial"/>
-                <w:b/>
-                <w:sz w:val="19"/>
-              </w:rPr>
-              <w:t>Topic 02: Automating Everyday Work with Cowork</w:t>
-            </w:r>
-          </w:p>
-        </w:tc>
-        <w:tc>
-          <w:tcPr>
-            <w:tcW w:type="dxa" w:w="2880"/>
-            <w:shd w:val="clear" w:color="auto" w:fill="E8F0FE"/>
-          </w:tcPr>
-          <w:p>
-            <w:r/>
-            <w:r>
-              <w:rPr>
-                <w:rFonts w:ascii="Arial" w:hAnsi="Arial"/>
-                <w:b w:val="0"/>
-                <w:sz w:val="19"/>
-              </w:rPr>
-              <w:t>1 of 3 labs (33%)</w:t>
+              <w:t>09:00–09:15</w:t>
             </w:r>
           </w:p>
         </w:tc>
@@ -1718,14 +198,18 @@
             <w:tcW w:type="dxa" w:w="2880"/>
           </w:tcPr>
           <w:p>
-            <w:r/>
             <w:r>
-              <w:rPr>
-                <w:rFonts w:ascii="Arial" w:hAnsi="Arial"/>
-                <w:b w:val="0"/>
-                <w:sz w:val="19"/>
-              </w:rPr>
-              <w:t>Lab 2</w:t>
+              <w:t>15</w:t>
+            </w:r>
+          </w:p>
+        </w:tc>
+        <w:tc>
+          <w:tcPr>
+            <w:tcW w:type="dxa" w:w="2880"/>
+          </w:tcPr>
+          <w:p>
+            <w:r>
+              <w:t>Welcome, scenario and boundaries</w:t>
             </w:r>
           </w:p>
         </w:tc>
@@ -1734,34 +218,10 @@
         <w:tc>
           <w:tcPr>
             <w:tcW w:type="dxa" w:w="2880"/>
-            <w:shd w:val="clear" w:color="auto" w:fill="E8F0FE"/>
           </w:tcPr>
           <w:p>
-            <w:r/>
             <w:r>
-              <w:rPr>
-                <w:rFonts w:ascii="Arial" w:hAnsi="Arial"/>
-                <w:b/>
-                <w:sz w:val="19"/>
-              </w:rPr>
-              <w:t>Topic 03: Advanced Cowork Workflows</w:t>
-            </w:r>
-          </w:p>
-        </w:tc>
-        <w:tc>
-          <w:tcPr>
-            <w:tcW w:type="dxa" w:w="2880"/>
-            <w:shd w:val="clear" w:color="auto" w:fill="E8F0FE"/>
-          </w:tcPr>
-          <w:p>
-            <w:r/>
-            <w:r>
-              <w:rPr>
-                <w:rFonts w:ascii="Arial" w:hAnsi="Arial"/>
-                <w:b w:val="0"/>
-                <w:sz w:val="19"/>
-              </w:rPr>
-              <w:t>1 of 3 labs (33%)</w:t>
+              <w:t>09:15–10:20</w:t>
             </w:r>
           </w:p>
         </w:tc>
@@ -1770,21 +230,362 @@
             <w:tcW w:type="dxa" w:w="2880"/>
           </w:tcPr>
           <w:p>
-            <w:r/>
             <w:r>
-              <w:rPr>
-                <w:rFonts w:ascii="Arial" w:hAnsi="Arial"/>
-                <w:b w:val="0"/>
-                <w:sz w:val="19"/>
-              </w:rPr>
-              <w:t>Lab 3</w:t>
+              <w:t>65</w:t>
+            </w:r>
+          </w:p>
+        </w:tc>
+        <w:tc>
+          <w:tcPr>
+            <w:tcW w:type="dxa" w:w="2880"/>
+          </w:tcPr>
+          <w:p>
+            <w:r>
+              <w:t>Topic 1: project scope, source schema, instructions</w:t>
+            </w:r>
+          </w:p>
+        </w:tc>
+      </w:tr>
+      <w:tr>
+        <w:tc>
+          <w:tcPr>
+            <w:tcW w:type="dxa" w:w="2880"/>
+          </w:tcPr>
+          <w:p>
+            <w:r>
+              <w:t>10:20–10:35</w:t>
+            </w:r>
+          </w:p>
+        </w:tc>
+        <w:tc>
+          <w:tcPr>
+            <w:tcW w:type="dxa" w:w="2880"/>
+          </w:tcPr>
+          <w:p>
+            <w:r>
+              <w:t>15</w:t>
+            </w:r>
+          </w:p>
+        </w:tc>
+        <w:tc>
+          <w:tcPr>
+            <w:tcW w:type="dxa" w:w="2880"/>
+          </w:tcPr>
+          <w:p>
+            <w:r>
+              <w:t>Tea break</w:t>
+            </w:r>
+          </w:p>
+        </w:tc>
+      </w:tr>
+      <w:tr>
+        <w:tc>
+          <w:tcPr>
+            <w:tcW w:type="dxa" w:w="2880"/>
+          </w:tcPr>
+          <w:p>
+            <w:r>
+              <w:t>10:35–11:30</w:t>
+            </w:r>
+          </w:p>
+        </w:tc>
+        <w:tc>
+          <w:tcPr>
+            <w:tcW w:type="dxa" w:w="2880"/>
+          </w:tcPr>
+          <w:p>
+            <w:r>
+              <w:t>55</w:t>
+            </w:r>
+          </w:p>
+        </w:tc>
+        <w:tc>
+          <w:tcPr>
+            <w:tcW w:type="dxa" w:w="2880"/>
+          </w:tcPr>
+          <w:p>
+            <w:r>
+              <w:t>Lab 1: finance Cowork project</w:t>
+            </w:r>
+          </w:p>
+        </w:tc>
+      </w:tr>
+      <w:tr>
+        <w:tc>
+          <w:tcPr>
+            <w:tcW w:type="dxa" w:w="2880"/>
+          </w:tcPr>
+          <w:p>
+            <w:r>
+              <w:t>11:30–12:25</w:t>
+            </w:r>
+          </w:p>
+        </w:tc>
+        <w:tc>
+          <w:tcPr>
+            <w:tcW w:type="dxa" w:w="2880"/>
+          </w:tcPr>
+          <w:p>
+            <w:r>
+              <w:t>55</w:t>
+            </w:r>
+          </w:p>
+        </w:tc>
+        <w:tc>
+          <w:tcPr>
+            <w:tcW w:type="dxa" w:w="2880"/>
+          </w:tcPr>
+          <w:p>
+            <w:r>
+              <w:t>Topic 2: eligibility, formulas and exceptions</w:t>
+            </w:r>
+          </w:p>
+        </w:tc>
+      </w:tr>
+      <w:tr>
+        <w:tc>
+          <w:tcPr>
+            <w:tcW w:type="dxa" w:w="2880"/>
+          </w:tcPr>
+          <w:p>
+            <w:r>
+              <w:t>12:25–13:25</w:t>
+            </w:r>
+          </w:p>
+        </w:tc>
+        <w:tc>
+          <w:tcPr>
+            <w:tcW w:type="dxa" w:w="2880"/>
+          </w:tcPr>
+          <w:p>
+            <w:r>
+              <w:t>60</w:t>
+            </w:r>
+          </w:p>
+        </w:tc>
+        <w:tc>
+          <w:tcPr>
+            <w:tcW w:type="dxa" w:w="2880"/>
+          </w:tcPr>
+          <w:p>
+            <w:r>
+              <w:t>Lunch</w:t>
+            </w:r>
+          </w:p>
+        </w:tc>
+      </w:tr>
+      <w:tr>
+        <w:tc>
+          <w:tcPr>
+            <w:tcW w:type="dxa" w:w="2880"/>
+          </w:tcPr>
+          <w:p>
+            <w:r>
+              <w:t>13:25–15:25</w:t>
+            </w:r>
+          </w:p>
+        </w:tc>
+        <w:tc>
+          <w:tcPr>
+            <w:tcW w:type="dxa" w:w="2880"/>
+          </w:tcPr>
+          <w:p>
+            <w:r>
+              <w:t>120</w:t>
+            </w:r>
+          </w:p>
+        </w:tc>
+        <w:tc>
+          <w:tcPr>
+            <w:tcW w:type="dxa" w:w="2880"/>
+          </w:tcPr>
+          <w:p>
+            <w:r>
+              <w:t>Lab 2: automate finance Excel</w:t>
+            </w:r>
+          </w:p>
+        </w:tc>
+      </w:tr>
+      <w:tr>
+        <w:tc>
+          <w:tcPr>
+            <w:tcW w:type="dxa" w:w="2880"/>
+          </w:tcPr>
+          <w:p>
+            <w:r>
+              <w:t>15:25–15:40</w:t>
+            </w:r>
+          </w:p>
+        </w:tc>
+        <w:tc>
+          <w:tcPr>
+            <w:tcW w:type="dxa" w:w="2880"/>
+          </w:tcPr>
+          <w:p>
+            <w:r>
+              <w:t>15</w:t>
+            </w:r>
+          </w:p>
+        </w:tc>
+        <w:tc>
+          <w:tcPr>
+            <w:tcW w:type="dxa" w:w="2880"/>
+          </w:tcPr>
+          <w:p>
+            <w:r>
+              <w:t>Tea break</w:t>
+            </w:r>
+          </w:p>
+        </w:tc>
+      </w:tr>
+      <w:tr>
+        <w:tc>
+          <w:tcPr>
+            <w:tcW w:type="dxa" w:w="2880"/>
+          </w:tcPr>
+          <w:p>
+            <w:r>
+              <w:t>15:40–16:30</w:t>
+            </w:r>
+          </w:p>
+        </w:tc>
+        <w:tc>
+          <w:tcPr>
+            <w:tcW w:type="dxa" w:w="2880"/>
+          </w:tcPr>
+          <w:p>
+            <w:r>
+              <w:t>50</w:t>
+            </w:r>
+          </w:p>
+        </w:tc>
+        <w:tc>
+          <w:tcPr>
+            <w:tcW w:type="dxa" w:w="2880"/>
+          </w:tcPr>
+          <w:p>
+            <w:r>
+              <w:t>Topic 3: schedules, connectors, delivery gate</w:t>
+            </w:r>
+          </w:p>
+        </w:tc>
+      </w:tr>
+      <w:tr>
+        <w:tc>
+          <w:tcPr>
+            <w:tcW w:type="dxa" w:w="2880"/>
+          </w:tcPr>
+          <w:p>
+            <w:r>
+              <w:t>16:30–17:55</w:t>
+            </w:r>
+          </w:p>
+        </w:tc>
+        <w:tc>
+          <w:tcPr>
+            <w:tcW w:type="dxa" w:w="2880"/>
+          </w:tcPr>
+          <w:p>
+            <w:r>
+              <w:t>85</w:t>
+            </w:r>
+          </w:p>
+        </w:tc>
+        <w:tc>
+          <w:tcPr>
+            <w:tcW w:type="dxa" w:w="2880"/>
+          </w:tcPr>
+          <w:p>
+            <w:r>
+              <w:t>Lab 3: schedule and Outlook flow</w:t>
+            </w:r>
+          </w:p>
+        </w:tc>
+      </w:tr>
+      <w:tr>
+        <w:tc>
+          <w:tcPr>
+            <w:tcW w:type="dxa" w:w="2880"/>
+          </w:tcPr>
+          <w:p>
+            <w:r>
+              <w:t>17:55–18:00</w:t>
+            </w:r>
+          </w:p>
+        </w:tc>
+        <w:tc>
+          <w:tcPr>
+            <w:tcW w:type="dxa" w:w="2880"/>
+          </w:tcPr>
+          <w:p>
+            <w:r>
+              <w:t>5</w:t>
+            </w:r>
+          </w:p>
+        </w:tc>
+        <w:tc>
+          <w:tcPr>
+            <w:tcW w:type="dxa" w:w="2880"/>
+          </w:tcPr>
+          <w:p>
+            <w:r>
+              <w:t>Reconciliation recap</w:t>
             </w:r>
           </w:p>
         </w:tc>
       </w:tr>
     </w:tbl>
+    <w:p>
+      <w:r>
+        <w:t>Scheduled time excluding lunch: 480 minutes. Instruction: 450 minutes; tea breaks: 30 minutes.</w:t>
+      </w:r>
+    </w:p>
+    <w:p>
+      <w:pPr>
+        <w:pStyle w:val="Heading1"/>
+      </w:pPr>
+      <w:r>
+        <w:t>Trainer evidence and release gates</w:t>
+      </w:r>
+    </w:p>
+    <w:p>
+      <w:pPr>
+        <w:pStyle w:val="ListBullet"/>
+      </w:pPr>
+      <w:r>
+        <w:t>Lab 1: inventory confirms 14 source rows, one duplicate, one pending item; source hash unchanged.</w:t>
+      </w:r>
+    </w:p>
+    <w:p>
+      <w:pPr>
+        <w:pStyle w:val="ListBullet"/>
+      </w:pPr>
+      <w:r>
+        <w:t>Lab 2: August approved revenue S$46,700, expenses S$16,500, net S$30,200; 12 eligible rows.</w:t>
+      </w:r>
+    </w:p>
+    <w:p>
+      <w:pPr>
+        <w:pStyle w:val="ListBullet"/>
+      </w:pPr>
+      <w:r>
+        <w:t>Lab 3: September approved revenue S$48,100, expenses S$16,960, net S$31,140; one approved workbook and one Outlook test email.</w:t>
+      </w:r>
+    </w:p>
+    <w:p>
+      <w:pPr>
+        <w:pStyle w:val="Heading1"/>
+      </w:pPr>
+      <w:r>
+        <w:t>Learning reinforcement</w:t>
+      </w:r>
+    </w:p>
+    <w:p>
+      <w:r>
+        <w:t>Learners compare workbook formulas and independent controls, then use a human gate before the approved report enters the delivery folder. No real finance or recipient data is needed.</w:t>
+      </w:r>
+    </w:p>
     <w:sectPr>
-      <w:footerReference w:type="default" r:id="rId10"/>
       <w:pgSz w:w="12240" w:h="15840"/>
       <w:pgMar w:top="1440" w:right="1800" w:bottom="1440" w:left="1800" w:header="720" w:footer="720" w:gutter="0"/>
       <w:cols w:space="720"/>
@@ -1792,64 +593,6 @@
     </w:sectPr>
   </w:body>
 </w:document>
-</file>
-
-<file path=word/footer1.xml><?xml version="1.0" encoding="utf-8"?>
-<w:ftr xmlns:m="http://schemas.openxmlformats.org/officeDocument/2006/math" xmlns:mc="http://schemas.openxmlformats.org/markup-compatibility/2006" xmlns:mo="http://schemas.microsoft.com/office/mac/office/2008/main" xmlns:mv="urn:schemas-microsoft-com:mac:vml" xmlns:o="urn:schemas-microsoft-com:office:office" xmlns:r="http://schemas.openxmlformats.org/officeDocument/2006/relationships" xmlns:v="urn:schemas-microsoft-com:vml" xmlns:w10="urn:schemas-microsoft-com:office:word" xmlns:w14="http://schemas.microsoft.com/office/word/2010/wordml" xmlns:w="http://schemas.openxmlformats.org/wordprocessingml/2006/main" xmlns:wne="http://schemas.microsoft.com/office/word/2006/wordml" xmlns:wp14="http://schemas.microsoft.com/office/word/2010/wordprocessingDrawing" xmlns:wp="http://schemas.openxmlformats.org/drawingml/2006/wordprocessingDrawing" xmlns:wpc="http://schemas.microsoft.com/office/word/2010/wordprocessingCanvas" xmlns:wpg="http://schemas.microsoft.com/office/word/2010/wordprocessingGroup" xmlns:wpi="http://schemas.microsoft.com/office/word/2010/wordprocessingInk" xmlns:wps="http://schemas.microsoft.com/office/word/2010/wordprocessingShape" mc:Ignorable="w14 wp14">
-  <w:p>
-    <w:pPr>
-      <w:pStyle w:val="Footer"/>
-      <w:jc w:val="center"/>
-    </w:pPr>
-    <w:r/>
-    <w:r>
-      <w:rPr>
-        <w:color w:val="555B66"/>
-        <w:sz w:val="18"/>
-      </w:rPr>
-      <w:t xml:space="preserve">Page </w:t>
-    </w:r>
-    <w:r>
-      <w:rPr>
-        <w:sz w:val="18"/>
-      </w:rPr>
-      <w:fldChar w:fldCharType="begin"/>
-      <w:instrText xml:space="preserve">PAGE</w:instrText>
-      <w:fldChar w:fldCharType="separate"/>
-      <w:t>1</w:t>
-      <w:fldChar w:fldCharType="end"/>
-    </w:r>
-    <w:r>
-      <w:rPr>
-        <w:color w:val="555B66"/>
-        <w:sz w:val="18"/>
-      </w:rPr>
-      <w:t xml:space="preserve"> of </w:t>
-    </w:r>
-    <w:r>
-      <w:rPr>
-        <w:sz w:val="18"/>
-      </w:rPr>
-      <w:fldChar w:fldCharType="begin"/>
-      <w:instrText xml:space="preserve">NUMPAGES</w:instrText>
-      <w:fldChar w:fldCharType="separate"/>
-      <w:t>1</w:t>
-      <w:fldChar w:fldCharType="end"/>
-    </w:r>
-  </w:p>
-  <w:p>
-    <w:pPr>
-      <w:jc w:val="center"/>
-    </w:pPr>
-    <w:r>
-      <w:rPr>
-        <w:color w:val="555B66"/>
-        <w:sz w:val="15"/>
-      </w:rPr>
-      <w:t>© 2026 Tertiary Infotech Academy Pte Ltd. All rights reserved.  ·  www.tertiarycourses.com.sg</w:t>
-    </w:r>
-  </w:p>
-</w:ftr>
 </file>
 
 <file path=word/numbering.xml><?xml version="1.0" encoding="utf-8"?>
@@ -2215,10 +958,6 @@
     <w:name w:val="Normal"/>
     <w:qFormat/>
     <w:rsid w:val="00FC693F"/>
-    <w:rPr>
-      <w:rFonts w:ascii="Arial" w:hAnsi="Arial"/>
-      <w:sz w:val="22"/>
-    </w:rPr>
   </w:style>
   <w:style w:type="paragraph" w:styleId="Header">
     <w:name w:val="header"/>
@@ -2279,11 +1018,11 @@
       <w:outlineLvl w:val="0"/>
     </w:pPr>
     <w:rPr>
-      <w:rFonts w:asciiTheme="majorHAnsi" w:eastAsiaTheme="majorEastAsia" w:hAnsiTheme="majorHAnsi" w:cstheme="majorBidi" w:ascii="Arial" w:hAnsi="Arial"/>
+      <w:rFonts w:asciiTheme="majorHAnsi" w:eastAsiaTheme="majorEastAsia" w:hAnsiTheme="majorHAnsi" w:cstheme="majorBidi"/>
       <w:b/>
       <w:bCs/>
-      <w:color w:val="1F6FEB"/>
-      <w:sz w:val="32"/>
+      <w:color w:val="365F91" w:themeColor="accent1" w:themeShade="BF"/>
+      <w:sz w:val="28"/>
       <w:szCs w:val="28"/>
     </w:rPr>
   </w:style>
@@ -2303,10 +1042,10 @@
       <w:outlineLvl w:val="1"/>
     </w:pPr>
     <w:rPr>
-      <w:rFonts w:asciiTheme="majorHAnsi" w:eastAsiaTheme="majorEastAsia" w:hAnsiTheme="majorHAnsi" w:cstheme="majorBidi" w:ascii="Arial" w:hAnsi="Arial"/>
+      <w:rFonts w:asciiTheme="majorHAnsi" w:eastAsiaTheme="majorEastAsia" w:hAnsiTheme="majorHAnsi" w:cstheme="majorBidi"/>
       <w:b/>
       <w:bCs/>
-      <w:color w:val="111827"/>
+      <w:color w:val="4F81BD" w:themeColor="accent1"/>
       <w:sz w:val="26"/>
       <w:szCs w:val="26"/>
     </w:rPr>
@@ -2327,11 +1066,10 @@
       <w:outlineLvl w:val="2"/>
     </w:pPr>
     <w:rPr>
-      <w:rFonts w:asciiTheme="majorHAnsi" w:eastAsiaTheme="majorEastAsia" w:hAnsiTheme="majorHAnsi" w:cstheme="majorBidi" w:ascii="Arial" w:hAnsi="Arial"/>
+      <w:rFonts w:asciiTheme="majorHAnsi" w:eastAsiaTheme="majorEastAsia" w:hAnsiTheme="majorHAnsi" w:cstheme="majorBidi"/>
       <w:b/>
       <w:bCs/>
-      <w:color w:val="1F6FEB"/>
-      <w:sz w:val="22"/>
+      <w:color w:val="4F81BD" w:themeColor="accent1"/>
     </w:rPr>
   </w:style>
   <w:style w:type="paragraph" w:styleId="Heading4">
@@ -2569,12 +1307,11 @@
       <w:contextualSpacing/>
     </w:pPr>
     <w:rPr>
-      <w:rFonts w:asciiTheme="majorHAnsi" w:eastAsiaTheme="majorEastAsia" w:hAnsiTheme="majorHAnsi" w:cstheme="majorBidi" w:ascii="Arial" w:hAnsi="Arial"/>
-      <w:b/>
-      <w:color w:val="111827"/>
+      <w:rFonts w:asciiTheme="majorHAnsi" w:eastAsiaTheme="majorEastAsia" w:hAnsiTheme="majorHAnsi" w:cstheme="majorBidi"/>
+      <w:color w:val="17365D" w:themeColor="text2" w:themeShade="BF"/>
       <w:spacing w:val="5"/>
       <w:kern w:val="28"/>
-      <w:sz w:val="48"/>
+      <w:sz w:val="52"/>
       <w:szCs w:val="52"/>
     </w:rPr>
   </w:style>

--- a/courseware/LP-Claude Cowork Masterclass.docx
+++ b/courseware/LP-Claude Cowork Masterclass.docx
@@ -12,7 +12,7 @@
     </w:p>
     <w:p>
       <w:r>
-        <w:t>v2.0 · 15 September 2026 · One day · 7.5 instructional hours plus 30 minutes tea breaks and 60 minutes lunch.</w:t>
+        <w:t>v2.1 · 16 September 2026 · One day · 7.5 instructional hours plus 30 minutes tea breaks</w:t>
       </w:r>
     </w:p>
     <w:p>
@@ -30,14 +30,15 @@
         <w:tblLook w:firstColumn="1" w:firstRow="1" w:lastColumn="0" w:lastRow="0" w:noHBand="0" w:noVBand="1" w:val="04A0"/>
       </w:tblPr>
       <w:tblGrid>
-        <w:gridCol w:w="2880"/>
-        <w:gridCol w:w="2880"/>
-        <w:gridCol w:w="2880"/>
+        <w:gridCol w:w="2160"/>
+        <w:gridCol w:w="2160"/>
+        <w:gridCol w:w="2160"/>
+        <w:gridCol w:w="2160"/>
       </w:tblGrid>
       <w:tr>
         <w:tc>
           <w:tcPr>
-            <w:tcW w:type="dxa" w:w="2880"/>
+            <w:tcW w:type="dxa" w:w="2160"/>
           </w:tcPr>
           <w:p>
             <w:r>
@@ -47,7 +48,7 @@
         </w:tc>
         <w:tc>
           <w:tcPr>
-            <w:tcW w:type="dxa" w:w="2880"/>
+            <w:tcW w:type="dxa" w:w="2160"/>
           </w:tcPr>
           <w:p>
             <w:r>
@@ -57,7 +58,7 @@
         </w:tc>
         <w:tc>
           <w:tcPr>
-            <w:tcW w:type="dxa" w:w="2880"/>
+            <w:tcW w:type="dxa" w:w="2160"/>
           </w:tcPr>
           <w:p>
             <w:r>
@@ -65,35 +66,55 @@
             </w:r>
           </w:p>
         </w:tc>
+        <w:tc>
+          <w:tcPr>
+            <w:tcW w:type="dxa" w:w="2160"/>
+          </w:tcPr>
+          <w:p>
+            <w:r>
+              <w:t>Author</w:t>
+            </w:r>
+          </w:p>
+        </w:tc>
       </w:tr>
       <w:tr>
         <w:tc>
           <w:tcPr>
-            <w:tcW w:type="dxa" w:w="2880"/>
+            <w:tcW w:type="dxa" w:w="2160"/>
           </w:tcPr>
           <w:p>
             <w:r>
-              <w:t>v2.0</w:t>
+              <w:t>2.1</w:t>
             </w:r>
           </w:p>
         </w:tc>
         <w:tc>
           <w:tcPr>
-            <w:tcW w:type="dxa" w:w="2880"/>
+            <w:tcW w:type="dxa" w:w="2160"/>
           </w:tcPr>
           <w:p>
             <w:r>
-              <w:t>15 September 2026</w:t>
+              <w:t>16 September 2026</w:t>
             </w:r>
           </w:p>
         </w:tc>
         <w:tc>
           <w:tcPr>
-            <w:tcW w:type="dxa" w:w="2880"/>
+            <w:tcW w:type="dxa" w:w="2160"/>
           </w:tcPr>
           <w:p>
             <w:r>
-              <w:t>Finance project, Excel and Outlook release</w:t>
+              <w:t>Simplified eight-use-case automation course with visual slides and self-contained labs</w:t>
+            </w:r>
+          </w:p>
+        </w:tc>
+        <w:tc>
+          <w:tcPr>
+            <w:tcW w:type="dxa" w:w="2160"/>
+          </w:tcPr>
+          <w:p>
+            <w:r>
+              <w:t>Tertiary Infotech Academy</w:t>
             </w:r>
           </w:p>
         </w:tc>
@@ -112,7 +133,7 @@
         <w:pStyle w:val="ListBullet"/>
       </w:pPr>
       <w:r>
-        <w:t>Create a bounded finance Cowork project with durable controls.</w:t>
+        <w:t>Set up a Cowork project with a dedicated folder, task instructions and reusable skills.</w:t>
       </w:r>
     </w:p>
     <w:p>
@@ -120,7 +141,7 @@
         <w:pStyle w:val="ListBullet"/>
       </w:pPr>
       <w:r>
-        <w:t>Build and reconcile a formula-driven Excel finance report from synthetic transactions.</w:t>
+        <w:t>Refresh Excel data and visualisations from the latest dated finance file.</w:t>
       </w:r>
     </w:p>
     <w:p>
@@ -128,7 +149,23 @@
         <w:pStyle w:val="ListBullet"/>
       </w:pPr>
       <w:r>
-        <w:t>Schedule a repeatable run and deliver an approved .xlsx through Outlook using Power Automate.</w:t>
+        <w:t>Research recent AI-in-finance news and compile a sourced Excel tracker.</w:t>
+      </w:r>
+    </w:p>
+    <w:p>
+      <w:pPr>
+        <w:pStyle w:val="ListBullet"/>
+      </w:pPr>
+      <w:r>
+        <w:t>Turn finance files into presentations, trackers, commentary and monitored routines.</w:t>
+      </w:r>
+    </w:p>
+    <w:p>
+      <w:pPr>
+        <w:pStyle w:val="ListBullet"/>
+      </w:pPr>
+      <w:r>
+        <w:t>Rehearse a scheduled finance briefing while keeping email and activation behind human review.</w:t>
       </w:r>
     </w:p>
     <w:p>
@@ -143,6 +180,7 @@
       <w:tblPr>
         <w:tblStyle w:val="TableGrid"/>
         <w:tblW w:type="auto" w:w="0"/>
+        <w:jc w:val="center"/>
         <w:tblLook w:firstColumn="1" w:firstRow="1" w:lastColumn="0" w:lastRow="0" w:noHBand="0" w:noVBand="1" w:val="04A0"/>
       </w:tblPr>
       <w:tblGrid>
@@ -209,7 +247,7 @@
           </w:tcPr>
           <w:p>
             <w:r>
-              <w:t>Welcome, scenario and boundaries</w:t>
+              <w:t>Welcome and task-automation project setup</w:t>
             </w:r>
           </w:p>
         </w:tc>
@@ -221,7 +259,7 @@
           </w:tcPr>
           <w:p>
             <w:r>
-              <w:t>09:15–10:20</w:t>
+              <w:t>09:15–09:35</w:t>
             </w:r>
           </w:p>
         </w:tc>
@@ -231,7 +269,7 @@
           </w:tcPr>
           <w:p>
             <w:r>
-              <w:t>65</w:t>
+              <w:t>20</w:t>
             </w:r>
           </w:p>
         </w:tc>
@@ -241,7 +279,7 @@
           </w:tcPr>
           <w:p>
             <w:r>
-              <w:t>Topic 1: project scope, source schema, instructions</w:t>
+              <w:t>Topic 1 demo: projects, folders and reusable skills</w:t>
             </w:r>
           </w:p>
         </w:tc>
@@ -253,7 +291,39 @@
           </w:tcPr>
           <w:p>
             <w:r>
-              <w:t>10:20–10:35</w:t>
+              <w:t>09:35–10:10</w:t>
+            </w:r>
+          </w:p>
+        </w:tc>
+        <w:tc>
+          <w:tcPr>
+            <w:tcW w:type="dxa" w:w="2880"/>
+          </w:tcPr>
+          <w:p>
+            <w:r>
+              <w:t>35</w:t>
+            </w:r>
+          </w:p>
+        </w:tc>
+        <w:tc>
+          <w:tcPr>
+            <w:tcW w:type="dxa" w:w="2880"/>
+          </w:tcPr>
+          <w:p>
+            <w:r>
+              <w:t>Lab 1: Create a Cowork Project</w:t>
+            </w:r>
+          </w:p>
+        </w:tc>
+      </w:tr>
+      <w:tr>
+        <w:tc>
+          <w:tcPr>
+            <w:tcW w:type="dxa" w:w="2880"/>
+          </w:tcPr>
+          <w:p>
+            <w:r>
+              <w:t>10:10–10:25</w:t>
             </w:r>
           </w:p>
         </w:tc>
@@ -285,7 +355,7 @@
           </w:tcPr>
           <w:p>
             <w:r>
-              <w:t>10:35–11:30</w:t>
+              <w:t>10:25–11:20</w:t>
             </w:r>
           </w:p>
         </w:tc>
@@ -305,7 +375,7 @@
           </w:tcPr>
           <w:p>
             <w:r>
-              <w:t>Lab 1: finance Cowork project</w:t>
+              <w:t>Lab 2: Refresh an Excel Dashboard</w:t>
             </w:r>
           </w:p>
         </w:tc>
@@ -317,7 +387,7 @@
           </w:tcPr>
           <w:p>
             <w:r>
-              <w:t>11:30–12:25</w:t>
+              <w:t>11:20–11:40</w:t>
             </w:r>
           </w:p>
         </w:tc>
@@ -327,7 +397,7 @@
           </w:tcPr>
           <w:p>
             <w:r>
-              <w:t>55</w:t>
+              <w:t>20</w:t>
             </w:r>
           </w:p>
         </w:tc>
@@ -337,7 +407,7 @@
           </w:tcPr>
           <w:p>
             <w:r>
-              <w:t>Topic 2: eligibility, formulas and exceptions</w:t>
+              <w:t>Topic 2 demo: research and output design</w:t>
             </w:r>
           </w:p>
         </w:tc>
@@ -349,7 +419,39 @@
           </w:tcPr>
           <w:p>
             <w:r>
-              <w:t>12:25–13:25</w:t>
+              <w:t>11:40–12:30</w:t>
+            </w:r>
+          </w:p>
+        </w:tc>
+        <w:tc>
+          <w:tcPr>
+            <w:tcW w:type="dxa" w:w="2880"/>
+          </w:tcPr>
+          <w:p>
+            <w:r>
+              <w:t>50</w:t>
+            </w:r>
+          </w:p>
+        </w:tc>
+        <w:tc>
+          <w:tcPr>
+            <w:tcW w:type="dxa" w:w="2880"/>
+          </w:tcPr>
+          <w:p>
+            <w:r>
+              <w:t>Lab 3: Research AI-in-Finance News</w:t>
+            </w:r>
+          </w:p>
+        </w:tc>
+      </w:tr>
+      <w:tr>
+        <w:tc>
+          <w:tcPr>
+            <w:tcW w:type="dxa" w:w="2880"/>
+          </w:tcPr>
+          <w:p>
+            <w:r>
+              <w:t>12:30–13:30</w:t>
             </w:r>
           </w:p>
         </w:tc>
@@ -381,7 +483,7 @@
           </w:tcPr>
           <w:p>
             <w:r>
-              <w:t>13:25–15:25</w:t>
+              <w:t>13:30–14:25</w:t>
             </w:r>
           </w:p>
         </w:tc>
@@ -391,7 +493,7 @@
           </w:tcPr>
           <w:p>
             <w:r>
-              <w:t>120</w:t>
+              <w:t>55</w:t>
             </w:r>
           </w:p>
         </w:tc>
@@ -401,7 +503,7 @@
           </w:tcPr>
           <w:p>
             <w:r>
-              <w:t>Lab 2: automate finance Excel</w:t>
+              <w:t>Lab 4: Turn Finance Data into Slides</w:t>
             </w:r>
           </w:p>
         </w:tc>
@@ -413,7 +515,71 @@
           </w:tcPr>
           <w:p>
             <w:r>
-              <w:t>15:25–15:40</w:t>
+              <w:t>14:25–14:45</w:t>
+            </w:r>
+          </w:p>
+        </w:tc>
+        <w:tc>
+          <w:tcPr>
+            <w:tcW w:type="dxa" w:w="2880"/>
+          </w:tcPr>
+          <w:p>
+            <w:r>
+              <w:t>20</w:t>
+            </w:r>
+          </w:p>
+        </w:tc>
+        <w:tc>
+          <w:tcPr>
+            <w:tcW w:type="dxa" w:w="2880"/>
+          </w:tcPr>
+          <w:p>
+            <w:r>
+              <w:t>Topic 3 demo: extract, explain, monitor and deliver</w:t>
+            </w:r>
+          </w:p>
+        </w:tc>
+      </w:tr>
+      <w:tr>
+        <w:tc>
+          <w:tcPr>
+            <w:tcW w:type="dxa" w:w="2880"/>
+          </w:tcPr>
+          <w:p>
+            <w:r>
+              <w:t>14:45–15:30</w:t>
+            </w:r>
+          </w:p>
+        </w:tc>
+        <w:tc>
+          <w:tcPr>
+            <w:tcW w:type="dxa" w:w="2880"/>
+          </w:tcPr>
+          <w:p>
+            <w:r>
+              <w:t>45</w:t>
+            </w:r>
+          </w:p>
+        </w:tc>
+        <w:tc>
+          <w:tcPr>
+            <w:tcW w:type="dxa" w:w="2880"/>
+          </w:tcPr>
+          <w:p>
+            <w:r>
+              <w:t>Lab 5: Invoices to AP Tracker</w:t>
+            </w:r>
+          </w:p>
+        </w:tc>
+      </w:tr>
+      <w:tr>
+        <w:tc>
+          <w:tcPr>
+            <w:tcW w:type="dxa" w:w="2880"/>
+          </w:tcPr>
+          <w:p>
+            <w:r>
+              <w:t>15:30–15:45</w:t>
             </w:r>
           </w:p>
         </w:tc>
@@ -445,7 +611,7 @@
           </w:tcPr>
           <w:p>
             <w:r>
-              <w:t>15:40–16:30</w:t>
+              <w:t>15:45–16:30</w:t>
             </w:r>
           </w:p>
         </w:tc>
@@ -455,7 +621,7 @@
           </w:tcPr>
           <w:p>
             <w:r>
-              <w:t>50</w:t>
+              <w:t>45</w:t>
             </w:r>
           </w:p>
         </w:tc>
@@ -465,7 +631,7 @@
           </w:tcPr>
           <w:p>
             <w:r>
-              <w:t>Topic 3: schedules, connectors, delivery gate</w:t>
+              <w:t>Lab 6: Budget Variance Commentary</w:t>
             </w:r>
           </w:p>
         </w:tc>
@@ -477,7 +643,7 @@
           </w:tcPr>
           <w:p>
             <w:r>
-              <w:t>16:30–17:55</w:t>
+              <w:t>16:30–17:15</w:t>
             </w:r>
           </w:p>
         </w:tc>
@@ -487,7 +653,7 @@
           </w:tcPr>
           <w:p>
             <w:r>
-              <w:t>85</w:t>
+              <w:t>45</w:t>
             </w:r>
           </w:p>
         </w:tc>
@@ -497,7 +663,7 @@
           </w:tcPr>
           <w:p>
             <w:r>
-              <w:t>Lab 3: schedule and Outlook flow</w:t>
+              <w:t>Lab 7: Cash-Flow Watchlist</w:t>
             </w:r>
           </w:p>
         </w:tc>
@@ -509,7 +675,7 @@
           </w:tcPr>
           <w:p>
             <w:r>
-              <w:t>17:55–18:00</w:t>
+              <w:t>17:15–18:00</w:t>
             </w:r>
           </w:p>
         </w:tc>
@@ -519,7 +685,7 @@
           </w:tcPr>
           <w:p>
             <w:r>
-              <w:t>5</w:t>
+              <w:t>45</w:t>
             </w:r>
           </w:p>
         </w:tc>
@@ -529,7 +695,7 @@
           </w:tcPr>
           <w:p>
             <w:r>
-              <w:t>Reconciliation recap</w:t>
+              <w:t>Lab 8: Weekly Finance Briefing</w:t>
             </w:r>
           </w:p>
         </w:tc>
@@ -537,7 +703,7 @@
     </w:tbl>
     <w:p>
       <w:r>
-        <w:t>Scheduled time excluding lunch: 480 minutes. Instruction: 450 minutes; tea breaks: 30 minutes.</w:t>
+        <w:t>Scheduled time excluding lunch: 480 minutes. Instructional and lab time: 450 minutes. Tea breaks: 30 minutes.</w:t>
       </w:r>
     </w:p>
     <w:p>
@@ -545,31 +711,12 @@
         <w:pStyle w:val="Heading1"/>
       </w:pPr>
       <w:r>
-        <w:t>Trainer evidence and release gates</w:t>
+        <w:t>Facilitation approach</w:t>
       </w:r>
     </w:p>
     <w:p>
-      <w:pPr>
-        <w:pStyle w:val="ListBullet"/>
-      </w:pPr>
       <w:r>
-        <w:t>Lab 1: inventory confirms 14 source rows, one duplicate, one pending item; source hash unchanged.</w:t>
-      </w:r>
-    </w:p>
-    <w:p>
-      <w:pPr>
-        <w:pStyle w:val="ListBullet"/>
-      </w:pPr>
-      <w:r>
-        <w:t>Lab 2: August approved revenue S$46,700, expenses S$16,500, net S$30,200; 12 eligible rows.</w:t>
-      </w:r>
-    </w:p>
-    <w:p>
-      <w:pPr>
-        <w:pStyle w:val="ListBullet"/>
-      </w:pPr>
-      <w:r>
-        <w:t>Lab 3: September approved revenue S$48,100, expenses S$16,960, net S$31,140; one approved workbook and one Outlook test email.</w:t>
+        <w:t>Each scenario begins with a visual before-and-after story, a short demonstration and a self-contained lab. Learners use fictional data, review Cowork’s plan, generate an output, and verify it against the folder checklist. Detailed procedures are in each lab folder and the Learner Guide.</w:t>
       </w:r>
     </w:p>
     <w:p>
@@ -581,8 +728,67 @@
       </w:r>
     </w:p>
     <w:p>
+      <w:pPr>
+        <w:pStyle w:val="ListBullet"/>
+      </w:pPr>
       <w:r>
-        <w:t>Learners compare workbook formulas and independent controls, then use a human gate before the approved report enters the delivery folder. No real finance or recipient data is needed.</w:t>
+        <w:t>Lab 1: File map lists every source; originals stay unchanged</w:t>
+      </w:r>
+    </w:p>
+    <w:p>
+      <w:pPr>
+        <w:pStyle w:val="ListBullet"/>
+      </w:pPr>
+      <w:r>
+        <w:t>Lab 2: September: revenue S$128k, expenses S$89.5k, net S$38.5k</w:t>
+      </w:r>
+    </w:p>
+    <w:p>
+      <w:pPr>
+        <w:pStyle w:val="ListBullet"/>
+      </w:pPr>
+      <w:r>
+        <w:t>Lab 3: Six direct links open; every date and summary is sourced</w:t>
+      </w:r>
+    </w:p>
+    <w:p>
+      <w:pPr>
+        <w:pStyle w:val="ListBullet"/>
+      </w:pPr>
+      <w:r>
+        <w:t>Lab 4: Five slides; Q3 revenue S$378k and net S$108.5k match Excel</w:t>
+      </w:r>
+    </w:p>
+    <w:p>
+      <w:pPr>
+        <w:pStyle w:val="ListBullet"/>
+      </w:pPr>
+      <w:r>
+        <w:t>Lab 5: Five rows; duplicate INV-204 and missing PO are visible</w:t>
+      </w:r>
+    </w:p>
+    <w:p>
+      <w:pPr>
+        <w:pStyle w:val="ListBullet"/>
+      </w:pPr>
+      <w:r>
+        <w:t>Lab 6: Each comment links to a line item or is marked as a question</w:t>
+      </w:r>
+    </w:p>
+    <w:p>
+      <w:pPr>
+        <w:pStyle w:val="ListBullet"/>
+      </w:pPr>
+      <w:r>
+        <w:t>Lab 7: Low-balance day and top payments match the workbook</w:t>
+      </w:r>
+    </w:p>
+    <w:p>
+      <w:pPr>
+        <w:pStyle w:val="ListBullet"/>
+      </w:pPr>
+      <w:r>
+        <w:t>Lab 8: Draft stays on demand; unapproved workbook is rejected</w:t>
       </w:r>
     </w:p>
     <w:sectPr>

--- a/courseware/LP-Claude Cowork Masterclass.docx
+++ b/courseware/LP-Claude Cowork Masterclass.docx
@@ -2,31 +2,209 @@
 <file path=word/document.xml><?xml version="1.0" encoding="utf-8"?>
 <w:document xmlns:wpc="http://schemas.microsoft.com/office/word/2010/wordprocessingCanvas" xmlns:mo="http://schemas.microsoft.com/office/mac/office/2008/main" xmlns:mc="http://schemas.openxmlformats.org/markup-compatibility/2006" xmlns:mv="urn:schemas-microsoft-com:mac:vml" xmlns:o="urn:schemas-microsoft-com:office:office" xmlns:r="http://schemas.openxmlformats.org/officeDocument/2006/relationships" xmlns:m="http://schemas.openxmlformats.org/officeDocument/2006/math" xmlns:v="urn:schemas-microsoft-com:vml" xmlns:wp14="http://schemas.microsoft.com/office/word/2010/wordprocessingDrawing" xmlns:wp="http://schemas.openxmlformats.org/drawingml/2006/wordprocessingDrawing" xmlns:w10="urn:schemas-microsoft-com:office:word" xmlns:w="http://schemas.openxmlformats.org/wordprocessingml/2006/main" xmlns:w14="http://schemas.microsoft.com/office/word/2010/wordml" xmlns:wpg="http://schemas.microsoft.com/office/word/2010/wordprocessingGroup" xmlns:wpi="http://schemas.microsoft.com/office/word/2010/wordprocessingInk" xmlns:wne="http://schemas.microsoft.com/office/word/2006/wordml" xmlns:wps="http://schemas.microsoft.com/office/word/2010/wordprocessingShape" mc:Ignorable="w14 wp14">
   <w:body>
+    <w:p/>
     <w:p>
       <w:pPr>
-        <w:pStyle w:val="Title"/>
+        <w:jc w:val="center"/>
       </w:pPr>
       <w:r>
-        <w:t>Lesson Plan — Claude Cowork Masterclass (C1382)</w:t>
+        <w:drawing>
+          <wp:inline xmlns:a="http://schemas.openxmlformats.org/drawingml/2006/main" xmlns:pic="http://schemas.openxmlformats.org/drawingml/2006/picture">
+            <wp:extent cx="1920240" cy="1920240"/>
+            <wp:docPr id="1" name="Picture 1"/>
+            <wp:cNvGraphicFramePr>
+              <a:graphicFrameLocks noChangeAspect="1"/>
+            </wp:cNvGraphicFramePr>
+            <a:graphic>
+              <a:graphicData uri="http://schemas.openxmlformats.org/drawingml/2006/picture">
+                <pic:pic>
+                  <pic:nvPicPr>
+                    <pic:cNvPr id="0" name="tertiary-infotech-logo.png"/>
+                    <pic:cNvPicPr/>
+                  </pic:nvPicPr>
+                  <pic:blipFill>
+                    <a:blip r:embed="rId9"/>
+                    <a:stretch>
+                      <a:fillRect/>
+                    </a:stretch>
+                  </pic:blipFill>
+                  <pic:spPr>
+                    <a:xfrm>
+                      <a:off x="0" y="0"/>
+                      <a:ext cx="1920240" cy="1920240"/>
+                    </a:xfrm>
+                    <a:prstGeom prst="rect"/>
+                  </pic:spPr>
+                </pic:pic>
+              </a:graphicData>
+            </a:graphic>
+          </wp:inline>
+        </w:drawing>
+      </w:r>
+    </w:p>
+    <w:p>
+      <w:pPr>
+        <w:spacing w:before="40" w:after="20"/>
+        <w:jc w:val="center"/>
+      </w:pPr>
+      <w:r>
+        <w:rPr>
+          <w:b/>
+          <w:color w:val="111827"/>
+          <w:sz w:val="26"/>
+        </w:rPr>
+        <w:t>Tertiary Infotech Academy Pte Ltd</w:t>
+      </w:r>
+    </w:p>
+    <w:p>
+      <w:pPr>
+        <w:spacing w:before="0" w:after="200"/>
+        <w:jc w:val="center"/>
+      </w:pPr>
+      <w:r>
+        <w:rPr>
+          <w:b w:val="0"/>
+          <w:color w:val="555B66"/>
+          <w:sz w:val="20"/>
+        </w:rPr>
+        <w:t>UEN: 201200696W</w:t>
+      </w:r>
+    </w:p>
+    <w:p>
+      <w:pPr>
+        <w:spacing w:before="0" w:after="80"/>
+        <w:jc w:val="center"/>
+      </w:pPr>
+      <w:r>
+        <w:rPr>
+          <w:b/>
+          <w:color w:val="1F6FEB"/>
+          <w:sz w:val="52"/>
+        </w:rPr>
+        <w:t>LESSON PLAN</w:t>
+      </w:r>
+    </w:p>
+    <w:p>
+      <w:pPr>
+        <w:spacing w:before="80" w:after="160"/>
+        <w:jc w:val="center"/>
+      </w:pPr>
+      <w:r>
+        <w:rPr>
+          <w:b w:val="0"/>
+          <w:color w:val="555B66"/>
+          <w:sz w:val="24"/>
+        </w:rPr>
+        <w:t>For</w:t>
+      </w:r>
+    </w:p>
+    <w:p>
+      <w:pPr>
+        <w:spacing w:before="80" w:after="40"/>
+        <w:jc w:val="center"/>
+      </w:pPr>
+      <w:r>
+        <w:rPr>
+          <w:b/>
+          <w:color w:val="111827"/>
+          <w:sz w:val="40"/>
+        </w:rPr>
+        <w:t>Claude Cowork Masterclass</w:t>
+      </w:r>
+    </w:p>
+    <w:p>
+      <w:pPr>
+        <w:spacing w:before="80" w:after="280"/>
+        <w:jc w:val="center"/>
+      </w:pPr>
+      <w:r>
+        <w:rPr>
+          <w:b w:val="0"/>
+          <w:color w:val="111827"/>
+          <w:sz w:val="24"/>
+        </w:rPr>
+        <w:t>Course Code: C1382</w:t>
+      </w:r>
+    </w:p>
+    <w:p>
+      <w:pPr>
+        <w:spacing w:before="0" w:after="40"/>
+        <w:jc w:val="center"/>
+      </w:pPr>
+      <w:r>
+        <w:rPr>
+          <w:b w:val="0"/>
+          <w:color w:val="555B66"/>
+          <w:sz w:val="22"/>
+        </w:rPr>
+        <w:t>Conducted by</w:t>
+      </w:r>
+    </w:p>
+    <w:p>
+      <w:pPr>
+        <w:spacing w:before="0" w:after="40"/>
+        <w:jc w:val="center"/>
+      </w:pPr>
+      <w:r>
+        <w:rPr>
+          <w:b/>
+          <w:color w:val="111827"/>
+          <w:sz w:val="26"/>
+        </w:rPr>
+        <w:t>Tertiary Infotech Academy Pte Ltd</w:t>
+      </w:r>
+    </w:p>
+    <w:p>
+      <w:pPr>
+        <w:spacing w:before="0" w:after="240"/>
+        <w:jc w:val="center"/>
+      </w:pPr>
+      <w:r>
+        <w:rPr>
+          <w:b w:val="0"/>
+          <w:color w:val="555B66"/>
+          <w:sz w:val="22"/>
+        </w:rPr>
+        <w:t>UEN: 201200696W</w:t>
+      </w:r>
+    </w:p>
+    <w:p>
+      <w:pPr>
+        <w:spacing w:before="0" w:after="80"/>
+        <w:jc w:val="center"/>
+      </w:pPr>
+      <w:r>
+        <w:rPr>
+          <w:b/>
+          <w:color w:val="1F6FEB"/>
+          <w:sz w:val="24"/>
+        </w:rPr>
+        <w:t>Version 3.0</w:t>
       </w:r>
     </w:p>
     <w:p>
       <w:r>
-        <w:t>v2.1 · 16 September 2026 · One day · 7.5 instructional hours plus 30 minutes tea breaks</w:t>
+        <w:br w:type="page"/>
       </w:r>
     </w:p>
     <w:p>
       <w:pPr>
-        <w:pStyle w:val="Heading1"/>
+        <w:spacing w:after="120"/>
       </w:pPr>
       <w:r>
-        <w:t>Document Version Control Record</w:t>
+        <w:rPr>
+          <w:b/>
+          <w:color w:val="111827"/>
+          <w:sz w:val="24"/>
+        </w:rPr>
+        <w:t>DOCUMENT VERSION CONTROL RECORD</w:t>
       </w:r>
     </w:p>
     <w:tbl>
       <w:tblPr>
         <w:tblStyle w:val="TableGrid"/>
         <w:tblW w:type="auto" w:w="0"/>
+        <w:jc w:val="center"/>
         <w:tblLook w:firstColumn="1" w:firstRow="1" w:lastColumn="0" w:lastRow="0" w:noHBand="0" w:noVBand="1" w:val="04A0"/>
       </w:tblPr>
       <w:tblGrid>
@@ -39,39 +217,67 @@
         <w:tc>
           <w:tcPr>
             <w:tcW w:type="dxa" w:w="2160"/>
+            <w:shd w:val="clear" w:color="auto" w:fill="1F6FEB"/>
           </w:tcPr>
           <w:p>
+            <w:r/>
             <w:r>
-              <w:t>Version</w:t>
+              <w:rPr>
+                <w:b/>
+                <w:color w:val="FFFFFF"/>
+                <w:sz w:val="19"/>
+              </w:rPr>
+              <w:t>Version Number</w:t>
             </w:r>
           </w:p>
         </w:tc>
         <w:tc>
           <w:tcPr>
             <w:tcW w:type="dxa" w:w="2160"/>
+            <w:shd w:val="clear" w:color="auto" w:fill="1F6FEB"/>
           </w:tcPr>
           <w:p>
+            <w:r/>
             <w:r>
-              <w:t>Date</w:t>
+              <w:rPr>
+                <w:b/>
+                <w:color w:val="FFFFFF"/>
+                <w:sz w:val="19"/>
+              </w:rPr>
+              <w:t>Effective Date of Release</w:t>
             </w:r>
           </w:p>
         </w:tc>
         <w:tc>
           <w:tcPr>
             <w:tcW w:type="dxa" w:w="2160"/>
+            <w:shd w:val="clear" w:color="auto" w:fill="1F6FEB"/>
           </w:tcPr>
           <w:p>
+            <w:r/>
             <w:r>
-              <w:t>Change</w:t>
+              <w:rPr>
+                <w:b/>
+                <w:color w:val="FFFFFF"/>
+                <w:sz w:val="19"/>
+              </w:rPr>
+              <w:t>Summary of Included Changes</w:t>
             </w:r>
           </w:p>
         </w:tc>
         <w:tc>
           <w:tcPr>
             <w:tcW w:type="dxa" w:w="2160"/>
+            <w:shd w:val="clear" w:color="auto" w:fill="1F6FEB"/>
           </w:tcPr>
           <w:p>
+            <w:r/>
             <w:r>
+              <w:rPr>
+                <w:b/>
+                <w:color w:val="FFFFFF"/>
+                <w:sz w:val="19"/>
+              </w:rPr>
               <w:t>Author</w:t>
             </w:r>
           </w:p>
@@ -83,7 +289,127 @@
             <w:tcW w:type="dxa" w:w="2160"/>
           </w:tcPr>
           <w:p>
+            <w:r/>
             <w:r>
+              <w:rPr>
+                <w:sz w:val="19"/>
+              </w:rPr>
+              <w:t>1.0</w:t>
+            </w:r>
+          </w:p>
+        </w:tc>
+        <w:tc>
+          <w:tcPr>
+            <w:tcW w:type="dxa" w:w="2160"/>
+          </w:tcPr>
+          <w:p>
+            <w:r/>
+            <w:r>
+              <w:rPr>
+                <w:sz w:val="19"/>
+              </w:rPr>
+              <w:t>15 September 2026</w:t>
+            </w:r>
+          </w:p>
+        </w:tc>
+        <w:tc>
+          <w:tcPr>
+            <w:tcW w:type="dxa" w:w="2160"/>
+          </w:tcPr>
+          <w:p>
+            <w:r/>
+            <w:r>
+              <w:rPr>
+                <w:sz w:val="19"/>
+              </w:rPr>
+              <w:t>Initial release.</w:t>
+            </w:r>
+          </w:p>
+        </w:tc>
+        <w:tc>
+          <w:tcPr>
+            <w:tcW w:type="dxa" w:w="2160"/>
+          </w:tcPr>
+          <w:p>
+            <w:r/>
+            <w:r>
+              <w:rPr>
+                <w:sz w:val="19"/>
+              </w:rPr>
+              <w:t>Dr. Alfred Ang</w:t>
+            </w:r>
+          </w:p>
+        </w:tc>
+      </w:tr>
+      <w:tr>
+        <w:tc>
+          <w:tcPr>
+            <w:tcW w:type="dxa" w:w="2160"/>
+          </w:tcPr>
+          <w:p>
+            <w:r/>
+            <w:r>
+              <w:rPr>
+                <w:sz w:val="19"/>
+              </w:rPr>
+              <w:t>2.0</w:t>
+            </w:r>
+          </w:p>
+        </w:tc>
+        <w:tc>
+          <w:tcPr>
+            <w:tcW w:type="dxa" w:w="2160"/>
+          </w:tcPr>
+          <w:p>
+            <w:r/>
+            <w:r>
+              <w:rPr>
+                <w:sz w:val="19"/>
+              </w:rPr>
+              <w:t>15 September 2026</w:t>
+            </w:r>
+          </w:p>
+        </w:tc>
+        <w:tc>
+          <w:tcPr>
+            <w:tcW w:type="dxa" w:w="2160"/>
+          </w:tcPr>
+          <w:p>
+            <w:r/>
+            <w:r>
+              <w:rPr>
+                <w:sz w:val="19"/>
+              </w:rPr>
+              <w:t>Finance task automation scenarios.</w:t>
+            </w:r>
+          </w:p>
+        </w:tc>
+        <w:tc>
+          <w:tcPr>
+            <w:tcW w:type="dxa" w:w="2160"/>
+          </w:tcPr>
+          <w:p>
+            <w:r/>
+            <w:r>
+              <w:rPr>
+                <w:sz w:val="19"/>
+              </w:rPr>
+              <w:t>Dr. Alfred Ang</w:t>
+            </w:r>
+          </w:p>
+        </w:tc>
+      </w:tr>
+      <w:tr>
+        <w:tc>
+          <w:tcPr>
+            <w:tcW w:type="dxa" w:w="2160"/>
+          </w:tcPr>
+          <w:p>
+            <w:r/>
+            <w:r>
+              <w:rPr>
+                <w:sz w:val="19"/>
+              </w:rPr>
               <w:t>2.1</w:t>
             </w:r>
           </w:p>
@@ -93,7 +419,11 @@
             <w:tcW w:type="dxa" w:w="2160"/>
           </w:tcPr>
           <w:p>
+            <w:r/>
             <w:r>
+              <w:rPr>
+                <w:sz w:val="19"/>
+              </w:rPr>
               <w:t>16 September 2026</w:t>
             </w:r>
           </w:p>
@@ -103,8 +433,12 @@
             <w:tcW w:type="dxa" w:w="2160"/>
           </w:tcPr>
           <w:p>
+            <w:r/>
             <w:r>
-              <w:t>Simplified eight-use-case automation course with visual slides and self-contained labs</w:t>
+              <w:rPr>
+                <w:sz w:val="19"/>
+              </w:rPr>
+              <w:t>Eight finance labs with mock data and skills.</w:t>
             </w:r>
           </w:p>
         </w:tc>
@@ -113,8 +447,451 @@
             <w:tcW w:type="dxa" w:w="2160"/>
           </w:tcPr>
           <w:p>
+            <w:r/>
             <w:r>
-              <w:t>Tertiary Infotech Academy</w:t>
+              <w:rPr>
+                <w:sz w:val="19"/>
+              </w:rPr>
+              <w:t>Dr. Alfred Ang</w:t>
+            </w:r>
+          </w:p>
+        </w:tc>
+      </w:tr>
+      <w:tr>
+        <w:tc>
+          <w:tcPr>
+            <w:tcW w:type="dxa" w:w="2160"/>
+          </w:tcPr>
+          <w:p>
+            <w:r/>
+            <w:r>
+              <w:rPr>
+                <w:sz w:val="19"/>
+              </w:rPr>
+              <w:t>3.0</w:t>
+            </w:r>
+          </w:p>
+        </w:tc>
+        <w:tc>
+          <w:tcPr>
+            <w:tcW w:type="dxa" w:w="2160"/>
+          </w:tcPr>
+          <w:p>
+            <w:r/>
+            <w:r>
+              <w:rPr>
+                <w:sz w:val="19"/>
+              </w:rPr>
+              <w:t>16 September 2026</w:t>
+            </w:r>
+          </w:p>
+        </w:tc>
+        <w:tc>
+          <w:tcPr>
+            <w:tcW w:type="dxa" w:w="2160"/>
+          </w:tcPr>
+          <w:p>
+            <w:r/>
+            <w:r>
+              <w:rPr>
+                <w:sz w:val="19"/>
+              </w:rPr>
+              <w:t>Rebuilt on the Claude Style design shared with the Claude Code Masterclass, reusing its Claude product family and AI evolution slides. Replaced the eight finance labs with three topics — Cowork Fundamentals (Live Artefacts), Tools and Skills (Google Drive and Gmail connectors plus a reusable daily-brief automation) and Claude Projects (assembling everything into one shared workspace) — delivered as six coherent labs on one fictitious company, Meridian Capital Partners Pte Ltd. Ready-to-paste prompts added to the slides, Learner Guide and labs, and each lab is now issued in both Markdown and PDF.</w:t>
+            </w:r>
+          </w:p>
+        </w:tc>
+        <w:tc>
+          <w:tcPr>
+            <w:tcW w:type="dxa" w:w="2160"/>
+          </w:tcPr>
+          <w:p>
+            <w:r/>
+            <w:r>
+              <w:rPr>
+                <w:sz w:val="19"/>
+              </w:rPr>
+              <w:t>Dr. Alfred Ang</w:t>
+            </w:r>
+          </w:p>
+        </w:tc>
+      </w:tr>
+    </w:tbl>
+    <w:p>
+      <w:r>
+        <w:br w:type="page"/>
+      </w:r>
+    </w:p>
+    <w:p>
+      <w:pPr>
+        <w:spacing w:after="120"/>
+      </w:pPr>
+      <w:r>
+        <w:rPr>
+          <w:b/>
+          <w:color w:val="111827"/>
+          <w:sz w:val="24"/>
+        </w:rPr>
+        <w:t>TABLE OF CONTENTS</w:t>
+      </w:r>
+    </w:p>
+    <w:p>
+      <w:pPr>
+        <w:tabs>
+          <w:tab w:pos="9072" w:val="right" w:leader="dot"/>
+        </w:tabs>
+        <w:spacing w:after="60"/>
+      </w:pPr>
+      <w:r>
+        <w:rPr>
+          <w:rFonts w:ascii="Arial" w:hAnsi="Arial"/>
+          <w:b/>
+          <w:color w:val="333333"/>
+          <w:sz w:val="22"/>
+        </w:rPr>
+        <w:t>Course Information</w:t>
+        <w:tab/>
+        <w:t>4</w:t>
+      </w:r>
+    </w:p>
+    <w:p>
+      <w:pPr>
+        <w:tabs>
+          <w:tab w:pos="9072" w:val="right" w:leader="dot"/>
+        </w:tabs>
+        <w:spacing w:after="60"/>
+      </w:pPr>
+      <w:r>
+        <w:rPr>
+          <w:rFonts w:ascii="Arial" w:hAnsi="Arial"/>
+          <w:b/>
+          <w:color w:val="333333"/>
+          <w:sz w:val="22"/>
+        </w:rPr>
+        <w:t>Learning Outcomes</w:t>
+        <w:tab/>
+        <w:t>4</w:t>
+      </w:r>
+    </w:p>
+    <w:p>
+      <w:pPr>
+        <w:tabs>
+          <w:tab w:pos="9072" w:val="right" w:leader="dot"/>
+        </w:tabs>
+        <w:spacing w:after="60"/>
+      </w:pPr>
+      <w:r>
+        <w:rPr>
+          <w:rFonts w:ascii="Arial" w:hAnsi="Arial"/>
+          <w:b/>
+          <w:color w:val="333333"/>
+          <w:sz w:val="22"/>
+        </w:rPr>
+        <w:t>Learning Reinforcement</w:t>
+        <w:tab/>
+        <w:t>4</w:t>
+      </w:r>
+    </w:p>
+    <w:p>
+      <w:pPr>
+        <w:tabs>
+          <w:tab w:pos="9072" w:val="right" w:leader="dot"/>
+        </w:tabs>
+        <w:spacing w:after="60"/>
+      </w:pPr>
+      <w:r>
+        <w:rPr>
+          <w:rFonts w:ascii="Arial" w:hAnsi="Arial"/>
+          <w:b/>
+          <w:color w:val="333333"/>
+          <w:sz w:val="22"/>
+        </w:rPr>
+        <w:t>Course Schedule</w:t>
+        <w:tab/>
+        <w:t>4</w:t>
+      </w:r>
+    </w:p>
+    <w:p>
+      <w:pPr>
+        <w:tabs>
+          <w:tab w:pos="9072" w:val="right" w:leader="dot"/>
+        </w:tabs>
+        <w:spacing w:after="60"/>
+        <w:ind w:left="432"/>
+      </w:pPr>
+      <w:r>
+        <w:rPr>
+          <w:rFonts w:ascii="Arial" w:hAnsi="Arial"/>
+          <w:b w:val="0"/>
+          <w:color w:val="333333"/>
+          <w:sz w:val="21"/>
+        </w:rPr>
+        <w:t>Day 1 — From a first Live Artefact to a branded, connected finance dashboard</w:t>
+        <w:tab/>
+        <w:t>4</w:t>
+      </w:r>
+    </w:p>
+    <w:p>
+      <w:pPr>
+        <w:tabs>
+          <w:tab w:pos="9072" w:val="right" w:leader="dot"/>
+        </w:tabs>
+        <w:spacing w:after="60"/>
+      </w:pPr>
+      <w:r>
+        <w:rPr>
+          <w:rFonts w:ascii="Arial" w:hAnsi="Arial"/>
+          <w:b/>
+          <w:color w:val="333333"/>
+          <w:sz w:val="22"/>
+        </w:rPr>
+        <w:t>Lab Reference (aligned to course topics)</w:t>
+        <w:tab/>
+        <w:t>5</w:t>
+      </w:r>
+    </w:p>
+    <w:p>
+      <w:r>
+        <w:br w:type="page"/>
+      </w:r>
+    </w:p>
+    <w:p>
+      <w:pPr>
+        <w:pStyle w:val="Heading1"/>
+      </w:pPr>
+      <w:r>
+        <w:t>Course Information</w:t>
+      </w:r>
+    </w:p>
+    <w:tbl>
+      <w:tblPr>
+        <w:tblStyle w:val="TableGrid"/>
+        <w:tblW w:type="auto" w:w="0"/>
+        <w:tblLook w:firstColumn="1" w:firstRow="1" w:lastColumn="0" w:lastRow="0" w:noHBand="0" w:noVBand="1" w:val="04A0"/>
+      </w:tblPr>
+      <w:tblGrid>
+        <w:gridCol w:w="4320"/>
+        <w:gridCol w:w="4320"/>
+      </w:tblGrid>
+      <w:tr>
+        <w:tc>
+          <w:tcPr>
+            <w:tcW w:type="dxa" w:w="4320"/>
+            <w:shd w:val="clear" w:color="auto" w:fill="E8F0FE"/>
+          </w:tcPr>
+          <w:p>
+            <w:r/>
+            <w:r>
+              <w:rPr>
+                <w:b/>
+                <w:sz w:val="20"/>
+              </w:rPr>
+              <w:t>Course Title</w:t>
+            </w:r>
+          </w:p>
+        </w:tc>
+        <w:tc>
+          <w:tcPr>
+            <w:tcW w:type="dxa" w:w="4320"/>
+          </w:tcPr>
+          <w:p>
+            <w:r/>
+            <w:r>
+              <w:rPr>
+                <w:sz w:val="20"/>
+              </w:rPr>
+              <w:t>Claude Cowork Masterclass</w:t>
+            </w:r>
+          </w:p>
+        </w:tc>
+      </w:tr>
+      <w:tr>
+        <w:tc>
+          <w:tcPr>
+            <w:tcW w:type="dxa" w:w="4320"/>
+            <w:shd w:val="clear" w:color="auto" w:fill="E8F0FE"/>
+          </w:tcPr>
+          <w:p>
+            <w:r/>
+            <w:r>
+              <w:rPr>
+                <w:b/>
+                <w:sz w:val="20"/>
+              </w:rPr>
+              <w:t>Course Reference</w:t>
+            </w:r>
+          </w:p>
+        </w:tc>
+        <w:tc>
+          <w:tcPr>
+            <w:tcW w:type="dxa" w:w="4320"/>
+          </w:tcPr>
+          <w:p>
+            <w:r/>
+            <w:r>
+              <w:rPr>
+                <w:sz w:val="20"/>
+              </w:rPr>
+              <w:t>C1382</w:t>
+            </w:r>
+          </w:p>
+        </w:tc>
+      </w:tr>
+      <w:tr>
+        <w:tc>
+          <w:tcPr>
+            <w:tcW w:type="dxa" w:w="4320"/>
+            <w:shd w:val="clear" w:color="auto" w:fill="E8F0FE"/>
+          </w:tcPr>
+          <w:p>
+            <w:r/>
+            <w:r>
+              <w:rPr>
+                <w:b/>
+                <w:sz w:val="20"/>
+              </w:rPr>
+              <w:t>Training Provider</w:t>
+            </w:r>
+          </w:p>
+        </w:tc>
+        <w:tc>
+          <w:tcPr>
+            <w:tcW w:type="dxa" w:w="4320"/>
+          </w:tcPr>
+          <w:p>
+            <w:r/>
+            <w:r>
+              <w:rPr>
+                <w:sz w:val="20"/>
+              </w:rPr>
+              <w:t>Tertiary Infotech Academy Pte Ltd  (UEN 201200696W)</w:t>
+            </w:r>
+          </w:p>
+        </w:tc>
+      </w:tr>
+      <w:tr>
+        <w:tc>
+          <w:tcPr>
+            <w:tcW w:type="dxa" w:w="4320"/>
+            <w:shd w:val="clear" w:color="auto" w:fill="E8F0FE"/>
+          </w:tcPr>
+          <w:p>
+            <w:r/>
+            <w:r>
+              <w:rPr>
+                <w:b/>
+                <w:sz w:val="20"/>
+              </w:rPr>
+              <w:t>Duration</w:t>
+            </w:r>
+          </w:p>
+        </w:tc>
+        <w:tc>
+          <w:tcPr>
+            <w:tcW w:type="dxa" w:w="4320"/>
+          </w:tcPr>
+          <w:p>
+            <w:r/>
+            <w:r>
+              <w:rPr>
+                <w:sz w:val="20"/>
+              </w:rPr>
+              <w:t>1 day · 7.5 instructional hours per day (7.5 hours)</w:t>
+            </w:r>
+          </w:p>
+        </w:tc>
+      </w:tr>
+      <w:tr>
+        <w:tc>
+          <w:tcPr>
+            <w:tcW w:type="dxa" w:w="4320"/>
+            <w:shd w:val="clear" w:color="auto" w:fill="E8F0FE"/>
+          </w:tcPr>
+          <w:p>
+            <w:r/>
+            <w:r>
+              <w:rPr>
+                <w:b/>
+                <w:sz w:val="20"/>
+              </w:rPr>
+              <w:t>Daily Timing</w:t>
+            </w:r>
+          </w:p>
+        </w:tc>
+        <w:tc>
+          <w:tcPr>
+            <w:tcW w:type="dxa" w:w="4320"/>
+          </w:tcPr>
+          <w:p>
+            <w:r/>
+            <w:r>
+              <w:rPr>
+                <w:sz w:val="20"/>
+              </w:rPr>
+              <w:t>9:00 am – 6:00 pm (1-hour lunch; tea breaks within training time)</w:t>
+            </w:r>
+          </w:p>
+        </w:tc>
+      </w:tr>
+      <w:tr>
+        <w:tc>
+          <w:tcPr>
+            <w:tcW w:type="dxa" w:w="4320"/>
+            <w:shd w:val="clear" w:color="auto" w:fill="E8F0FE"/>
+          </w:tcPr>
+          <w:p>
+            <w:r/>
+            <w:r>
+              <w:rPr>
+                <w:b/>
+                <w:sz w:val="20"/>
+              </w:rPr>
+              <w:t>Mode</w:t>
+            </w:r>
+          </w:p>
+        </w:tc>
+        <w:tc>
+          <w:tcPr>
+            <w:tcW w:type="dxa" w:w="4320"/>
+          </w:tcPr>
+          <w:p>
+            <w:r/>
+            <w:r>
+              <w:rPr>
+                <w:sz w:val="20"/>
+              </w:rPr>
+              <w:t>Instructor-led, hands-on practical labs</w:t>
+            </w:r>
+          </w:p>
+        </w:tc>
+      </w:tr>
+      <w:tr>
+        <w:tc>
+          <w:tcPr>
+            <w:tcW w:type="dxa" w:w="4320"/>
+            <w:shd w:val="clear" w:color="auto" w:fill="E8F0FE"/>
+          </w:tcPr>
+          <w:p>
+            <w:r/>
+            <w:r>
+              <w:rPr>
+                <w:b/>
+                <w:sz w:val="20"/>
+              </w:rPr>
+              <w:t>Trainer</w:t>
+            </w:r>
+          </w:p>
+        </w:tc>
+        <w:tc>
+          <w:tcPr>
+            <w:tcW w:type="dxa" w:w="4320"/>
+          </w:tcPr>
+          <w:p>
+            <w:r/>
+            <w:r>
+              <w:rPr>
+                <w:sz w:val="20"/>
+              </w:rPr>
+              <w:t>Dr. Alfred Ang</w:t>
             </w:r>
           </w:p>
         </w:tc>
@@ -125,7 +902,12 @@
         <w:pStyle w:val="Heading1"/>
       </w:pPr>
       <w:r>
-        <w:t>Learning outcomes</w:t>
+        <w:t>Learning Outcomes</w:t>
+      </w:r>
+    </w:p>
+    <w:p>
+      <w:r>
+        <w:t>On completion of this course, learners will be able to:</w:t>
       </w:r>
     </w:p>
     <w:p>
@@ -133,7 +915,10 @@
         <w:pStyle w:val="ListBullet"/>
       </w:pPr>
       <w:r>
-        <w:t>Set up a Cowork project with a dedicated folder, task instructions and reusable skills.</w:t>
+        <w:rPr>
+          <w:sz w:val="21"/>
+        </w:rPr>
+        <w:t>LO1: Set up Claude and the Cowork desktop workspace, and explain where Cowork fits in the Claude product family.</w:t>
       </w:r>
     </w:p>
     <w:p>
@@ -141,7 +926,10 @@
         <w:pStyle w:val="ListBullet"/>
       </w:pPr>
       <w:r>
-        <w:t>Refresh Excel data and visualisations from the latest dated finance file.</w:t>
+        <w:rPr>
+          <w:sz w:val="21"/>
+        </w:rPr>
+        <w:t>LO2: Build, save and download a Live Artefact, including an interactive sales dashboard from supplied data.</w:t>
       </w:r>
     </w:p>
     <w:p>
@@ -149,7 +937,10 @@
         <w:pStyle w:val="ListBullet"/>
       </w:pPr>
       <w:r>
-        <w:t>Research recent AI-in-finance news and compile a sourced Excel tracker.</w:t>
+        <w:rPr>
+          <w:sz w:val="21"/>
+        </w:rPr>
+        <w:t>LO3: Connect the Google Drive connector so Claude can read finance data held outside the chat.</w:t>
       </w:r>
     </w:p>
     <w:p>
@@ -157,7 +948,10 @@
         <w:pStyle w:val="ListBullet"/>
       </w:pPr>
       <w:r>
-        <w:t>Turn finance files into presentations, trackers, commentary and monitored routines.</w:t>
+        <w:rPr>
+          <w:sz w:val="21"/>
+        </w:rPr>
+        <w:t>LO4: Refresh a Live Artefact from connected data and send an approved summary with the Gmail connector.</w:t>
       </w:r>
     </w:p>
     <w:p>
@@ -165,7 +959,21 @@
         <w:pStyle w:val="ListBullet"/>
       </w:pPr>
       <w:r>
-        <w:t>Rehearse a scheduled finance briefing while keeping email and activation behind human review.</w:t>
+        <w:rPr>
+          <w:sz w:val="21"/>
+        </w:rPr>
+        <w:t>LO5: Write an Agent Skill that runs a repeatable routine across your connected tools on one command.</w:t>
+      </w:r>
+    </w:p>
+    <w:p>
+      <w:pPr>
+        <w:pStyle w:val="ListBullet"/>
+      </w:pPr>
+      <w:r>
+        <w:rPr>
+          <w:sz w:val="21"/>
+        </w:rPr>
+        <w:t>LO6: Assemble a Claude Project that holds the data, instructions, skill and dashboard as one reusable team workspace.</w:t>
       </w:r>
     </w:p>
     <w:p>
@@ -173,7 +981,67 @@
         <w:pStyle w:val="Heading1"/>
       </w:pPr>
       <w:r>
-        <w:t>Course schedule</w:t>
+        <w:t>Learning Reinforcement</w:t>
+      </w:r>
+    </w:p>
+    <w:p>
+      <w:pPr>
+        <w:pStyle w:val="ListBullet"/>
+      </w:pPr>
+      <w:r>
+        <w:rPr>
+          <w:sz w:val="21"/>
+        </w:rPr>
+        <w:t>Every topic is followed by hands-on labs that learners complete on their own machine.</w:t>
+      </w:r>
+    </w:p>
+    <w:p>
+      <w:pPr>
+        <w:pStyle w:val="ListBullet"/>
+      </w:pPr>
+      <w:r>
+        <w:rPr>
+          <w:sz w:val="21"/>
+        </w:rPr>
+        <w:t>Each lab ends with a 'Test it' verification step so learners can confirm their own progress.</w:t>
+      </w:r>
+    </w:p>
+    <w:p>
+      <w:pPr>
+        <w:pStyle w:val="ListBullet"/>
+      </w:pPr>
+      <w:r>
+        <w:rPr>
+          <w:sz w:val="21"/>
+        </w:rPr>
+        <w:t>The trainer circulates during lab time to give individual feedback and unblock learners.</w:t>
+      </w:r>
+    </w:p>
+    <w:p>
+      <w:pPr>
+        <w:pStyle w:val="ListBullet"/>
+      </w:pPr>
+      <w:r>
+        <w:rPr>
+          <w:sz w:val="21"/>
+        </w:rPr>
+        <w:t>Each topic closes with a recap mapped back to the course learning outcomes.</w:t>
+      </w:r>
+    </w:p>
+    <w:p>
+      <w:pPr>
+        <w:pStyle w:val="Heading1"/>
+      </w:pPr>
+      <w:r>
+        <w:t>Course Schedule</w:t>
+      </w:r>
+    </w:p>
+    <w:p>
+      <w:pPr>
+        <w:pStyle w:val="Heading2"/>
+      </w:pPr>
+      <w:r>
+        <w:t>Day 1 — From a first Live Artefact to a branded, connected finance dashboard</w:t>
       </w:r>
     </w:p>
     <w:tbl>
@@ -191,11 +1059,907 @@
       <w:tr>
         <w:tc>
           <w:tcPr>
-            <w:tcW w:type="dxa" w:w="2880"/>
+            <w:tcW w:type="dxa" w:w="1656"/>
+            <w:shd w:val="clear" w:color="auto" w:fill="1F6FEB"/>
           </w:tcPr>
           <w:p>
+            <w:r/>
             <w:r>
+              <w:rPr>
+                <w:rFonts w:ascii="Arial" w:hAnsi="Arial"/>
+                <w:b/>
+                <w:color w:val="FFFFFF"/>
+                <w:sz w:val="20"/>
+              </w:rPr>
               <w:t>Time</w:t>
+            </w:r>
+          </w:p>
+        </w:tc>
+        <w:tc>
+          <w:tcPr>
+            <w:tcW w:type="dxa" w:w="1296"/>
+            <w:shd w:val="clear" w:color="auto" w:fill="1F6FEB"/>
+          </w:tcPr>
+          <w:p>
+            <w:r/>
+            <w:r>
+              <w:rPr>
+                <w:rFonts w:ascii="Arial" w:hAnsi="Arial"/>
+                <w:b/>
+                <w:color w:val="FFFFFF"/>
+                <w:sz w:val="20"/>
+              </w:rPr>
+              <w:t>Duration</w:t>
+            </w:r>
+          </w:p>
+        </w:tc>
+        <w:tc>
+          <w:tcPr>
+            <w:tcW w:type="dxa" w:w="6840"/>
+            <w:shd w:val="clear" w:color="auto" w:fill="1F6FEB"/>
+          </w:tcPr>
+          <w:p>
+            <w:r/>
+            <w:r>
+              <w:rPr>
+                <w:rFonts w:ascii="Arial" w:hAnsi="Arial"/>
+                <w:b/>
+                <w:color w:val="FFFFFF"/>
+                <w:sz w:val="20"/>
+              </w:rPr>
+              <w:t>Topic / Activity</w:t>
+            </w:r>
+          </w:p>
+        </w:tc>
+      </w:tr>
+      <w:tr>
+        <w:tc>
+          <w:tcPr>
+            <w:tcW w:type="dxa" w:w="1656"/>
+            <w:shd w:val="clear" w:color="auto" w:fill="F3F5F8"/>
+          </w:tcPr>
+          <w:p>
+            <w:r/>
+            <w:r>
+              <w:rPr>
+                <w:rFonts w:ascii="Arial" w:hAnsi="Arial"/>
+                <w:b w:val="0"/>
+                <w:sz w:val="19"/>
+              </w:rPr>
+              <w:t>9:00–9:20</w:t>
+            </w:r>
+          </w:p>
+        </w:tc>
+        <w:tc>
+          <w:tcPr>
+            <w:tcW w:type="dxa" w:w="1296"/>
+            <w:shd w:val="clear" w:color="auto" w:fill="F3F5F8"/>
+          </w:tcPr>
+          <w:p>
+            <w:r/>
+            <w:r>
+              <w:rPr>
+                <w:rFonts w:ascii="Arial" w:hAnsi="Arial"/>
+                <w:b w:val="0"/>
+                <w:sz w:val="19"/>
+              </w:rPr>
+              <w:t>20 min</w:t>
+            </w:r>
+          </w:p>
+        </w:tc>
+        <w:tc>
+          <w:tcPr>
+            <w:tcW w:type="dxa" w:w="6840"/>
+            <w:shd w:val="clear" w:color="auto" w:fill="F3F5F8"/>
+          </w:tcPr>
+          <w:p>
+            <w:r/>
+            <w:r>
+              <w:rPr>
+                <w:rFonts w:ascii="Arial" w:hAnsi="Arial"/>
+                <w:b w:val="0"/>
+                <w:sz w:val="19"/>
+              </w:rPr>
+              <w:t>Welcome, introductions and ground rules</w:t>
+            </w:r>
+          </w:p>
+        </w:tc>
+      </w:tr>
+      <w:tr>
+        <w:tc>
+          <w:tcPr>
+            <w:tcW w:type="dxa" w:w="1656"/>
+            <w:shd w:val="clear" w:color="auto" w:fill="E8F0FE"/>
+          </w:tcPr>
+          <w:p>
+            <w:r/>
+            <w:r>
+              <w:rPr>
+                <w:rFonts w:ascii="Arial" w:hAnsi="Arial"/>
+                <w:b/>
+                <w:sz w:val="19"/>
+              </w:rPr>
+              <w:t>9:20–10:05</w:t>
+            </w:r>
+          </w:p>
+        </w:tc>
+        <w:tc>
+          <w:tcPr>
+            <w:tcW w:type="dxa" w:w="1296"/>
+            <w:shd w:val="clear" w:color="auto" w:fill="E8F0FE"/>
+          </w:tcPr>
+          <w:p>
+            <w:r/>
+            <w:r>
+              <w:rPr>
+                <w:rFonts w:ascii="Arial" w:hAnsi="Arial"/>
+                <w:b w:val="0"/>
+                <w:sz w:val="19"/>
+              </w:rPr>
+              <w:t>45 min</w:t>
+            </w:r>
+          </w:p>
+        </w:tc>
+        <w:tc>
+          <w:tcPr>
+            <w:tcW w:type="dxa" w:w="6840"/>
+            <w:shd w:val="clear" w:color="auto" w:fill="E8F0FE"/>
+          </w:tcPr>
+          <w:p>
+            <w:r/>
+            <w:r>
+              <w:rPr>
+                <w:rFonts w:ascii="Arial" w:hAnsi="Arial"/>
+                <w:b/>
+                <w:sz w:val="19"/>
+              </w:rPr>
+              <w:t>Topic 1 — Claude Cowork Fundamentals: the Claude family, the evolution of AI engineering, setting up Cowork</w:t>
+            </w:r>
+          </w:p>
+        </w:tc>
+      </w:tr>
+      <w:tr>
+        <w:tc>
+          <w:tcPr>
+            <w:tcW w:type="dxa" w:w="1656"/>
+            <w:shd w:val="clear" w:color="auto" w:fill="E8F0FE"/>
+          </w:tcPr>
+          <w:p>
+            <w:r/>
+            <w:r>
+              <w:rPr>
+                <w:rFonts w:ascii="Arial" w:hAnsi="Arial"/>
+                <w:b/>
+                <w:sz w:val="19"/>
+              </w:rPr>
+              <w:t>10:05–10:45</w:t>
+            </w:r>
+          </w:p>
+        </w:tc>
+        <w:tc>
+          <w:tcPr>
+            <w:tcW w:type="dxa" w:w="1296"/>
+            <w:shd w:val="clear" w:color="auto" w:fill="E8F0FE"/>
+          </w:tcPr>
+          <w:p>
+            <w:r/>
+            <w:r>
+              <w:rPr>
+                <w:rFonts w:ascii="Arial" w:hAnsi="Arial"/>
+                <w:b w:val="0"/>
+                <w:sz w:val="19"/>
+              </w:rPr>
+              <w:t>40 min</w:t>
+            </w:r>
+          </w:p>
+        </w:tc>
+        <w:tc>
+          <w:tcPr>
+            <w:tcW w:type="dxa" w:w="6840"/>
+            <w:shd w:val="clear" w:color="auto" w:fill="E8F0FE"/>
+          </w:tcPr>
+          <w:p>
+            <w:r/>
+            <w:r>
+              <w:rPr>
+                <w:rFonts w:ascii="Arial" w:hAnsi="Arial"/>
+                <w:b/>
+                <w:sz w:val="19"/>
+              </w:rPr>
+              <w:t>Topic 1 — Live Artefacts: what they are, how they persist, saving and downloading (trainer demo)</w:t>
+            </w:r>
+          </w:p>
+        </w:tc>
+      </w:tr>
+      <w:tr>
+        <w:tc>
+          <w:tcPr>
+            <w:tcW w:type="dxa" w:w="1656"/>
+            <w:shd w:val="clear" w:color="auto" w:fill="FFF4E5"/>
+          </w:tcPr>
+          <w:p>
+            <w:r/>
+            <w:r>
+              <w:rPr>
+                <w:rFonts w:ascii="Arial" w:hAnsi="Arial"/>
+                <w:b w:val="0"/>
+                <w:sz w:val="19"/>
+              </w:rPr>
+              <w:t>10:45–11:00</w:t>
+            </w:r>
+          </w:p>
+        </w:tc>
+        <w:tc>
+          <w:tcPr>
+            <w:tcW w:type="dxa" w:w="1296"/>
+            <w:shd w:val="clear" w:color="auto" w:fill="FFF4E5"/>
+          </w:tcPr>
+          <w:p>
+            <w:r/>
+            <w:r>
+              <w:rPr>
+                <w:rFonts w:ascii="Arial" w:hAnsi="Arial"/>
+                <w:b w:val="0"/>
+                <w:sz w:val="19"/>
+              </w:rPr>
+              <w:t>15 min</w:t>
+            </w:r>
+          </w:p>
+        </w:tc>
+        <w:tc>
+          <w:tcPr>
+            <w:tcW w:type="dxa" w:w="6840"/>
+            <w:shd w:val="clear" w:color="auto" w:fill="FFF4E5"/>
+          </w:tcPr>
+          <w:p>
+            <w:r/>
+            <w:r>
+              <w:rPr>
+                <w:rFonts w:ascii="Arial" w:hAnsi="Arial"/>
+                <w:b w:val="0"/>
+                <w:sz w:val="19"/>
+              </w:rPr>
+              <w:t>Tea break</w:t>
+            </w:r>
+          </w:p>
+        </w:tc>
+      </w:tr>
+      <w:tr>
+        <w:tc>
+          <w:tcPr>
+            <w:tcW w:type="dxa" w:w="1656"/>
+          </w:tcPr>
+          <w:p>
+            <w:r/>
+            <w:r>
+              <w:rPr>
+                <w:rFonts w:ascii="Arial" w:hAnsi="Arial"/>
+                <w:b w:val="0"/>
+                <w:sz w:val="19"/>
+              </w:rPr>
+              <w:t>11:00–12:30</w:t>
+            </w:r>
+          </w:p>
+        </w:tc>
+        <w:tc>
+          <w:tcPr>
+            <w:tcW w:type="dxa" w:w="1296"/>
+          </w:tcPr>
+          <w:p>
+            <w:r/>
+            <w:r>
+              <w:rPr>
+                <w:rFonts w:ascii="Arial" w:hAnsi="Arial"/>
+                <w:b w:val="0"/>
+                <w:sz w:val="19"/>
+              </w:rPr>
+              <w:t>90 min</w:t>
+            </w:r>
+          </w:p>
+        </w:tc>
+        <w:tc>
+          <w:tcPr>
+            <w:tcW w:type="dxa" w:w="6840"/>
+          </w:tcPr>
+          <w:p>
+            <w:r/>
+            <w:r>
+              <w:rPr>
+                <w:rFonts w:ascii="Arial" w:hAnsi="Arial"/>
+                <w:b w:val="0"/>
+                <w:sz w:val="19"/>
+              </w:rPr>
+              <w:t>Hands-on: Lab 1: Your First Live Artefact; Lab 2: The Meridian Sales Dashboard</w:t>
+            </w:r>
+          </w:p>
+        </w:tc>
+      </w:tr>
+      <w:tr>
+        <w:tc>
+          <w:tcPr>
+            <w:tcW w:type="dxa" w:w="1656"/>
+            <w:shd w:val="clear" w:color="auto" w:fill="FDE9D9"/>
+          </w:tcPr>
+          <w:p>
+            <w:r/>
+            <w:r>
+              <w:rPr>
+                <w:rFonts w:ascii="Arial" w:hAnsi="Arial"/>
+                <w:b w:val="0"/>
+                <w:sz w:val="19"/>
+              </w:rPr>
+              <w:t>12:30–13:30</w:t>
+            </w:r>
+          </w:p>
+        </w:tc>
+        <w:tc>
+          <w:tcPr>
+            <w:tcW w:type="dxa" w:w="1296"/>
+            <w:shd w:val="clear" w:color="auto" w:fill="FDE9D9"/>
+          </w:tcPr>
+          <w:p>
+            <w:r/>
+            <w:r>
+              <w:rPr>
+                <w:rFonts w:ascii="Arial" w:hAnsi="Arial"/>
+                <w:b w:val="0"/>
+                <w:sz w:val="19"/>
+              </w:rPr>
+              <w:t>60 min</w:t>
+            </w:r>
+          </w:p>
+        </w:tc>
+        <w:tc>
+          <w:tcPr>
+            <w:tcW w:type="dxa" w:w="6840"/>
+            <w:shd w:val="clear" w:color="auto" w:fill="FDE9D9"/>
+          </w:tcPr>
+          <w:p>
+            <w:r/>
+            <w:r>
+              <w:rPr>
+                <w:rFonts w:ascii="Arial" w:hAnsi="Arial"/>
+                <w:b w:val="0"/>
+                <w:sz w:val="19"/>
+              </w:rPr>
+              <w:t>Lunch break</w:t>
+            </w:r>
+          </w:p>
+        </w:tc>
+      </w:tr>
+      <w:tr>
+        <w:tc>
+          <w:tcPr>
+            <w:tcW w:type="dxa" w:w="1656"/>
+            <w:shd w:val="clear" w:color="auto" w:fill="E8F0FE"/>
+          </w:tcPr>
+          <w:p>
+            <w:r/>
+            <w:r>
+              <w:rPr>
+                <w:rFonts w:ascii="Arial" w:hAnsi="Arial"/>
+                <w:b/>
+                <w:sz w:val="19"/>
+              </w:rPr>
+              <w:t>13:30–14:05</w:t>
+            </w:r>
+          </w:p>
+        </w:tc>
+        <w:tc>
+          <w:tcPr>
+            <w:tcW w:type="dxa" w:w="1296"/>
+            <w:shd w:val="clear" w:color="auto" w:fill="E8F0FE"/>
+          </w:tcPr>
+          <w:p>
+            <w:r/>
+            <w:r>
+              <w:rPr>
+                <w:rFonts w:ascii="Arial" w:hAnsi="Arial"/>
+                <w:b w:val="0"/>
+                <w:sz w:val="19"/>
+              </w:rPr>
+              <w:t>35 min</w:t>
+            </w:r>
+          </w:p>
+        </w:tc>
+        <w:tc>
+          <w:tcPr>
+            <w:tcW w:type="dxa" w:w="6840"/>
+            <w:shd w:val="clear" w:color="auto" w:fill="E8F0FE"/>
+          </w:tcPr>
+          <w:p>
+            <w:r/>
+            <w:r>
+              <w:rPr>
+                <w:rFonts w:ascii="Arial" w:hAnsi="Arial"/>
+                <w:b/>
+                <w:sz w:val="19"/>
+              </w:rPr>
+              <w:t>Topic 2 — Tools and Skills: connectors, Drive scope and permissions, Gmail approval</w:t>
+            </w:r>
+          </w:p>
+        </w:tc>
+      </w:tr>
+      <w:tr>
+        <w:tc>
+          <w:tcPr>
+            <w:tcW w:type="dxa" w:w="1656"/>
+          </w:tcPr>
+          <w:p>
+            <w:r/>
+            <w:r>
+              <w:rPr>
+                <w:rFonts w:ascii="Arial" w:hAnsi="Arial"/>
+                <w:b w:val="0"/>
+                <w:sz w:val="19"/>
+              </w:rPr>
+              <w:t>14:05–15:20</w:t>
+            </w:r>
+          </w:p>
+        </w:tc>
+        <w:tc>
+          <w:tcPr>
+            <w:tcW w:type="dxa" w:w="1296"/>
+          </w:tcPr>
+          <w:p>
+            <w:r/>
+            <w:r>
+              <w:rPr>
+                <w:rFonts w:ascii="Arial" w:hAnsi="Arial"/>
+                <w:b w:val="0"/>
+                <w:sz w:val="19"/>
+              </w:rPr>
+              <w:t>75 min</w:t>
+            </w:r>
+          </w:p>
+        </w:tc>
+        <w:tc>
+          <w:tcPr>
+            <w:tcW w:type="dxa" w:w="6840"/>
+          </w:tcPr>
+          <w:p>
+            <w:r/>
+            <w:r>
+              <w:rPr>
+                <w:rFonts w:ascii="Arial" w:hAnsi="Arial"/>
+                <w:b w:val="0"/>
+                <w:sz w:val="19"/>
+              </w:rPr>
+              <w:t>Hands-on: Lab 3: Connect Google Drive; Lab 4: Refresh the Dashboard and Send the Summary</w:t>
+            </w:r>
+          </w:p>
+        </w:tc>
+      </w:tr>
+      <w:tr>
+        <w:tc>
+          <w:tcPr>
+            <w:tcW w:type="dxa" w:w="1656"/>
+            <w:shd w:val="clear" w:color="auto" w:fill="FFF4E5"/>
+          </w:tcPr>
+          <w:p>
+            <w:r/>
+            <w:r>
+              <w:rPr>
+                <w:rFonts w:ascii="Arial" w:hAnsi="Arial"/>
+                <w:b w:val="0"/>
+                <w:sz w:val="19"/>
+              </w:rPr>
+              <w:t>15:20–15:35</w:t>
+            </w:r>
+          </w:p>
+        </w:tc>
+        <w:tc>
+          <w:tcPr>
+            <w:tcW w:type="dxa" w:w="1296"/>
+            <w:shd w:val="clear" w:color="auto" w:fill="FFF4E5"/>
+          </w:tcPr>
+          <w:p>
+            <w:r/>
+            <w:r>
+              <w:rPr>
+                <w:rFonts w:ascii="Arial" w:hAnsi="Arial"/>
+                <w:b w:val="0"/>
+                <w:sz w:val="19"/>
+              </w:rPr>
+              <w:t>15 min</w:t>
+            </w:r>
+          </w:p>
+        </w:tc>
+        <w:tc>
+          <w:tcPr>
+            <w:tcW w:type="dxa" w:w="6840"/>
+            <w:shd w:val="clear" w:color="auto" w:fill="FFF4E5"/>
+          </w:tcPr>
+          <w:p>
+            <w:r/>
+            <w:r>
+              <w:rPr>
+                <w:rFonts w:ascii="Arial" w:hAnsi="Arial"/>
+                <w:b w:val="0"/>
+                <w:sz w:val="19"/>
+              </w:rPr>
+              <w:t>Tea break</w:t>
+            </w:r>
+          </w:p>
+        </w:tc>
+      </w:tr>
+      <w:tr>
+        <w:tc>
+          <w:tcPr>
+            <w:tcW w:type="dxa" w:w="1656"/>
+            <w:shd w:val="clear" w:color="auto" w:fill="E8F0FE"/>
+          </w:tcPr>
+          <w:p>
+            <w:r/>
+            <w:r>
+              <w:rPr>
+                <w:rFonts w:ascii="Arial" w:hAnsi="Arial"/>
+                <w:b/>
+                <w:sz w:val="19"/>
+              </w:rPr>
+              <w:t>15:35–15:55</w:t>
+            </w:r>
+          </w:p>
+        </w:tc>
+        <w:tc>
+          <w:tcPr>
+            <w:tcW w:type="dxa" w:w="1296"/>
+            <w:shd w:val="clear" w:color="auto" w:fill="E8F0FE"/>
+          </w:tcPr>
+          <w:p>
+            <w:r/>
+            <w:r>
+              <w:rPr>
+                <w:rFonts w:ascii="Arial" w:hAnsi="Arial"/>
+                <w:b w:val="0"/>
+                <w:sz w:val="19"/>
+              </w:rPr>
+              <w:t>20 min</w:t>
+            </w:r>
+          </w:p>
+        </w:tc>
+        <w:tc>
+          <w:tcPr>
+            <w:tcW w:type="dxa" w:w="6840"/>
+            <w:shd w:val="clear" w:color="auto" w:fill="E8F0FE"/>
+          </w:tcPr>
+          <w:p>
+            <w:r/>
+            <w:r>
+              <w:rPr>
+                <w:rFonts w:ascii="Arial" w:hAnsi="Arial"/>
+                <w:b/>
+                <w:sz w:val="19"/>
+              </w:rPr>
+              <w:t>Topic 2 — Agent Skills: SKILL.md and a routine that drives your connected tools</w:t>
+            </w:r>
+          </w:p>
+        </w:tc>
+      </w:tr>
+      <w:tr>
+        <w:tc>
+          <w:tcPr>
+            <w:tcW w:type="dxa" w:w="1656"/>
+          </w:tcPr>
+          <w:p>
+            <w:r/>
+            <w:r>
+              <w:rPr>
+                <w:rFonts w:ascii="Arial" w:hAnsi="Arial"/>
+                <w:b w:val="0"/>
+                <w:sz w:val="19"/>
+              </w:rPr>
+              <w:t>15:55–16:35</w:t>
+            </w:r>
+          </w:p>
+        </w:tc>
+        <w:tc>
+          <w:tcPr>
+            <w:tcW w:type="dxa" w:w="1296"/>
+          </w:tcPr>
+          <w:p>
+            <w:r/>
+            <w:r>
+              <w:rPr>
+                <w:rFonts w:ascii="Arial" w:hAnsi="Arial"/>
+                <w:b w:val="0"/>
+                <w:sz w:val="19"/>
+              </w:rPr>
+              <w:t>40 min</w:t>
+            </w:r>
+          </w:p>
+        </w:tc>
+        <w:tc>
+          <w:tcPr>
+            <w:tcW w:type="dxa" w:w="6840"/>
+          </w:tcPr>
+          <w:p>
+            <w:r/>
+            <w:r>
+              <w:rPr>
+                <w:rFonts w:ascii="Arial" w:hAnsi="Arial"/>
+                <w:b w:val="0"/>
+                <w:sz w:val="19"/>
+              </w:rPr>
+              <w:t>Hands-on: Lab 5: Build a /daily-brief Skill</w:t>
+            </w:r>
+          </w:p>
+        </w:tc>
+      </w:tr>
+      <w:tr>
+        <w:tc>
+          <w:tcPr>
+            <w:tcW w:type="dxa" w:w="1656"/>
+            <w:shd w:val="clear" w:color="auto" w:fill="E8F0FE"/>
+          </w:tcPr>
+          <w:p>
+            <w:r/>
+            <w:r>
+              <w:rPr>
+                <w:rFonts w:ascii="Arial" w:hAnsi="Arial"/>
+                <w:b/>
+                <w:sz w:val="19"/>
+              </w:rPr>
+              <w:t>16:35–16:55</w:t>
+            </w:r>
+          </w:p>
+        </w:tc>
+        <w:tc>
+          <w:tcPr>
+            <w:tcW w:type="dxa" w:w="1296"/>
+            <w:shd w:val="clear" w:color="auto" w:fill="E8F0FE"/>
+          </w:tcPr>
+          <w:p>
+            <w:r/>
+            <w:r>
+              <w:rPr>
+                <w:rFonts w:ascii="Arial" w:hAnsi="Arial"/>
+                <w:b w:val="0"/>
+                <w:sz w:val="19"/>
+              </w:rPr>
+              <w:t>20 min</w:t>
+            </w:r>
+          </w:p>
+        </w:tc>
+        <w:tc>
+          <w:tcPr>
+            <w:tcW w:type="dxa" w:w="6840"/>
+            <w:shd w:val="clear" w:color="auto" w:fill="E8F0FE"/>
+          </w:tcPr>
+          <w:p>
+            <w:r/>
+            <w:r>
+              <w:rPr>
+                <w:rFonts w:ascii="Arial" w:hAnsi="Arial"/>
+                <w:b/>
+                <w:sz w:val="19"/>
+              </w:rPr>
+              <w:t>Topic 3 — Claude Projects: project knowledge, custom instructions, sharing</w:t>
+            </w:r>
+          </w:p>
+        </w:tc>
+      </w:tr>
+      <w:tr>
+        <w:tc>
+          <w:tcPr>
+            <w:tcW w:type="dxa" w:w="1656"/>
+          </w:tcPr>
+          <w:p>
+            <w:r/>
+            <w:r>
+              <w:rPr>
+                <w:rFonts w:ascii="Arial" w:hAnsi="Arial"/>
+                <w:b w:val="0"/>
+                <w:sz w:val="19"/>
+              </w:rPr>
+              <w:t>16:55–17:40</w:t>
+            </w:r>
+          </w:p>
+        </w:tc>
+        <w:tc>
+          <w:tcPr>
+            <w:tcW w:type="dxa" w:w="1296"/>
+          </w:tcPr>
+          <w:p>
+            <w:r/>
+            <w:r>
+              <w:rPr>
+                <w:rFonts w:ascii="Arial" w:hAnsi="Arial"/>
+                <w:b w:val="0"/>
+                <w:sz w:val="19"/>
+              </w:rPr>
+              <w:t>45 min</w:t>
+            </w:r>
+          </w:p>
+        </w:tc>
+        <w:tc>
+          <w:tcPr>
+            <w:tcW w:type="dxa" w:w="6840"/>
+          </w:tcPr>
+          <w:p>
+            <w:r/>
+            <w:r>
+              <w:rPr>
+                <w:rFonts w:ascii="Arial" w:hAnsi="Arial"/>
+                <w:b w:val="0"/>
+                <w:sz w:val="19"/>
+              </w:rPr>
+              <w:t>Hands-on: Lab 6: Build the Meridian Claude Project</w:t>
+            </w:r>
+          </w:p>
+        </w:tc>
+      </w:tr>
+      <w:tr>
+        <w:tc>
+          <w:tcPr>
+            <w:tcW w:type="dxa" w:w="1656"/>
+            <w:shd w:val="clear" w:color="auto" w:fill="F3F5F8"/>
+          </w:tcPr>
+          <w:p>
+            <w:r/>
+            <w:r>
+              <w:rPr>
+                <w:rFonts w:ascii="Arial" w:hAnsi="Arial"/>
+                <w:b w:val="0"/>
+                <w:sz w:val="19"/>
+              </w:rPr>
+              <w:t>17:40–18:00</w:t>
+            </w:r>
+          </w:p>
+        </w:tc>
+        <w:tc>
+          <w:tcPr>
+            <w:tcW w:type="dxa" w:w="1296"/>
+            <w:shd w:val="clear" w:color="auto" w:fill="F3F5F8"/>
+          </w:tcPr>
+          <w:p>
+            <w:r/>
+            <w:r>
+              <w:rPr>
+                <w:rFonts w:ascii="Arial" w:hAnsi="Arial"/>
+                <w:b w:val="0"/>
+                <w:sz w:val="19"/>
+              </w:rPr>
+              <w:t>20 min</w:t>
+            </w:r>
+          </w:p>
+        </w:tc>
+        <w:tc>
+          <w:tcPr>
+            <w:tcW w:type="dxa" w:w="6840"/>
+            <w:shd w:val="clear" w:color="auto" w:fill="F3F5F8"/>
+          </w:tcPr>
+          <w:p>
+            <w:r/>
+            <w:r>
+              <w:rPr>
+                <w:rFonts w:ascii="Arial" w:hAnsi="Arial"/>
+                <w:b w:val="0"/>
+                <w:sz w:val="19"/>
+              </w:rPr>
+              <w:t>Recap, your reusable Meridian workspace and Q&amp;A</w:t>
+            </w:r>
+          </w:p>
+        </w:tc>
+      </w:tr>
+    </w:tbl>
+    <w:p>
+      <w:r>
+        <w:rPr>
+          <w:i/>
+          <w:color w:val="555B66"/>
+          <w:sz w:val="19"/>
+        </w:rPr>
+        <w:t>Total scheduled time: 480 minutes (8 hours) excluding lunch — of which 450 minutes (7.5 hours) are instructional, plus 30 minutes of tea breaks.</w:t>
+      </w:r>
+    </w:p>
+    <w:p>
+      <w:pPr>
+        <w:pStyle w:val="Heading1"/>
+      </w:pPr>
+      <w:r>
+        <w:t>Lab Reference (aligned to course topics)</w:t>
+      </w:r>
+    </w:p>
+    <w:tbl>
+      <w:tblPr>
+        <w:tblStyle w:val="TableGrid"/>
+        <w:tblW w:type="auto" w:w="0"/>
+        <w:tblLook w:firstColumn="1" w:firstRow="1" w:lastColumn="0" w:lastRow="0" w:noHBand="0" w:noVBand="1" w:val="04A0"/>
+      </w:tblPr>
+      <w:tblGrid>
+        <w:gridCol w:w="2880"/>
+        <w:gridCol w:w="2880"/>
+        <w:gridCol w:w="2880"/>
+      </w:tblGrid>
+      <w:tr>
+        <w:tc>
+          <w:tcPr>
+            <w:tcW w:type="dxa" w:w="2880"/>
+            <w:shd w:val="clear" w:color="auto" w:fill="1F6FEB"/>
+          </w:tcPr>
+          <w:p>
+            <w:r/>
+            <w:r>
+              <w:rPr>
+                <w:rFonts w:ascii="Arial" w:hAnsi="Arial"/>
+                <w:b/>
+                <w:color w:val="FFFFFF"/>
+                <w:sz w:val="20"/>
+              </w:rPr>
+              <w:t>Topic</w:t>
+            </w:r>
+          </w:p>
+        </w:tc>
+        <w:tc>
+          <w:tcPr>
+            <w:tcW w:type="dxa" w:w="2880"/>
+            <w:shd w:val="clear" w:color="auto" w:fill="1F6FEB"/>
+          </w:tcPr>
+          <w:p>
+            <w:r/>
+            <w:r>
+              <w:rPr>
+                <w:rFonts w:ascii="Arial" w:hAnsi="Arial"/>
+                <w:b/>
+                <w:color w:val="FFFFFF"/>
+                <w:sz w:val="20"/>
+              </w:rPr>
+              <w:t>Scheduled time</w:t>
+            </w:r>
+          </w:p>
+        </w:tc>
+        <w:tc>
+          <w:tcPr>
+            <w:tcW w:type="dxa" w:w="2880"/>
+            <w:shd w:val="clear" w:color="auto" w:fill="1F6FEB"/>
+          </w:tcPr>
+          <w:p>
+            <w:r/>
+            <w:r>
+              <w:rPr>
+                <w:rFonts w:ascii="Arial" w:hAnsi="Arial"/>
+                <w:b/>
+                <w:color w:val="FFFFFF"/>
+                <w:sz w:val="20"/>
+              </w:rPr>
+              <w:t>Labs</w:t>
+            </w:r>
+          </w:p>
+        </w:tc>
+      </w:tr>
+      <w:tr>
+        <w:tc>
+          <w:tcPr>
+            <w:tcW w:type="dxa" w:w="2880"/>
+            <w:shd w:val="clear" w:color="auto" w:fill="E8F0FE"/>
+          </w:tcPr>
+          <w:p>
+            <w:r/>
+            <w:r>
+              <w:rPr>
+                <w:rFonts w:ascii="Arial" w:hAnsi="Arial"/>
+                <w:b/>
+                <w:sz w:val="19"/>
+              </w:rPr>
+              <w:t>Topic 01: Claude Cowork Fundamentals</w:t>
+            </w:r>
+          </w:p>
+        </w:tc>
+        <w:tc>
+          <w:tcPr>
+            <w:tcW w:type="dxa" w:w="2880"/>
+            <w:shd w:val="clear" w:color="auto" w:fill="E8F0FE"/>
+          </w:tcPr>
+          <w:p>
+            <w:r/>
+            <w:r>
+              <w:rPr>
+                <w:rFonts w:ascii="Arial" w:hAnsi="Arial"/>
+                <w:b w:val="0"/>
+                <w:sz w:val="19"/>
+              </w:rPr>
+              <w:t>175 min (2 h 55 min)</w:t>
             </w:r>
           </w:p>
         </w:tc>
@@ -204,8 +1968,50 @@
             <w:tcW w:type="dxa" w:w="2880"/>
           </w:tcPr>
           <w:p>
+            <w:r/>
             <w:r>
-              <w:t>Minutes</w:t>
+              <w:rPr>
+                <w:rFonts w:ascii="Arial" w:hAnsi="Arial"/>
+                <w:b w:val="0"/>
+                <w:sz w:val="19"/>
+              </w:rPr>
+              <w:t>Lab 1, Lab 2</w:t>
+            </w:r>
+          </w:p>
+        </w:tc>
+      </w:tr>
+      <w:tr>
+        <w:tc>
+          <w:tcPr>
+            <w:tcW w:type="dxa" w:w="2880"/>
+            <w:shd w:val="clear" w:color="auto" w:fill="E8F0FE"/>
+          </w:tcPr>
+          <w:p>
+            <w:r/>
+            <w:r>
+              <w:rPr>
+                <w:rFonts w:ascii="Arial" w:hAnsi="Arial"/>
+                <w:b/>
+                <w:sz w:val="19"/>
+              </w:rPr>
+              <w:t>Topic 02: Tools and Skills</w:t>
+            </w:r>
+          </w:p>
+        </w:tc>
+        <w:tc>
+          <w:tcPr>
+            <w:tcW w:type="dxa" w:w="2880"/>
+            <w:shd w:val="clear" w:color="auto" w:fill="E8F0FE"/>
+          </w:tcPr>
+          <w:p>
+            <w:r/>
+            <w:r>
+              <w:rPr>
+                <w:rFonts w:ascii="Arial" w:hAnsi="Arial"/>
+                <w:b w:val="0"/>
+                <w:sz w:val="19"/>
+              </w:rPr>
+              <w:t>170 min (2 h 50 min)</w:t>
             </w:r>
           </w:p>
         </w:tc>
@@ -214,8 +2020,14 @@
             <w:tcW w:type="dxa" w:w="2880"/>
           </w:tcPr>
           <w:p>
+            <w:r/>
             <w:r>
-              <w:t>Session</w:t>
+              <w:rPr>
+                <w:rFonts w:ascii="Arial" w:hAnsi="Arial"/>
+                <w:b w:val="0"/>
+                <w:sz w:val="19"/>
+              </w:rPr>
+              <w:t>Lab 3, Lab 4, Lab 5</w:t>
             </w:r>
           </w:p>
         </w:tc>
@@ -224,10 +2036,34 @@
         <w:tc>
           <w:tcPr>
             <w:tcW w:type="dxa" w:w="2880"/>
+            <w:shd w:val="clear" w:color="auto" w:fill="E8F0FE"/>
           </w:tcPr>
           <w:p>
+            <w:r/>
             <w:r>
-              <w:t>09:00–09:15</w:t>
+              <w:rPr>
+                <w:rFonts w:ascii="Arial" w:hAnsi="Arial"/>
+                <w:b/>
+                <w:sz w:val="19"/>
+              </w:rPr>
+              <w:t>Topic 03: Claude Projects</w:t>
+            </w:r>
+          </w:p>
+        </w:tc>
+        <w:tc>
+          <w:tcPr>
+            <w:tcW w:type="dxa" w:w="2880"/>
+            <w:shd w:val="clear" w:color="auto" w:fill="E8F0FE"/>
+          </w:tcPr>
+          <w:p>
+            <w:r/>
+            <w:r>
+              <w:rPr>
+                <w:rFonts w:ascii="Arial" w:hAnsi="Arial"/>
+                <w:b w:val="0"/>
+                <w:sz w:val="19"/>
+              </w:rPr>
+              <w:t>65 min (1 h 5 min)</w:t>
             </w:r>
           </w:p>
         </w:tc>
@@ -236,562 +2072,21 @@
             <w:tcW w:type="dxa" w:w="2880"/>
           </w:tcPr>
           <w:p>
+            <w:r/>
             <w:r>
-              <w:t>15</w:t>
-            </w:r>
-          </w:p>
-        </w:tc>
-        <w:tc>
-          <w:tcPr>
-            <w:tcW w:type="dxa" w:w="2880"/>
-          </w:tcPr>
-          <w:p>
-            <w:r>
-              <w:t>Welcome and task-automation project setup</w:t>
-            </w:r>
-          </w:p>
-        </w:tc>
-      </w:tr>
-      <w:tr>
-        <w:tc>
-          <w:tcPr>
-            <w:tcW w:type="dxa" w:w="2880"/>
-          </w:tcPr>
-          <w:p>
-            <w:r>
-              <w:t>09:15–09:35</w:t>
-            </w:r>
-          </w:p>
-        </w:tc>
-        <w:tc>
-          <w:tcPr>
-            <w:tcW w:type="dxa" w:w="2880"/>
-          </w:tcPr>
-          <w:p>
-            <w:r>
-              <w:t>20</w:t>
-            </w:r>
-          </w:p>
-        </w:tc>
-        <w:tc>
-          <w:tcPr>
-            <w:tcW w:type="dxa" w:w="2880"/>
-          </w:tcPr>
-          <w:p>
-            <w:r>
-              <w:t>Topic 1 demo: projects, folders and reusable skills</w:t>
-            </w:r>
-          </w:p>
-        </w:tc>
-      </w:tr>
-      <w:tr>
-        <w:tc>
-          <w:tcPr>
-            <w:tcW w:type="dxa" w:w="2880"/>
-          </w:tcPr>
-          <w:p>
-            <w:r>
-              <w:t>09:35–10:10</w:t>
-            </w:r>
-          </w:p>
-        </w:tc>
-        <w:tc>
-          <w:tcPr>
-            <w:tcW w:type="dxa" w:w="2880"/>
-          </w:tcPr>
-          <w:p>
-            <w:r>
-              <w:t>35</w:t>
-            </w:r>
-          </w:p>
-        </w:tc>
-        <w:tc>
-          <w:tcPr>
-            <w:tcW w:type="dxa" w:w="2880"/>
-          </w:tcPr>
-          <w:p>
-            <w:r>
-              <w:t>Lab 1: Create a Cowork Project</w:t>
-            </w:r>
-          </w:p>
-        </w:tc>
-      </w:tr>
-      <w:tr>
-        <w:tc>
-          <w:tcPr>
-            <w:tcW w:type="dxa" w:w="2880"/>
-          </w:tcPr>
-          <w:p>
-            <w:r>
-              <w:t>10:10–10:25</w:t>
-            </w:r>
-          </w:p>
-        </w:tc>
-        <w:tc>
-          <w:tcPr>
-            <w:tcW w:type="dxa" w:w="2880"/>
-          </w:tcPr>
-          <w:p>
-            <w:r>
-              <w:t>15</w:t>
-            </w:r>
-          </w:p>
-        </w:tc>
-        <w:tc>
-          <w:tcPr>
-            <w:tcW w:type="dxa" w:w="2880"/>
-          </w:tcPr>
-          <w:p>
-            <w:r>
-              <w:t>Tea break</w:t>
-            </w:r>
-          </w:p>
-        </w:tc>
-      </w:tr>
-      <w:tr>
-        <w:tc>
-          <w:tcPr>
-            <w:tcW w:type="dxa" w:w="2880"/>
-          </w:tcPr>
-          <w:p>
-            <w:r>
-              <w:t>10:25–11:20</w:t>
-            </w:r>
-          </w:p>
-        </w:tc>
-        <w:tc>
-          <w:tcPr>
-            <w:tcW w:type="dxa" w:w="2880"/>
-          </w:tcPr>
-          <w:p>
-            <w:r>
-              <w:t>55</w:t>
-            </w:r>
-          </w:p>
-        </w:tc>
-        <w:tc>
-          <w:tcPr>
-            <w:tcW w:type="dxa" w:w="2880"/>
-          </w:tcPr>
-          <w:p>
-            <w:r>
-              <w:t>Lab 2: Refresh an Excel Dashboard</w:t>
-            </w:r>
-          </w:p>
-        </w:tc>
-      </w:tr>
-      <w:tr>
-        <w:tc>
-          <w:tcPr>
-            <w:tcW w:type="dxa" w:w="2880"/>
-          </w:tcPr>
-          <w:p>
-            <w:r>
-              <w:t>11:20–11:40</w:t>
-            </w:r>
-          </w:p>
-        </w:tc>
-        <w:tc>
-          <w:tcPr>
-            <w:tcW w:type="dxa" w:w="2880"/>
-          </w:tcPr>
-          <w:p>
-            <w:r>
-              <w:t>20</w:t>
-            </w:r>
-          </w:p>
-        </w:tc>
-        <w:tc>
-          <w:tcPr>
-            <w:tcW w:type="dxa" w:w="2880"/>
-          </w:tcPr>
-          <w:p>
-            <w:r>
-              <w:t>Topic 2 demo: research and output design</w:t>
-            </w:r>
-          </w:p>
-        </w:tc>
-      </w:tr>
-      <w:tr>
-        <w:tc>
-          <w:tcPr>
-            <w:tcW w:type="dxa" w:w="2880"/>
-          </w:tcPr>
-          <w:p>
-            <w:r>
-              <w:t>11:40–12:30</w:t>
-            </w:r>
-          </w:p>
-        </w:tc>
-        <w:tc>
-          <w:tcPr>
-            <w:tcW w:type="dxa" w:w="2880"/>
-          </w:tcPr>
-          <w:p>
-            <w:r>
-              <w:t>50</w:t>
-            </w:r>
-          </w:p>
-        </w:tc>
-        <w:tc>
-          <w:tcPr>
-            <w:tcW w:type="dxa" w:w="2880"/>
-          </w:tcPr>
-          <w:p>
-            <w:r>
-              <w:t>Lab 3: Research AI-in-Finance News</w:t>
-            </w:r>
-          </w:p>
-        </w:tc>
-      </w:tr>
-      <w:tr>
-        <w:tc>
-          <w:tcPr>
-            <w:tcW w:type="dxa" w:w="2880"/>
-          </w:tcPr>
-          <w:p>
-            <w:r>
-              <w:t>12:30–13:30</w:t>
-            </w:r>
-          </w:p>
-        </w:tc>
-        <w:tc>
-          <w:tcPr>
-            <w:tcW w:type="dxa" w:w="2880"/>
-          </w:tcPr>
-          <w:p>
-            <w:r>
-              <w:t>60</w:t>
-            </w:r>
-          </w:p>
-        </w:tc>
-        <w:tc>
-          <w:tcPr>
-            <w:tcW w:type="dxa" w:w="2880"/>
-          </w:tcPr>
-          <w:p>
-            <w:r>
-              <w:t>Lunch</w:t>
-            </w:r>
-          </w:p>
-        </w:tc>
-      </w:tr>
-      <w:tr>
-        <w:tc>
-          <w:tcPr>
-            <w:tcW w:type="dxa" w:w="2880"/>
-          </w:tcPr>
-          <w:p>
-            <w:r>
-              <w:t>13:30–14:25</w:t>
-            </w:r>
-          </w:p>
-        </w:tc>
-        <w:tc>
-          <w:tcPr>
-            <w:tcW w:type="dxa" w:w="2880"/>
-          </w:tcPr>
-          <w:p>
-            <w:r>
-              <w:t>55</w:t>
-            </w:r>
-          </w:p>
-        </w:tc>
-        <w:tc>
-          <w:tcPr>
-            <w:tcW w:type="dxa" w:w="2880"/>
-          </w:tcPr>
-          <w:p>
-            <w:r>
-              <w:t>Lab 4: Turn Finance Data into Slides</w:t>
-            </w:r>
-          </w:p>
-        </w:tc>
-      </w:tr>
-      <w:tr>
-        <w:tc>
-          <w:tcPr>
-            <w:tcW w:type="dxa" w:w="2880"/>
-          </w:tcPr>
-          <w:p>
-            <w:r>
-              <w:t>14:25–14:45</w:t>
-            </w:r>
-          </w:p>
-        </w:tc>
-        <w:tc>
-          <w:tcPr>
-            <w:tcW w:type="dxa" w:w="2880"/>
-          </w:tcPr>
-          <w:p>
-            <w:r>
-              <w:t>20</w:t>
-            </w:r>
-          </w:p>
-        </w:tc>
-        <w:tc>
-          <w:tcPr>
-            <w:tcW w:type="dxa" w:w="2880"/>
-          </w:tcPr>
-          <w:p>
-            <w:r>
-              <w:t>Topic 3 demo: extract, explain, monitor and deliver</w:t>
-            </w:r>
-          </w:p>
-        </w:tc>
-      </w:tr>
-      <w:tr>
-        <w:tc>
-          <w:tcPr>
-            <w:tcW w:type="dxa" w:w="2880"/>
-          </w:tcPr>
-          <w:p>
-            <w:r>
-              <w:t>14:45–15:30</w:t>
-            </w:r>
-          </w:p>
-        </w:tc>
-        <w:tc>
-          <w:tcPr>
-            <w:tcW w:type="dxa" w:w="2880"/>
-          </w:tcPr>
-          <w:p>
-            <w:r>
-              <w:t>45</w:t>
-            </w:r>
-          </w:p>
-        </w:tc>
-        <w:tc>
-          <w:tcPr>
-            <w:tcW w:type="dxa" w:w="2880"/>
-          </w:tcPr>
-          <w:p>
-            <w:r>
-              <w:t>Lab 5: Invoices to AP Tracker</w:t>
-            </w:r>
-          </w:p>
-        </w:tc>
-      </w:tr>
-      <w:tr>
-        <w:tc>
-          <w:tcPr>
-            <w:tcW w:type="dxa" w:w="2880"/>
-          </w:tcPr>
-          <w:p>
-            <w:r>
-              <w:t>15:30–15:45</w:t>
-            </w:r>
-          </w:p>
-        </w:tc>
-        <w:tc>
-          <w:tcPr>
-            <w:tcW w:type="dxa" w:w="2880"/>
-          </w:tcPr>
-          <w:p>
-            <w:r>
-              <w:t>15</w:t>
-            </w:r>
-          </w:p>
-        </w:tc>
-        <w:tc>
-          <w:tcPr>
-            <w:tcW w:type="dxa" w:w="2880"/>
-          </w:tcPr>
-          <w:p>
-            <w:r>
-              <w:t>Tea break</w:t>
-            </w:r>
-          </w:p>
-        </w:tc>
-      </w:tr>
-      <w:tr>
-        <w:tc>
-          <w:tcPr>
-            <w:tcW w:type="dxa" w:w="2880"/>
-          </w:tcPr>
-          <w:p>
-            <w:r>
-              <w:t>15:45–16:30</w:t>
-            </w:r>
-          </w:p>
-        </w:tc>
-        <w:tc>
-          <w:tcPr>
-            <w:tcW w:type="dxa" w:w="2880"/>
-          </w:tcPr>
-          <w:p>
-            <w:r>
-              <w:t>45</w:t>
-            </w:r>
-          </w:p>
-        </w:tc>
-        <w:tc>
-          <w:tcPr>
-            <w:tcW w:type="dxa" w:w="2880"/>
-          </w:tcPr>
-          <w:p>
-            <w:r>
-              <w:t>Lab 6: Budget Variance Commentary</w:t>
-            </w:r>
-          </w:p>
-        </w:tc>
-      </w:tr>
-      <w:tr>
-        <w:tc>
-          <w:tcPr>
-            <w:tcW w:type="dxa" w:w="2880"/>
-          </w:tcPr>
-          <w:p>
-            <w:r>
-              <w:t>16:30–17:15</w:t>
-            </w:r>
-          </w:p>
-        </w:tc>
-        <w:tc>
-          <w:tcPr>
-            <w:tcW w:type="dxa" w:w="2880"/>
-          </w:tcPr>
-          <w:p>
-            <w:r>
-              <w:t>45</w:t>
-            </w:r>
-          </w:p>
-        </w:tc>
-        <w:tc>
-          <w:tcPr>
-            <w:tcW w:type="dxa" w:w="2880"/>
-          </w:tcPr>
-          <w:p>
-            <w:r>
-              <w:t>Lab 7: Cash-Flow Watchlist</w:t>
-            </w:r>
-          </w:p>
-        </w:tc>
-      </w:tr>
-      <w:tr>
-        <w:tc>
-          <w:tcPr>
-            <w:tcW w:type="dxa" w:w="2880"/>
-          </w:tcPr>
-          <w:p>
-            <w:r>
-              <w:t>17:15–18:00</w:t>
-            </w:r>
-          </w:p>
-        </w:tc>
-        <w:tc>
-          <w:tcPr>
-            <w:tcW w:type="dxa" w:w="2880"/>
-          </w:tcPr>
-          <w:p>
-            <w:r>
-              <w:t>45</w:t>
-            </w:r>
-          </w:p>
-        </w:tc>
-        <w:tc>
-          <w:tcPr>
-            <w:tcW w:type="dxa" w:w="2880"/>
-          </w:tcPr>
-          <w:p>
-            <w:r>
-              <w:t>Lab 8: Weekly Finance Briefing</w:t>
+              <w:rPr>
+                <w:rFonts w:ascii="Arial" w:hAnsi="Arial"/>
+                <w:b w:val="0"/>
+                <w:sz w:val="19"/>
+              </w:rPr>
+              <w:t>Lab 6</w:t>
             </w:r>
           </w:p>
         </w:tc>
       </w:tr>
     </w:tbl>
-    <w:p>
-      <w:r>
-        <w:t>Scheduled time excluding lunch: 480 minutes. Instructional and lab time: 450 minutes. Tea breaks: 30 minutes.</w:t>
-      </w:r>
-    </w:p>
-    <w:p>
-      <w:pPr>
-        <w:pStyle w:val="Heading1"/>
-      </w:pPr>
-      <w:r>
-        <w:t>Facilitation approach</w:t>
-      </w:r>
-    </w:p>
-    <w:p>
-      <w:r>
-        <w:t>Each scenario begins with a visual before-and-after story, a short demonstration and a self-contained lab. Learners use fictional data, review Cowork’s plan, generate an output, and verify it against the folder checklist. Detailed procedures are in each lab folder and the Learner Guide.</w:t>
-      </w:r>
-    </w:p>
-    <w:p>
-      <w:pPr>
-        <w:pStyle w:val="Heading1"/>
-      </w:pPr>
-      <w:r>
-        <w:t>Learning reinforcement</w:t>
-      </w:r>
-    </w:p>
-    <w:p>
-      <w:pPr>
-        <w:pStyle w:val="ListBullet"/>
-      </w:pPr>
-      <w:r>
-        <w:t>Lab 1: File map lists every source; originals stay unchanged</w:t>
-      </w:r>
-    </w:p>
-    <w:p>
-      <w:pPr>
-        <w:pStyle w:val="ListBullet"/>
-      </w:pPr>
-      <w:r>
-        <w:t>Lab 2: September: revenue S$128k, expenses S$89.5k, net S$38.5k</w:t>
-      </w:r>
-    </w:p>
-    <w:p>
-      <w:pPr>
-        <w:pStyle w:val="ListBullet"/>
-      </w:pPr>
-      <w:r>
-        <w:t>Lab 3: Six direct links open; every date and summary is sourced</w:t>
-      </w:r>
-    </w:p>
-    <w:p>
-      <w:pPr>
-        <w:pStyle w:val="ListBullet"/>
-      </w:pPr>
-      <w:r>
-        <w:t>Lab 4: Five slides; Q3 revenue S$378k and net S$108.5k match Excel</w:t>
-      </w:r>
-    </w:p>
-    <w:p>
-      <w:pPr>
-        <w:pStyle w:val="ListBullet"/>
-      </w:pPr>
-      <w:r>
-        <w:t>Lab 5: Five rows; duplicate INV-204 and missing PO are visible</w:t>
-      </w:r>
-    </w:p>
-    <w:p>
-      <w:pPr>
-        <w:pStyle w:val="ListBullet"/>
-      </w:pPr>
-      <w:r>
-        <w:t>Lab 6: Each comment links to a line item or is marked as a question</w:t>
-      </w:r>
-    </w:p>
-    <w:p>
-      <w:pPr>
-        <w:pStyle w:val="ListBullet"/>
-      </w:pPr>
-      <w:r>
-        <w:t>Lab 7: Low-balance day and top payments match the workbook</w:t>
-      </w:r>
-    </w:p>
-    <w:p>
-      <w:pPr>
-        <w:pStyle w:val="ListBullet"/>
-      </w:pPr>
-      <w:r>
-        <w:t>Lab 8: Draft stays on demand; unapproved workbook is rejected</w:t>
-      </w:r>
-    </w:p>
     <w:sectPr>
+      <w:footerReference w:type="default" r:id="rId10"/>
       <w:pgSz w:w="12240" w:h="15840"/>
       <w:pgMar w:top="1440" w:right="1800" w:bottom="1440" w:left="1800" w:header="720" w:footer="720" w:gutter="0"/>
       <w:cols w:space="720"/>
@@ -799,6 +2094,64 @@
     </w:sectPr>
   </w:body>
 </w:document>
+</file>
+
+<file path=word/footer1.xml><?xml version="1.0" encoding="utf-8"?>
+<w:ftr xmlns:m="http://schemas.openxmlformats.org/officeDocument/2006/math" xmlns:mc="http://schemas.openxmlformats.org/markup-compatibility/2006" xmlns:mo="http://schemas.microsoft.com/office/mac/office/2008/main" xmlns:mv="urn:schemas-microsoft-com:mac:vml" xmlns:o="urn:schemas-microsoft-com:office:office" xmlns:r="http://schemas.openxmlformats.org/officeDocument/2006/relationships" xmlns:v="urn:schemas-microsoft-com:vml" xmlns:w10="urn:schemas-microsoft-com:office:word" xmlns:w14="http://schemas.microsoft.com/office/word/2010/wordml" xmlns:w="http://schemas.openxmlformats.org/wordprocessingml/2006/main" xmlns:wne="http://schemas.microsoft.com/office/word/2006/wordml" xmlns:wp14="http://schemas.microsoft.com/office/word/2010/wordprocessingDrawing" xmlns:wp="http://schemas.openxmlformats.org/drawingml/2006/wordprocessingDrawing" xmlns:wpc="http://schemas.microsoft.com/office/word/2010/wordprocessingCanvas" xmlns:wpg="http://schemas.microsoft.com/office/word/2010/wordprocessingGroup" xmlns:wpi="http://schemas.microsoft.com/office/word/2010/wordprocessingInk" xmlns:wps="http://schemas.microsoft.com/office/word/2010/wordprocessingShape" mc:Ignorable="w14 wp14">
+  <w:p>
+    <w:pPr>
+      <w:pStyle w:val="Footer"/>
+      <w:jc w:val="center"/>
+    </w:pPr>
+    <w:r/>
+    <w:r>
+      <w:rPr>
+        <w:color w:val="555B66"/>
+        <w:sz w:val="18"/>
+      </w:rPr>
+      <w:t xml:space="preserve">Page </w:t>
+    </w:r>
+    <w:r>
+      <w:rPr>
+        <w:sz w:val="18"/>
+      </w:rPr>
+      <w:fldChar w:fldCharType="begin"/>
+      <w:instrText xml:space="preserve">PAGE</w:instrText>
+      <w:fldChar w:fldCharType="separate"/>
+      <w:t>1</w:t>
+      <w:fldChar w:fldCharType="end"/>
+    </w:r>
+    <w:r>
+      <w:rPr>
+        <w:color w:val="555B66"/>
+        <w:sz w:val="18"/>
+      </w:rPr>
+      <w:t xml:space="preserve"> of </w:t>
+    </w:r>
+    <w:r>
+      <w:rPr>
+        <w:sz w:val="18"/>
+      </w:rPr>
+      <w:fldChar w:fldCharType="begin"/>
+      <w:instrText xml:space="preserve">NUMPAGES</w:instrText>
+      <w:fldChar w:fldCharType="separate"/>
+      <w:t>1</w:t>
+      <w:fldChar w:fldCharType="end"/>
+    </w:r>
+  </w:p>
+  <w:p>
+    <w:pPr>
+      <w:jc w:val="center"/>
+    </w:pPr>
+    <w:r>
+      <w:rPr>
+        <w:color w:val="555B66"/>
+        <w:sz w:val="15"/>
+      </w:rPr>
+      <w:t>© 2026 Tertiary Infotech Academy Pte Ltd. All rights reserved.  ·  www.tertiarycourses.com.sg</w:t>
+    </w:r>
+  </w:p>
+</w:ftr>
 </file>
 
 <file path=word/numbering.xml><?xml version="1.0" encoding="utf-8"?>
@@ -1164,6 +2517,10 @@
     <w:name w:val="Normal"/>
     <w:qFormat/>
     <w:rsid w:val="00FC693F"/>
+    <w:rPr>
+      <w:rFonts w:ascii="Arial" w:hAnsi="Arial"/>
+      <w:sz w:val="22"/>
+    </w:rPr>
   </w:style>
   <w:style w:type="paragraph" w:styleId="Header">
     <w:name w:val="header"/>
@@ -1224,11 +2581,11 @@
       <w:outlineLvl w:val="0"/>
     </w:pPr>
     <w:rPr>
-      <w:rFonts w:asciiTheme="majorHAnsi" w:eastAsiaTheme="majorEastAsia" w:hAnsiTheme="majorHAnsi" w:cstheme="majorBidi"/>
+      <w:rFonts w:asciiTheme="majorHAnsi" w:eastAsiaTheme="majorEastAsia" w:hAnsiTheme="majorHAnsi" w:cstheme="majorBidi" w:ascii="Arial" w:hAnsi="Arial"/>
       <w:b/>
       <w:bCs/>
-      <w:color w:val="365F91" w:themeColor="accent1" w:themeShade="BF"/>
-      <w:sz w:val="28"/>
+      <w:color w:val="1F6FEB"/>
+      <w:sz w:val="32"/>
       <w:szCs w:val="28"/>
     </w:rPr>
   </w:style>
@@ -1248,10 +2605,10 @@
       <w:outlineLvl w:val="1"/>
     </w:pPr>
     <w:rPr>
-      <w:rFonts w:asciiTheme="majorHAnsi" w:eastAsiaTheme="majorEastAsia" w:hAnsiTheme="majorHAnsi" w:cstheme="majorBidi"/>
+      <w:rFonts w:asciiTheme="majorHAnsi" w:eastAsiaTheme="majorEastAsia" w:hAnsiTheme="majorHAnsi" w:cstheme="majorBidi" w:ascii="Arial" w:hAnsi="Arial"/>
       <w:b/>
       <w:bCs/>
-      <w:color w:val="4F81BD" w:themeColor="accent1"/>
+      <w:color w:val="111827"/>
       <w:sz w:val="26"/>
       <w:szCs w:val="26"/>
     </w:rPr>
@@ -1272,10 +2629,11 @@
       <w:outlineLvl w:val="2"/>
     </w:pPr>
     <w:rPr>
-      <w:rFonts w:asciiTheme="majorHAnsi" w:eastAsiaTheme="majorEastAsia" w:hAnsiTheme="majorHAnsi" w:cstheme="majorBidi"/>
+      <w:rFonts w:asciiTheme="majorHAnsi" w:eastAsiaTheme="majorEastAsia" w:hAnsiTheme="majorHAnsi" w:cstheme="majorBidi" w:ascii="Arial" w:hAnsi="Arial"/>
       <w:b/>
       <w:bCs/>
-      <w:color w:val="4F81BD" w:themeColor="accent1"/>
+      <w:color w:val="1F6FEB"/>
+      <w:sz w:val="22"/>
     </w:rPr>
   </w:style>
   <w:style w:type="paragraph" w:styleId="Heading4">
@@ -1513,11 +2871,12 @@
       <w:contextualSpacing/>
     </w:pPr>
     <w:rPr>
-      <w:rFonts w:asciiTheme="majorHAnsi" w:eastAsiaTheme="majorEastAsia" w:hAnsiTheme="majorHAnsi" w:cstheme="majorBidi"/>
-      <w:color w:val="17365D" w:themeColor="text2" w:themeShade="BF"/>
+      <w:rFonts w:asciiTheme="majorHAnsi" w:eastAsiaTheme="majorEastAsia" w:hAnsiTheme="majorHAnsi" w:cstheme="majorBidi" w:ascii="Arial" w:hAnsi="Arial"/>
+      <w:b/>
+      <w:color w:val="111827"/>
       <w:spacing w:val="5"/>
       <w:kern w:val="28"/>
-      <w:sz w:val="52"/>
+      <w:sz w:val="48"/>
       <w:szCs w:val="52"/>
     </w:rPr>
   </w:style>

--- a/courseware/LP-Claude Cowork Masterclass.docx
+++ b/courseware/LP-Claude Cowork Masterclass.docx
@@ -179,7 +179,7 @@
           <w:color w:val="1F6FEB"/>
           <w:sz w:val="24"/>
         </w:rPr>
-        <w:t>Version 3.0</w:t>
+        <w:t>Version 3.1</w:t>
       </w:r>
     </w:p>
     <w:p>
@@ -482,7 +482,7 @@
               <w:rPr>
                 <w:sz w:val="19"/>
               </w:rPr>
-              <w:t>16 September 2026</w:t>
+              <w:t>17 September 2026</w:t>
             </w:r>
           </w:p>
         </w:tc>
@@ -497,6 +497,64 @@
                 <w:sz w:val="19"/>
               </w:rPr>
               <w:t>Rebuilt on the Claude Style design shared with the Claude Code Masterclass, reusing its Claude product family and AI evolution slides. Replaced the eight finance labs with three topics — Cowork Fundamentals (Live Artefacts), Tools and Skills (Google Drive and Gmail connectors plus a reusable daily-brief automation) and Claude Projects (assembling everything into one shared workspace) — delivered as six coherent labs on one fictitious company, Meridian Capital Partners Pte Ltd. Ready-to-paste prompts added to the slides, Learner Guide and labs, and each lab is now issued in both Markdown and PDF.</w:t>
+            </w:r>
+          </w:p>
+        </w:tc>
+        <w:tc>
+          <w:tcPr>
+            <w:tcW w:type="dxa" w:w="2160"/>
+          </w:tcPr>
+          <w:p>
+            <w:r/>
+            <w:r>
+              <w:rPr>
+                <w:sz w:val="19"/>
+              </w:rPr>
+              <w:t>Dr. Alfred Ang</w:t>
+            </w:r>
+          </w:p>
+        </w:tc>
+      </w:tr>
+      <w:tr>
+        <w:tc>
+          <w:tcPr>
+            <w:tcW w:type="dxa" w:w="2160"/>
+          </w:tcPr>
+          <w:p>
+            <w:r/>
+            <w:r>
+              <w:rPr>
+                <w:sz w:val="19"/>
+              </w:rPr>
+              <w:t>3.1</w:t>
+            </w:r>
+          </w:p>
+        </w:tc>
+        <w:tc>
+          <w:tcPr>
+            <w:tcW w:type="dxa" w:w="2160"/>
+          </w:tcPr>
+          <w:p>
+            <w:r/>
+            <w:r>
+              <w:rPr>
+                <w:sz w:val="19"/>
+              </w:rPr>
+              <w:t>17 September 2026</w:t>
+            </w:r>
+          </w:p>
+        </w:tc>
+        <w:tc>
+          <w:tcPr>
+            <w:tcW w:type="dxa" w:w="2160"/>
+          </w:tcPr>
+          <w:p>
+            <w:r/>
+            <w:r>
+              <w:rPr>
+                <w:sz w:val="19"/>
+              </w:rPr>
+              <w:t>Added a document-processing lab as the new Lab 1 — 126 synthetic Meridian supplier invoices and expense receipts that Claude reads into a CSV and files into month folders — so the course now opens on the work Cowork is really for. Seven labs in total. Topic 2 now teaches the three layers of a skill, the Do / Verify / Save / Update process and /skill-creator. All scenario data moved to FY2025 for one consistent year.</w:t>
             </w:r>
           </w:p>
         </w:tc>
@@ -550,7 +608,7 @@
         </w:rPr>
         <w:t>Course Information</w:t>
         <w:tab/>
-        <w:t>4</w:t>
+        <w:t>5</w:t>
       </w:r>
     </w:p>
     <w:p>
@@ -569,7 +627,7 @@
         </w:rPr>
         <w:t>Learning Outcomes</w:t>
         <w:tab/>
-        <w:t>4</w:t>
+        <w:t>5</w:t>
       </w:r>
     </w:p>
     <w:p>
@@ -588,7 +646,7 @@
         </w:rPr>
         <w:t>Learning Reinforcement</w:t>
         <w:tab/>
-        <w:t>4</w:t>
+        <w:t>5</w:t>
       </w:r>
     </w:p>
     <w:p>
@@ -607,7 +665,7 @@
         </w:rPr>
         <w:t>Course Schedule</w:t>
         <w:tab/>
-        <w:t>4</w:t>
+        <w:t>5</w:t>
       </w:r>
     </w:p>
     <w:p>
@@ -627,7 +685,7 @@
         </w:rPr>
         <w:t>Day 1 — From a first Live Artefact to a branded, connected finance dashboard</w:t>
         <w:tab/>
-        <w:t>4</w:t>
+        <w:t>5</w:t>
       </w:r>
     </w:p>
     <w:p>
@@ -646,7 +704,7 @@
         </w:rPr>
         <w:t>Lab Reference (aligned to course topics)</w:t>
         <w:tab/>
-        <w:t>5</w:t>
+        <w:t>6</w:t>
       </w:r>
     </w:p>
     <w:p>
@@ -918,7 +976,7 @@
         <w:rPr>
           <w:sz w:val="21"/>
         </w:rPr>
-        <w:t>LO1: Set up Claude and the Cowork desktop workspace, and explain where Cowork fits in the Claude product family.</w:t>
+        <w:t>LO1: Set up the Cowork desktop workspace and have Claude process a folder of documents into a structured summary.</w:t>
       </w:r>
     </w:p>
     <w:p>
@@ -962,7 +1020,7 @@
         <w:rPr>
           <w:sz w:val="21"/>
         </w:rPr>
-        <w:t>LO5: Write an Agent Skill that runs a repeatable routine across your connected tools on one command.</w:t>
+        <w:t>LO5: Turn a verified routine into an Agent Skill with /skill-creator, update it, and explain a skill's three layers.</w:t>
       </w:r>
     </w:p>
     <w:p>
@@ -1179,7 +1237,7 @@
                 <w:b/>
                 <w:sz w:val="19"/>
               </w:rPr>
-              <w:t>9:20–10:05</w:t>
+              <w:t>9:20–10:00</w:t>
             </w:r>
           </w:p>
         </w:tc>
@@ -1196,7 +1254,7 @@
                 <w:b w:val="0"/>
                 <w:sz w:val="19"/>
               </w:rPr>
-              <w:t>45 min</w:t>
+              <w:t>40 min</w:t>
             </w:r>
           </w:p>
         </w:tc>
@@ -1232,7 +1290,7 @@
                 <w:b/>
                 <w:sz w:val="19"/>
               </w:rPr>
-              <w:t>10:05–10:45</w:t>
+              <w:t>10:00–10:30</w:t>
             </w:r>
           </w:p>
         </w:tc>
@@ -1249,7 +1307,7 @@
                 <w:b w:val="0"/>
                 <w:sz w:val="19"/>
               </w:rPr>
-              <w:t>40 min</w:t>
+              <w:t>30 min</w:t>
             </w:r>
           </w:p>
         </w:tc>
@@ -1285,7 +1343,7 @@
                 <w:b w:val="0"/>
                 <w:sz w:val="19"/>
               </w:rPr>
-              <w:t>10:45–11:00</w:t>
+              <w:t>10:30–10:45</w:t>
             </w:r>
           </w:p>
         </w:tc>
@@ -1328,6 +1386,24 @@
         <w:tc>
           <w:tcPr>
             <w:tcW w:type="dxa" w:w="1656"/>
+            <w:shd w:val="clear" w:color="auto" w:fill="E8F0FE"/>
+          </w:tcPr>
+          <w:p>
+            <w:r/>
+            <w:r>
+              <w:rPr>
+                <w:rFonts w:ascii="Arial" w:hAnsi="Arial"/>
+                <w:b/>
+                <w:sz w:val="19"/>
+              </w:rPr>
+              <w:t>10:45–11:15</w:t>
+            </w:r>
+          </w:p>
+        </w:tc>
+        <w:tc>
+          <w:tcPr>
+            <w:tcW w:type="dxa" w:w="1296"/>
+            <w:shd w:val="clear" w:color="auto" w:fill="E8F0FE"/>
           </w:tcPr>
           <w:p>
             <w:r/>
@@ -1337,7 +1413,42 @@
                 <w:b w:val="0"/>
                 <w:sz w:val="19"/>
               </w:rPr>
-              <w:t>11:00–12:30</w:t>
+              <w:t>30 min</w:t>
+            </w:r>
+          </w:p>
+        </w:tc>
+        <w:tc>
+          <w:tcPr>
+            <w:tcW w:type="dxa" w:w="6840"/>
+            <w:shd w:val="clear" w:color="auto" w:fill="E8F0FE"/>
+          </w:tcPr>
+          <w:p>
+            <w:r/>
+            <w:r>
+              <w:rPr>
+                <w:rFonts w:ascii="Arial" w:hAnsi="Arial"/>
+                <w:b/>
+                <w:sz w:val="19"/>
+              </w:rPr>
+              <w:t>Topic 1 — Working with documents: reading a folder of PDFs and acting on files (trainer demo)</w:t>
+            </w:r>
+          </w:p>
+        </w:tc>
+      </w:tr>
+      <w:tr>
+        <w:tc>
+          <w:tcPr>
+            <w:tcW w:type="dxa" w:w="1656"/>
+          </w:tcPr>
+          <w:p>
+            <w:r/>
+            <w:r>
+              <w:rPr>
+                <w:rFonts w:ascii="Arial" w:hAnsi="Arial"/>
+                <w:b w:val="0"/>
+                <w:sz w:val="19"/>
+              </w:rPr>
+              <w:t>11:15–12:30</w:t>
             </w:r>
           </w:p>
         </w:tc>
@@ -1353,7 +1464,7 @@
                 <w:b w:val="0"/>
                 <w:sz w:val="19"/>
               </w:rPr>
-              <w:t>90 min</w:t>
+              <w:t>75 min</w:t>
             </w:r>
           </w:p>
         </w:tc>
@@ -1369,7 +1480,7 @@
                 <w:b w:val="0"/>
                 <w:sz w:val="19"/>
               </w:rPr>
-              <w:t>Hands-on: Lab 1: Your First Live Artefact; Lab 2: The Meridian Sales Dashboard</w:t>
+              <w:t>Hands-on: Lab 1: Process a Folder of Invoices; Lab 2: Your First Live Artefact</w:t>
             </w:r>
           </w:p>
         </w:tc>
@@ -1431,6 +1542,56 @@
         <w:tc>
           <w:tcPr>
             <w:tcW w:type="dxa" w:w="1656"/>
+          </w:tcPr>
+          <w:p>
+            <w:r/>
+            <w:r>
+              <w:rPr>
+                <w:rFonts w:ascii="Arial" w:hAnsi="Arial"/>
+                <w:b w:val="0"/>
+                <w:sz w:val="19"/>
+              </w:rPr>
+              <w:t>13:30–14:10</w:t>
+            </w:r>
+          </w:p>
+        </w:tc>
+        <w:tc>
+          <w:tcPr>
+            <w:tcW w:type="dxa" w:w="1296"/>
+          </w:tcPr>
+          <w:p>
+            <w:r/>
+            <w:r>
+              <w:rPr>
+                <w:rFonts w:ascii="Arial" w:hAnsi="Arial"/>
+                <w:b w:val="0"/>
+                <w:sz w:val="19"/>
+              </w:rPr>
+              <w:t>40 min</w:t>
+            </w:r>
+          </w:p>
+        </w:tc>
+        <w:tc>
+          <w:tcPr>
+            <w:tcW w:type="dxa" w:w="6840"/>
+          </w:tcPr>
+          <w:p>
+            <w:r/>
+            <w:r>
+              <w:rPr>
+                <w:rFonts w:ascii="Arial" w:hAnsi="Arial"/>
+                <w:b w:val="0"/>
+                <w:sz w:val="19"/>
+              </w:rPr>
+              <w:t>Hands-on: Lab 3: The Meridian Sales Dashboard</w:t>
+            </w:r>
+          </w:p>
+        </w:tc>
+      </w:tr>
+      <w:tr>
+        <w:tc>
+          <w:tcPr>
+            <w:tcW w:type="dxa" w:w="1656"/>
             <w:shd w:val="clear" w:color="auto" w:fill="E8F0FE"/>
           </w:tcPr>
           <w:p>
@@ -1441,7 +1602,7 @@
                 <w:b/>
                 <w:sz w:val="19"/>
               </w:rPr>
-              <w:t>13:30–14:05</w:t>
+              <w:t>14:10–14:40</w:t>
             </w:r>
           </w:p>
         </w:tc>
@@ -1458,7 +1619,7 @@
                 <w:b w:val="0"/>
                 <w:sz w:val="19"/>
               </w:rPr>
-              <w:t>35 min</w:t>
+              <w:t>30 min</w:t>
             </w:r>
           </w:p>
         </w:tc>
@@ -1493,7 +1654,7 @@
                 <w:b w:val="0"/>
                 <w:sz w:val="19"/>
               </w:rPr>
-              <w:t>14:05–15:20</w:t>
+              <w:t>14:40–15:35</w:t>
             </w:r>
           </w:p>
         </w:tc>
@@ -1509,7 +1670,7 @@
                 <w:b w:val="0"/>
                 <w:sz w:val="19"/>
               </w:rPr>
-              <w:t>75 min</w:t>
+              <w:t>55 min</w:t>
             </w:r>
           </w:p>
         </w:tc>
@@ -1525,7 +1686,7 @@
                 <w:b w:val="0"/>
                 <w:sz w:val="19"/>
               </w:rPr>
-              <w:t>Hands-on: Lab 3: Connect Google Drive; Lab 4: Refresh the Dashboard and Send the Summary</w:t>
+              <w:t>Hands-on: Lab 4: Connect Google Drive; Lab 5: Refresh the Dashboard and Send the Summary</w:t>
             </w:r>
           </w:p>
         </w:tc>
@@ -1544,7 +1705,7 @@
                 <w:b w:val="0"/>
                 <w:sz w:val="19"/>
               </w:rPr>
-              <w:t>15:20–15:35</w:t>
+              <w:t>15:35–15:50</w:t>
             </w:r>
           </w:p>
         </w:tc>
@@ -1597,7 +1758,7 @@
                 <w:b/>
                 <w:sz w:val="19"/>
               </w:rPr>
-              <w:t>15:35–15:55</w:t>
+              <w:t>15:50–16:10</w:t>
             </w:r>
           </w:p>
         </w:tc>
@@ -1649,7 +1810,7 @@
                 <w:b w:val="0"/>
                 <w:sz w:val="19"/>
               </w:rPr>
-              <w:t>15:55–16:35</w:t>
+              <w:t>16:10–16:45</w:t>
             </w:r>
           </w:p>
         </w:tc>
@@ -1665,7 +1826,7 @@
                 <w:b w:val="0"/>
                 <w:sz w:val="19"/>
               </w:rPr>
-              <w:t>40 min</w:t>
+              <w:t>35 min</w:t>
             </w:r>
           </w:p>
         </w:tc>
@@ -1681,7 +1842,7 @@
                 <w:b w:val="0"/>
                 <w:sz w:val="19"/>
               </w:rPr>
-              <w:t>Hands-on: Lab 5: Build a /daily-brief Skill</w:t>
+              <w:t>Hands-on: Lab 6: Build a /daily-brief Skill</w:t>
             </w:r>
           </w:p>
         </w:tc>
@@ -1700,7 +1861,7 @@
                 <w:b/>
                 <w:sz w:val="19"/>
               </w:rPr>
-              <w:t>16:35–16:55</w:t>
+              <w:t>16:45–17:05</w:t>
             </w:r>
           </w:p>
         </w:tc>
@@ -1752,7 +1913,7 @@
                 <w:b w:val="0"/>
                 <w:sz w:val="19"/>
               </w:rPr>
-              <w:t>16:55–17:40</w:t>
+              <w:t>17:05–17:45</w:t>
             </w:r>
           </w:p>
         </w:tc>
@@ -1768,7 +1929,7 @@
                 <w:b w:val="0"/>
                 <w:sz w:val="19"/>
               </w:rPr>
-              <w:t>45 min</w:t>
+              <w:t>40 min</w:t>
             </w:r>
           </w:p>
         </w:tc>
@@ -1784,7 +1945,7 @@
                 <w:b w:val="0"/>
                 <w:sz w:val="19"/>
               </w:rPr>
-              <w:t>Hands-on: Lab 6: Build the Meridian Claude Project</w:t>
+              <w:t>Hands-on: Lab 7: Build the Meridian Claude Project</w:t>
             </w:r>
           </w:p>
         </w:tc>
@@ -1803,7 +1964,7 @@
                 <w:b w:val="0"/>
                 <w:sz w:val="19"/>
               </w:rPr>
-              <w:t>17:40–18:00</w:t>
+              <w:t>17:45–18:00</w:t>
             </w:r>
           </w:p>
         </w:tc>
@@ -1820,7 +1981,7 @@
                 <w:b w:val="0"/>
                 <w:sz w:val="19"/>
               </w:rPr>
-              <w:t>20 min</w:t>
+              <w:t>15 min</w:t>
             </w:r>
           </w:p>
         </w:tc>
@@ -1959,7 +2120,7 @@
                 <w:b w:val="0"/>
                 <w:sz w:val="19"/>
               </w:rPr>
-              <w:t>175 min (2 h 55 min)</w:t>
+              <w:t>215 min (3 h 35 min)</w:t>
             </w:r>
           </w:p>
         </w:tc>
@@ -1975,7 +2136,7 @@
                 <w:b w:val="0"/>
                 <w:sz w:val="19"/>
               </w:rPr>
-              <w:t>Lab 1, Lab 2</w:t>
+              <w:t>Lab 1, Lab 2, Lab 3</w:t>
             </w:r>
           </w:p>
         </w:tc>
@@ -2011,7 +2172,7 @@
                 <w:b w:val="0"/>
                 <w:sz w:val="19"/>
               </w:rPr>
-              <w:t>170 min (2 h 50 min)</w:t>
+              <w:t>140 min (2 h 20 min)</w:t>
             </w:r>
           </w:p>
         </w:tc>
@@ -2027,7 +2188,7 @@
                 <w:b w:val="0"/>
                 <w:sz w:val="19"/>
               </w:rPr>
-              <w:t>Lab 3, Lab 4, Lab 5</w:t>
+              <w:t>Lab 4, Lab 5, Lab 6</w:t>
             </w:r>
           </w:p>
         </w:tc>
@@ -2063,7 +2224,7 @@
                 <w:b w:val="0"/>
                 <w:sz w:val="19"/>
               </w:rPr>
-              <w:t>65 min (1 h 5 min)</w:t>
+              <w:t>60 min (1 h)</w:t>
             </w:r>
           </w:p>
         </w:tc>
@@ -2079,7 +2240,7 @@
                 <w:b w:val="0"/>
                 <w:sz w:val="19"/>
               </w:rPr>
-              <w:t>Lab 6</w:t>
+              <w:t>Lab 7</w:t>
             </w:r>
           </w:p>
         </w:tc>

--- a/courseware/LP-Claude Cowork Masterclass.docx
+++ b/courseware/LP-Claude Cowork Masterclass.docx
@@ -554,7 +554,7 @@
               <w:rPr>
                 <w:sz w:val="19"/>
               </w:rPr>
-              <w:t>Added a document-processing lab as the new Lab 1 — 126 synthetic Meridian supplier invoices and expense receipts that Claude reads into a CSV and files into month folders — so the course now opens on the work Cowork is really for. Seven labs in total. Topic 2 now teaches the three layers of a skill, the Do / Verify / Save / Update process and /skill-creator. All scenario data moved to FY2025 for one consistent year.</w:t>
+              <w:t>Added a document-processing lab as the new Lab 1 — 126 synthetic Meridian supplier invoices and expense receipts that Claude reads into a CSV and files into month folders — so the course now opens on the work Cowork is really for. Seven labs in total. Topic 2 now teaches the three layers of a skill, the Do / Verify / Save / Update process and /skill-creator. All scenario data moved to FY2025 for one consistent year. Topic 2 also contrasts a skill with a plugin — the shareable bundle of skills, tools, agents and hooks.</w:t>
             </w:r>
           </w:p>
         </w:tc>

--- a/courseware/LP-Claude Cowork Masterclass.docx
+++ b/courseware/LP-Claude Cowork Masterclass.docx
@@ -554,7 +554,7 @@
               <w:rPr>
                 <w:sz w:val="19"/>
               </w:rPr>
-              <w:t>Added a document-processing lab as the new Lab 1 — 126 synthetic Meridian supplier invoices and expense receipts that Claude reads into a CSV and files into month folders — so the course now opens on the work Cowork is really for. Seven labs in total. Topic 2 now teaches the three layers of a skill, the Do / Verify / Save / Update process and /skill-creator. All scenario data moved to FY2025 for one consistent year. Topic 2 also contrasts a skill with a plugin — the shareable bundle of skills, tools, agents and hooks.</w:t>
+              <w:t>Added a document-processing lab as the new Lab 1 — 126 synthetic Meridian supplier invoices and expense receipts that Claude reads into a CSV and files into month folders — so the course now opens on the work Cowork is really for. Seven labs in total. Topic 2 now teaches the three layers of a skill, the Do / Verify / Save / Update process and /skill-creator. All scenario data moved to FY2025 for one consistent year. Topic 2 also contrasts a skill with a plugin — the shareable bundle of skills, tools, agents and hooks. Topic 1 gains a Chat/Cowork/Code comparison, what makes Cowork useful, and the Claude plan pricing, and two About the Trainer profile slides follow the learner self-introduction.</w:t>
             </w:r>
           </w:p>
         </w:tc>

--- a/courseware/LP-Claude Cowork Masterclass.docx
+++ b/courseware/LP-Claude Cowork Masterclass.docx
@@ -179,7 +179,7 @@
           <w:color w:val="1F6FEB"/>
           <w:sz w:val="24"/>
         </w:rPr>
-        <w:t>Version 3.1</w:t>
+        <w:t>Version 3.2</w:t>
       </w:r>
     </w:p>
     <w:p>
@@ -573,6 +573,64 @@
           </w:p>
         </w:tc>
       </w:tr>
+      <w:tr>
+        <w:tc>
+          <w:tcPr>
+            <w:tcW w:type="dxa" w:w="2160"/>
+          </w:tcPr>
+          <w:p>
+            <w:r/>
+            <w:r>
+              <w:rPr>
+                <w:sz w:val="19"/>
+              </w:rPr>
+              <w:t>3.2</w:t>
+            </w:r>
+          </w:p>
+        </w:tc>
+        <w:tc>
+          <w:tcPr>
+            <w:tcW w:type="dxa" w:w="2160"/>
+          </w:tcPr>
+          <w:p>
+            <w:r/>
+            <w:r>
+              <w:rPr>
+                <w:sz w:val="19"/>
+              </w:rPr>
+              <w:t>18 September 2026</w:t>
+            </w:r>
+          </w:p>
+        </w:tc>
+        <w:tc>
+          <w:tcPr>
+            <w:tcW w:type="dxa" w:w="2160"/>
+          </w:tcPr>
+          <w:p>
+            <w:r/>
+            <w:r>
+              <w:rPr>
+                <w:sz w:val="19"/>
+              </w:rPr>
+              <w:t>Restructured from seven labs to ten. Topic 2 now runs in two halves — tools (Labs 4-5, the Drive and Gmail connectors) then skills (Labs 6-8). Two new labs: Lab 6 has Claude generate the Meridian board deck with real PowerPoint charts using its built-in pptx skill, which the learner never enables or names, and Lab 8 has the learner attach Meridian's branded template, have Claude learn the house style from it, and save that as a brand-deck skill. The daily-brief lab becomes Lab 7 and the Claude Project lab becomes Lab 9, which now gathers both learner-written skills. Labs 7 and 8 send their prompts as two separate blocks — do the work, verify, then type /skill-creator in the composer to save it. The connector slide adds Microsoft 365 and explains why its write tools are off by default. Topic 3 becomes Claude Projects and Plugins: Lab 9 is rebuilt around the four panels of the live project page — Instructions, Context, Folder and Scheduled — and a new Lab 10 installs Anthropic's Productivity plugin, giving the Skills vs Plugins concept a hands-on counterpart and closing the course on the follow-ups its own labs produced. The day is rebalanced to fund the extra labs from the topic talks: 295 of the day's 540 minutes are now hands-on.</w:t>
+            </w:r>
+          </w:p>
+        </w:tc>
+        <w:tc>
+          <w:tcPr>
+            <w:tcW w:type="dxa" w:w="2160"/>
+          </w:tcPr>
+          <w:p>
+            <w:r/>
+            <w:r>
+              <w:rPr>
+                <w:sz w:val="19"/>
+              </w:rPr>
+              <w:t>Dr. Alfred Ang</w:t>
+            </w:r>
+          </w:p>
+        </w:tc>
+      </w:tr>
     </w:tbl>
     <w:p>
       <w:r>
@@ -608,7 +666,7 @@
         </w:rPr>
         <w:t>Course Information</w:t>
         <w:tab/>
-        <w:t>5</w:t>
+        <w:t>6</w:t>
       </w:r>
     </w:p>
     <w:p>
@@ -627,7 +685,7 @@
         </w:rPr>
         <w:t>Learning Outcomes</w:t>
         <w:tab/>
-        <w:t>5</w:t>
+        <w:t>6</w:t>
       </w:r>
     </w:p>
     <w:p>
@@ -646,7 +704,7 @@
         </w:rPr>
         <w:t>Learning Reinforcement</w:t>
         <w:tab/>
-        <w:t>5</w:t>
+        <w:t>6</w:t>
       </w:r>
     </w:p>
     <w:p>
@@ -665,7 +723,7 @@
         </w:rPr>
         <w:t>Course Schedule</w:t>
         <w:tab/>
-        <w:t>5</w:t>
+        <w:t>7</w:t>
       </w:r>
     </w:p>
     <w:p>
@@ -685,7 +743,7 @@
         </w:rPr>
         <w:t>Day 1 — From a first Live Artefact to a branded, connected finance dashboard</w:t>
         <w:tab/>
-        <w:t>5</w:t>
+        <w:t>7</w:t>
       </w:r>
     </w:p>
     <w:p>
@@ -704,7 +762,7 @@
         </w:rPr>
         <w:t>Lab Reference (aligned to course topics)</w:t>
         <w:tab/>
-        <w:t>6</w:t>
+        <w:t>8</w:t>
       </w:r>
     </w:p>
     <w:p>
@@ -1020,7 +1078,7 @@
         <w:rPr>
           <w:sz w:val="21"/>
         </w:rPr>
-        <w:t>LO5: Turn a verified routine into an Agent Skill with /skill-creator, update it, and explain a skill's three layers.</w:t>
+        <w:t>LO5: Generate a board-ready deck with real charts from connected data, using a skill Claude loads on demand.</w:t>
       </w:r>
     </w:p>
     <w:p>
@@ -1031,7 +1089,40 @@
         <w:rPr>
           <w:sz w:val="21"/>
         </w:rPr>
-        <w:t>LO6: Assemble a Claude Project that holds the data, instructions, skill and dashboard as one reusable team workspace.</w:t>
+        <w:t>LO6: Turn a verified routine into an Agent Skill with /skill-creator, update it, and explain a skill's three layers.</w:t>
+      </w:r>
+    </w:p>
+    <w:p>
+      <w:pPr>
+        <w:pStyle w:val="ListBullet"/>
+      </w:pPr>
+      <w:r>
+        <w:rPr>
+          <w:sz w:val="21"/>
+        </w:rPr>
+        <w:t>LO7: Capture a documented house style as a reusable skill that brands any presentation on command.</w:t>
+      </w:r>
+    </w:p>
+    <w:p>
+      <w:pPr>
+        <w:pStyle w:val="ListBullet"/>
+      </w:pPr>
+      <w:r>
+        <w:rPr>
+          <w:sz w:val="21"/>
+        </w:rPr>
+        <w:t>LO8: Assemble a Claude Project that holds the data, instructions, skills and dashboard as one reusable team workspace.</w:t>
+      </w:r>
+    </w:p>
+    <w:p>
+      <w:pPr>
+        <w:pStyle w:val="ListBullet"/>
+      </w:pPr>
+      <w:r>
+        <w:rPr>
+          <w:sz w:val="21"/>
+        </w:rPr>
+        <w:t>LO9: Install a plugin and explain how a packaged bundle of skills differs from a skill you wrote yourself.</w:t>
       </w:r>
     </w:p>
     <w:p>
@@ -1237,7 +1328,7 @@
                 <w:b/>
                 <w:sz w:val="19"/>
               </w:rPr>
-              <w:t>9:20–10:00</w:t>
+              <w:t>9:20–9:55</w:t>
             </w:r>
           </w:p>
         </w:tc>
@@ -1254,7 +1345,7 @@
                 <w:b w:val="0"/>
                 <w:sz w:val="19"/>
               </w:rPr>
-              <w:t>40 min</w:t>
+              <w:t>35 min</w:t>
             </w:r>
           </w:p>
         </w:tc>
@@ -1271,7 +1362,7 @@
                 <w:b/>
                 <w:sz w:val="19"/>
               </w:rPr>
-              <w:t>Topic 1 — Claude Cowork Fundamentals: the Claude family, the evolution of AI engineering, setting up Cowork</w:t>
+              <w:t>Topic 1 — Claude Cowork Fundamentals: the Claude family, the evolution of AI engineering, pricing and setting up Cowork</w:t>
             </w:r>
           </w:p>
         </w:tc>
@@ -1290,7 +1381,7 @@
                 <w:b/>
                 <w:sz w:val="19"/>
               </w:rPr>
-              <w:t>10:00–10:30</w:t>
+              <w:t>9:55–10:20</w:t>
             </w:r>
           </w:p>
         </w:tc>
@@ -1307,7 +1398,7 @@
                 <w:b w:val="0"/>
                 <w:sz w:val="19"/>
               </w:rPr>
-              <w:t>30 min</w:t>
+              <w:t>25 min</w:t>
             </w:r>
           </w:p>
         </w:tc>
@@ -1343,7 +1434,7 @@
                 <w:b w:val="0"/>
                 <w:sz w:val="19"/>
               </w:rPr>
-              <w:t>10:30–10:45</w:t>
+              <w:t>10:20–10:35</w:t>
             </w:r>
           </w:p>
         </w:tc>
@@ -1396,7 +1487,7 @@
                 <w:b/>
                 <w:sz w:val="19"/>
               </w:rPr>
-              <w:t>10:45–11:15</w:t>
+              <w:t>10:35–10:50</w:t>
             </w:r>
           </w:p>
         </w:tc>
@@ -1413,7 +1504,7 @@
                 <w:b w:val="0"/>
                 <w:sz w:val="19"/>
               </w:rPr>
-              <w:t>30 min</w:t>
+              <w:t>15 min</w:t>
             </w:r>
           </w:p>
         </w:tc>
@@ -1448,7 +1539,7 @@
                 <w:b w:val="0"/>
                 <w:sz w:val="19"/>
               </w:rPr>
-              <w:t>11:15–12:30</w:t>
+              <w:t>10:50–12:05</w:t>
             </w:r>
           </w:p>
         </w:tc>
@@ -1481,6 +1572,59 @@
                 <w:sz w:val="19"/>
               </w:rPr>
               <w:t>Hands-on: Lab 1: Process a Folder of Invoices; Lab 2: Your First Live Artefact</w:t>
+            </w:r>
+          </w:p>
+        </w:tc>
+      </w:tr>
+      <w:tr>
+        <w:tc>
+          <w:tcPr>
+            <w:tcW w:type="dxa" w:w="1656"/>
+            <w:shd w:val="clear" w:color="auto" w:fill="E8F0FE"/>
+          </w:tcPr>
+          <w:p>
+            <w:r/>
+            <w:r>
+              <w:rPr>
+                <w:rFonts w:ascii="Arial" w:hAnsi="Arial"/>
+                <w:b/>
+                <w:sz w:val="19"/>
+              </w:rPr>
+              <w:t>12:05–12:30</w:t>
+            </w:r>
+          </w:p>
+        </w:tc>
+        <w:tc>
+          <w:tcPr>
+            <w:tcW w:type="dxa" w:w="1296"/>
+            <w:shd w:val="clear" w:color="auto" w:fill="E8F0FE"/>
+          </w:tcPr>
+          <w:p>
+            <w:r/>
+            <w:r>
+              <w:rPr>
+                <w:rFonts w:ascii="Arial" w:hAnsi="Arial"/>
+                <w:b w:val="0"/>
+                <w:sz w:val="19"/>
+              </w:rPr>
+              <w:t>25 min</w:t>
+            </w:r>
+          </w:p>
+        </w:tc>
+        <w:tc>
+          <w:tcPr>
+            <w:tcW w:type="dxa" w:w="6840"/>
+            <w:shd w:val="clear" w:color="auto" w:fill="E8F0FE"/>
+          </w:tcPr>
+          <w:p>
+            <w:r/>
+            <w:r>
+              <w:rPr>
+                <w:rFonts w:ascii="Arial" w:hAnsi="Arial"/>
+                <w:b/>
+                <w:sz w:val="19"/>
+              </w:rPr>
+              <w:t>Topic 2 — Tools: connectors, Drive scope and permissions, Gmail approval</w:t>
             </w:r>
           </w:p>
         </w:tc>
@@ -1592,24 +1736,6 @@
         <w:tc>
           <w:tcPr>
             <w:tcW w:type="dxa" w:w="1656"/>
-            <w:shd w:val="clear" w:color="auto" w:fill="E8F0FE"/>
-          </w:tcPr>
-          <w:p>
-            <w:r/>
-            <w:r>
-              <w:rPr>
-                <w:rFonts w:ascii="Arial" w:hAnsi="Arial"/>
-                <w:b/>
-                <w:sz w:val="19"/>
-              </w:rPr>
-              <w:t>14:10–14:40</w:t>
-            </w:r>
-          </w:p>
-        </w:tc>
-        <w:tc>
-          <w:tcPr>
-            <w:tcW w:type="dxa" w:w="1296"/>
-            <w:shd w:val="clear" w:color="auto" w:fill="E8F0FE"/>
           </w:tcPr>
           <w:p>
             <w:r/>
@@ -1619,42 +1745,7 @@
                 <w:b w:val="0"/>
                 <w:sz w:val="19"/>
               </w:rPr>
-              <w:t>30 min</w:t>
-            </w:r>
-          </w:p>
-        </w:tc>
-        <w:tc>
-          <w:tcPr>
-            <w:tcW w:type="dxa" w:w="6840"/>
-            <w:shd w:val="clear" w:color="auto" w:fill="E8F0FE"/>
-          </w:tcPr>
-          <w:p>
-            <w:r/>
-            <w:r>
-              <w:rPr>
-                <w:rFonts w:ascii="Arial" w:hAnsi="Arial"/>
-                <w:b/>
-                <w:sz w:val="19"/>
-              </w:rPr>
-              <w:t>Topic 2 — Tools and Skills: connectors, Drive scope and permissions, Gmail approval</w:t>
-            </w:r>
-          </w:p>
-        </w:tc>
-      </w:tr>
-      <w:tr>
-        <w:tc>
-          <w:tcPr>
-            <w:tcW w:type="dxa" w:w="1656"/>
-          </w:tcPr>
-          <w:p>
-            <w:r/>
-            <w:r>
-              <w:rPr>
-                <w:rFonts w:ascii="Arial" w:hAnsi="Arial"/>
-                <w:b w:val="0"/>
-                <w:sz w:val="19"/>
-              </w:rPr>
-              <w:t>14:40–15:35</w:t>
+              <w:t>14:10–15:05</w:t>
             </w:r>
           </w:p>
         </w:tc>
@@ -1705,7 +1796,7 @@
                 <w:b w:val="0"/>
                 <w:sz w:val="19"/>
               </w:rPr>
-              <w:t>15:35–15:50</w:t>
+              <w:t>15:05–15:20</w:t>
             </w:r>
           </w:p>
         </w:tc>
@@ -1758,7 +1849,7 @@
                 <w:b/>
                 <w:sz w:val="19"/>
               </w:rPr>
-              <w:t>15:50–16:10</w:t>
+              <w:t>15:20–15:35</w:t>
             </w:r>
           </w:p>
         </w:tc>
@@ -1775,7 +1866,7 @@
                 <w:b w:val="0"/>
                 <w:sz w:val="19"/>
               </w:rPr>
-              <w:t>20 min</w:t>
+              <w:t>15 min</w:t>
             </w:r>
           </w:p>
         </w:tc>
@@ -1792,7 +1883,7 @@
                 <w:b/>
                 <w:sz w:val="19"/>
               </w:rPr>
-              <w:t>Topic 2 — Agent Skills: SKILL.md and a routine that drives your connected tools</w:t>
+              <w:t>Topic 2 — Skills: built-in skills, the three layers, SKILL.md and /skill-creator</w:t>
             </w:r>
           </w:p>
         </w:tc>
@@ -1810,7 +1901,57 @@
                 <w:b w:val="0"/>
                 <w:sz w:val="19"/>
               </w:rPr>
-              <w:t>16:10–16:45</w:t>
+              <w:t>15:35–16:05</w:t>
+            </w:r>
+          </w:p>
+        </w:tc>
+        <w:tc>
+          <w:tcPr>
+            <w:tcW w:type="dxa" w:w="1296"/>
+          </w:tcPr>
+          <w:p>
+            <w:r/>
+            <w:r>
+              <w:rPr>
+                <w:rFonts w:ascii="Arial" w:hAnsi="Arial"/>
+                <w:b w:val="0"/>
+                <w:sz w:val="19"/>
+              </w:rPr>
+              <w:t>30 min</w:t>
+            </w:r>
+          </w:p>
+        </w:tc>
+        <w:tc>
+          <w:tcPr>
+            <w:tcW w:type="dxa" w:w="6840"/>
+          </w:tcPr>
+          <w:p>
+            <w:r/>
+            <w:r>
+              <w:rPr>
+                <w:rFonts w:ascii="Arial" w:hAnsi="Arial"/>
+                <w:b w:val="0"/>
+                <w:sz w:val="19"/>
+              </w:rPr>
+              <w:t>Hands-on: Lab 6: Generate the Meridian Board Deck</w:t>
+            </w:r>
+          </w:p>
+        </w:tc>
+      </w:tr>
+      <w:tr>
+        <w:tc>
+          <w:tcPr>
+            <w:tcW w:type="dxa" w:w="1656"/>
+          </w:tcPr>
+          <w:p>
+            <w:r/>
+            <w:r>
+              <w:rPr>
+                <w:rFonts w:ascii="Arial" w:hAnsi="Arial"/>
+                <w:b w:val="0"/>
+                <w:sz w:val="19"/>
+              </w:rPr>
+              <w:t>16:05–16:40</w:t>
             </w:r>
           </w:p>
         </w:tc>
@@ -1842,7 +1983,57 @@
                 <w:b w:val="0"/>
                 <w:sz w:val="19"/>
               </w:rPr>
-              <w:t>Hands-on: Lab 6: Build a /daily-brief Skill</w:t>
+              <w:t>Hands-on: Lab 7: Build a /daily-brief Skill</w:t>
+            </w:r>
+          </w:p>
+        </w:tc>
+      </w:tr>
+      <w:tr>
+        <w:tc>
+          <w:tcPr>
+            <w:tcW w:type="dxa" w:w="1656"/>
+          </w:tcPr>
+          <w:p>
+            <w:r/>
+            <w:r>
+              <w:rPr>
+                <w:rFonts w:ascii="Arial" w:hAnsi="Arial"/>
+                <w:b w:val="0"/>
+                <w:sz w:val="19"/>
+              </w:rPr>
+              <w:t>16:40–17:00</w:t>
+            </w:r>
+          </w:p>
+        </w:tc>
+        <w:tc>
+          <w:tcPr>
+            <w:tcW w:type="dxa" w:w="1296"/>
+          </w:tcPr>
+          <w:p>
+            <w:r/>
+            <w:r>
+              <w:rPr>
+                <w:rFonts w:ascii="Arial" w:hAnsi="Arial"/>
+                <w:b w:val="0"/>
+                <w:sz w:val="19"/>
+              </w:rPr>
+              <w:t>20 min</w:t>
+            </w:r>
+          </w:p>
+        </w:tc>
+        <w:tc>
+          <w:tcPr>
+            <w:tcW w:type="dxa" w:w="6840"/>
+          </w:tcPr>
+          <w:p>
+            <w:r/>
+            <w:r>
+              <w:rPr>
+                <w:rFonts w:ascii="Arial" w:hAnsi="Arial"/>
+                <w:b w:val="0"/>
+                <w:sz w:val="19"/>
+              </w:rPr>
+              <w:t>Hands-on: Lab 8: Brand the Board Deck</w:t>
             </w:r>
           </w:p>
         </w:tc>
@@ -1861,7 +2052,7 @@
                 <w:b/>
                 <w:sz w:val="19"/>
               </w:rPr>
-              <w:t>16:45–17:05</w:t>
+              <w:t>17:00–17:10</w:t>
             </w:r>
           </w:p>
         </w:tc>
@@ -1878,7 +2069,7 @@
                 <w:b w:val="0"/>
                 <w:sz w:val="19"/>
               </w:rPr>
-              <w:t>20 min</w:t>
+              <w:t>10 min</w:t>
             </w:r>
           </w:p>
         </w:tc>
@@ -1895,7 +2086,7 @@
                 <w:b/>
                 <w:sz w:val="19"/>
               </w:rPr>
-              <w:t>Topic 3 — Claude Projects: project knowledge, custom instructions, sharing</w:t>
+              <w:t>Topic 3 — Claude Projects and Plugins: project knowledge, the four panels, skills vs plugins</w:t>
             </w:r>
           </w:p>
         </w:tc>
@@ -1913,7 +2104,7 @@
                 <w:b w:val="0"/>
                 <w:sz w:val="19"/>
               </w:rPr>
-              <w:t>17:05–17:45</w:t>
+              <w:t>17:10–17:35</w:t>
             </w:r>
           </w:p>
         </w:tc>
@@ -1929,7 +2120,7 @@
                 <w:b w:val="0"/>
                 <w:sz w:val="19"/>
               </w:rPr>
-              <w:t>40 min</w:t>
+              <w:t>25 min</w:t>
             </w:r>
           </w:p>
         </w:tc>
@@ -1945,7 +2136,57 @@
                 <w:b w:val="0"/>
                 <w:sz w:val="19"/>
               </w:rPr>
-              <w:t>Hands-on: Lab 7: Build the Meridian Claude Project</w:t>
+              <w:t>Hands-on: Lab 9: Build the Meridian Claude Project</w:t>
+            </w:r>
+          </w:p>
+        </w:tc>
+      </w:tr>
+      <w:tr>
+        <w:tc>
+          <w:tcPr>
+            <w:tcW w:type="dxa" w:w="1656"/>
+          </w:tcPr>
+          <w:p>
+            <w:r/>
+            <w:r>
+              <w:rPr>
+                <w:rFonts w:ascii="Arial" w:hAnsi="Arial"/>
+                <w:b w:val="0"/>
+                <w:sz w:val="19"/>
+              </w:rPr>
+              <w:t>17:35–17:50</w:t>
+            </w:r>
+          </w:p>
+        </w:tc>
+        <w:tc>
+          <w:tcPr>
+            <w:tcW w:type="dxa" w:w="1296"/>
+          </w:tcPr>
+          <w:p>
+            <w:r/>
+            <w:r>
+              <w:rPr>
+                <w:rFonts w:ascii="Arial" w:hAnsi="Arial"/>
+                <w:b w:val="0"/>
+                <w:sz w:val="19"/>
+              </w:rPr>
+              <w:t>15 min</w:t>
+            </w:r>
+          </w:p>
+        </w:tc>
+        <w:tc>
+          <w:tcPr>
+            <w:tcW w:type="dxa" w:w="6840"/>
+          </w:tcPr>
+          <w:p>
+            <w:r/>
+            <w:r>
+              <w:rPr>
+                <w:rFonts w:ascii="Arial" w:hAnsi="Arial"/>
+                <w:b w:val="0"/>
+                <w:sz w:val="19"/>
+              </w:rPr>
+              <w:t>Hands-on: Lab 10: Add the Productivity Plugin</w:t>
             </w:r>
           </w:p>
         </w:tc>
@@ -1964,7 +2205,7 @@
                 <w:b w:val="0"/>
                 <w:sz w:val="19"/>
               </w:rPr>
-              <w:t>17:45–18:00</w:t>
+              <w:t>17:50–18:00</w:t>
             </w:r>
           </w:p>
         </w:tc>
@@ -1981,7 +2222,7 @@
                 <w:b w:val="0"/>
                 <w:sz w:val="19"/>
               </w:rPr>
-              <w:t>15 min</w:t>
+              <w:t>10 min</w:t>
             </w:r>
           </w:p>
         </w:tc>
@@ -2120,7 +2361,7 @@
                 <w:b w:val="0"/>
                 <w:sz w:val="19"/>
               </w:rPr>
-              <w:t>215 min (3 h 35 min)</w:t>
+              <w:t>190 min (3 h 10 min)</w:t>
             </w:r>
           </w:p>
         </w:tc>
@@ -2172,7 +2413,7 @@
                 <w:b w:val="0"/>
                 <w:sz w:val="19"/>
               </w:rPr>
-              <w:t>140 min (2 h 20 min)</w:t>
+              <w:t>180 min (3 h)</w:t>
             </w:r>
           </w:p>
         </w:tc>
@@ -2188,7 +2429,7 @@
                 <w:b w:val="0"/>
                 <w:sz w:val="19"/>
               </w:rPr>
-              <w:t>Lab 4, Lab 5, Lab 6</w:t>
+              <w:t>Lab 4, Lab 5, Lab 6, Lab 7, Lab 8</w:t>
             </w:r>
           </w:p>
         </w:tc>
@@ -2207,7 +2448,7 @@
                 <w:b/>
                 <w:sz w:val="19"/>
               </w:rPr>
-              <w:t>Topic 03: Claude Projects</w:t>
+              <w:t>Topic 03: Claude Projects and Plugins</w:t>
             </w:r>
           </w:p>
         </w:tc>
@@ -2224,7 +2465,7 @@
                 <w:b w:val="0"/>
                 <w:sz w:val="19"/>
               </w:rPr>
-              <w:t>60 min (1 h)</w:t>
+              <w:t>50 min</w:t>
             </w:r>
           </w:p>
         </w:tc>
@@ -2240,7 +2481,7 @@
                 <w:b w:val="0"/>
                 <w:sz w:val="19"/>
               </w:rPr>
-              <w:t>Lab 7</w:t>
+              <w:t>Lab 9, Lab 10</w:t>
             </w:r>
           </w:p>
         </w:tc>

--- a/courseware/LP-Claude Cowork Masterclass.docx
+++ b/courseware/LP-Claude Cowork Masterclass.docx
@@ -179,7 +179,7 @@
           <w:color w:val="1F6FEB"/>
           <w:sz w:val="24"/>
         </w:rPr>
-        <w:t>Version 3.2</w:t>
+        <w:t>Version 4.1</w:t>
       </w:r>
     </w:p>
     <w:p>
@@ -613,6 +613,122 @@
                 <w:sz w:val="19"/>
               </w:rPr>
               <w:t>Restructured from seven labs to ten. Topic 2 now runs in two halves — tools (Labs 4-5, the Drive and Gmail connectors) then skills (Labs 6-8). Two new labs: Lab 6 has Claude generate the Meridian board deck with real PowerPoint charts using its built-in pptx skill, which the learner never enables or names, and Lab 8 has the learner attach Meridian's branded template, have Claude learn the house style from it, and save that as a brand-deck skill. The daily-brief lab becomes Lab 7 and the Claude Project lab becomes Lab 9, which now gathers both learner-written skills. Labs 7 and 8 send their prompts as two separate blocks — do the work, verify, then type /skill-creator in the composer to save it. The connector slide adds Microsoft 365 and explains why its write tools are off by default. Topic 3 becomes Claude Projects and Plugins: Lab 9 is rebuilt around the four panels of the live project page — Instructions, Context, Folder and Scheduled — and a new Lab 10 installs Anthropic's Productivity plugin, giving the Skills vs Plugins concept a hands-on counterpart and closing the course on the follow-ups its own labs produced. The day is rebalanced to fund the extra labs from the topic talks: 295 of the day's 540 minutes are now hands-on.</w:t>
+            </w:r>
+          </w:p>
+        </w:tc>
+        <w:tc>
+          <w:tcPr>
+            <w:tcW w:type="dxa" w:w="2160"/>
+          </w:tcPr>
+          <w:p>
+            <w:r/>
+            <w:r>
+              <w:rPr>
+                <w:sz w:val="19"/>
+              </w:rPr>
+              <w:t>Dr. Alfred Ang</w:t>
+            </w:r>
+          </w:p>
+        </w:tc>
+      </w:tr>
+      <w:tr>
+        <w:tc>
+          <w:tcPr>
+            <w:tcW w:type="dxa" w:w="2160"/>
+          </w:tcPr>
+          <w:p>
+            <w:r/>
+            <w:r>
+              <w:rPr>
+                <w:sz w:val="19"/>
+              </w:rPr>
+              <w:t>4.0</w:t>
+            </w:r>
+          </w:p>
+        </w:tc>
+        <w:tc>
+          <w:tcPr>
+            <w:tcW w:type="dxa" w:w="2160"/>
+          </w:tcPr>
+          <w:p>
+            <w:r/>
+            <w:r>
+              <w:rPr>
+                <w:sz w:val="19"/>
+              </w:rPr>
+              <w:t>18 September 2026</w:t>
+            </w:r>
+          </w:p>
+        </w:tc>
+        <w:tc>
+          <w:tcPr>
+            <w:tcW w:type="dxa" w:w="2160"/>
+          </w:tcPr>
+          <w:p>
+            <w:r/>
+            <w:r>
+              <w:rPr>
+                <w:sz w:val="19"/>
+              </w:rPr>
+              <w:t>First stable release of the ten-lab course. Content is unchanged from 3.2; the major version marks the restructured syllabus as settled and gives the published deck a clean release number for the Drive folder and the course page.</w:t>
+            </w:r>
+          </w:p>
+        </w:tc>
+        <w:tc>
+          <w:tcPr>
+            <w:tcW w:type="dxa" w:w="2160"/>
+          </w:tcPr>
+          <w:p>
+            <w:r/>
+            <w:r>
+              <w:rPr>
+                <w:sz w:val="19"/>
+              </w:rPr>
+              <w:t>Dr. Alfred Ang</w:t>
+            </w:r>
+          </w:p>
+        </w:tc>
+      </w:tr>
+      <w:tr>
+        <w:tc>
+          <w:tcPr>
+            <w:tcW w:type="dxa" w:w="2160"/>
+          </w:tcPr>
+          <w:p>
+            <w:r/>
+            <w:r>
+              <w:rPr>
+                <w:sz w:val="19"/>
+              </w:rPr>
+              <w:t>4.1</w:t>
+            </w:r>
+          </w:p>
+        </w:tc>
+        <w:tc>
+          <w:tcPr>
+            <w:tcW w:type="dxa" w:w="2160"/>
+          </w:tcPr>
+          <w:p>
+            <w:r/>
+            <w:r>
+              <w:rPr>
+                <w:sz w:val="19"/>
+              </w:rPr>
+              <w:t>18 September 2026</w:t>
+            </w:r>
+          </w:p>
+        </w:tc>
+        <w:tc>
+          <w:tcPr>
+            <w:tcW w:type="dxa" w:w="2160"/>
+          </w:tcPr>
+          <w:p>
+            <w:r/>
+            <w:r>
+              <w:rPr>
+                <w:sz w:val="19"/>
+              </w:rPr>
+              <w:t>Lab 4: added the recovery step for the Google Drive connector's "insufficient scope" error. The connector can report Connected while its OAuth grant lacks drive.readonly, so every file request fails; the lab now tells learners to grant full read access, and TOOLS.md carries a Settings → Connectors → Reconnect recovery note. Hit in a live run.</w:t>
             </w:r>
           </w:p>
         </w:tc>

--- a/courseware/LP-Claude Cowork Masterclass.docx
+++ b/courseware/LP-Claude Cowork Masterclass.docx
@@ -179,7 +179,7 @@
           <w:color w:val="1F6FEB"/>
           <w:sz w:val="24"/>
         </w:rPr>
-        <w:t>Version 4.1</w:t>
+        <w:t>Version 4.2</w:t>
       </w:r>
     </w:p>
     <w:p>
@@ -747,6 +747,64 @@
           </w:p>
         </w:tc>
       </w:tr>
+      <w:tr>
+        <w:tc>
+          <w:tcPr>
+            <w:tcW w:type="dxa" w:w="2160"/>
+          </w:tcPr>
+          <w:p>
+            <w:r/>
+            <w:r>
+              <w:rPr>
+                <w:sz w:val="19"/>
+              </w:rPr>
+              <w:t>4.2</w:t>
+            </w:r>
+          </w:p>
+        </w:tc>
+        <w:tc>
+          <w:tcPr>
+            <w:tcW w:type="dxa" w:w="2160"/>
+          </w:tcPr>
+          <w:p>
+            <w:r/>
+            <w:r>
+              <w:rPr>
+                <w:sz w:val="19"/>
+              </w:rPr>
+              <w:t>18 September 2026</w:t>
+            </w:r>
+          </w:p>
+        </w:tc>
+        <w:tc>
+          <w:tcPr>
+            <w:tcW w:type="dxa" w:w="2160"/>
+          </w:tcPr>
+          <w:p>
+            <w:r/>
+            <w:r>
+              <w:rPr>
+                <w:sz w:val="19"/>
+              </w:rPr>
+              <w:t>Moved the Skills vs. Plugins diagram out of Topic 2 and placed it immediately before Lab 10, the lab that installs one. It previously sat some forty slides ahead of the exercise it explains; it now lands after the learner has written two skills of their own, which is what makes the containment diagram — a plugin as a bundle of skills, tools, agents and hooks — actually land.</w:t>
+            </w:r>
+          </w:p>
+        </w:tc>
+        <w:tc>
+          <w:tcPr>
+            <w:tcW w:type="dxa" w:w="2160"/>
+          </w:tcPr>
+          <w:p>
+            <w:r/>
+            <w:r>
+              <w:rPr>
+                <w:sz w:val="19"/>
+              </w:rPr>
+              <w:t>Dr. Alfred Ang</w:t>
+            </w:r>
+          </w:p>
+        </w:tc>
+      </w:tr>
     </w:tbl>
     <w:p>
       <w:r>
@@ -782,7 +840,7 @@
         </w:rPr>
         <w:t>Course Information</w:t>
         <w:tab/>
-        <w:t>6</w:t>
+        <w:t>7</w:t>
       </w:r>
     </w:p>
     <w:p>
@@ -801,7 +859,7 @@
         </w:rPr>
         <w:t>Learning Outcomes</w:t>
         <w:tab/>
-        <w:t>6</w:t>
+        <w:t>7</w:t>
       </w:r>
     </w:p>
     <w:p>
@@ -820,7 +878,7 @@
         </w:rPr>
         <w:t>Learning Reinforcement</w:t>
         <w:tab/>
-        <w:t>6</w:t>
+        <w:t>7</w:t>
       </w:r>
     </w:p>
     <w:p>
@@ -839,7 +897,7 @@
         </w:rPr>
         <w:t>Course Schedule</w:t>
         <w:tab/>
-        <w:t>7</w:t>
+        <w:t>8</w:t>
       </w:r>
     </w:p>
     <w:p>
@@ -859,7 +917,7 @@
         </w:rPr>
         <w:t>Day 1 — From a first Live Artefact to a branded, connected finance dashboard</w:t>
         <w:tab/>
-        <w:t>7</w:t>
+        <w:t>8</w:t>
       </w:r>
     </w:p>
     <w:p>
@@ -878,7 +936,7 @@
         </w:rPr>
         <w:t>Lab Reference (aligned to course topics)</w:t>
         <w:tab/>
-        <w:t>8</w:t>
+        <w:t>9</w:t>
       </w:r>
     </w:p>
     <w:p>
